--- a/CrediAgil/Templates/CONTRATO - PRENDA AUTO - EMPRESA.docx
+++ b/CrediAgil/Templates/CONTRATO - PRENDA AUTO - EMPRESA.docx
@@ -43,13 +43,12 @@
       <w:r>
         <w:rPr>
           <w:rFonts w:cstheme="minorHAnsi"/>
-          <w:b/>
-          <w:bCs/>
-          <w:color w:val="000000"/>
-          <w:sz w:val="16"/>
-          <w:szCs w:val="16"/>
-        </w:rPr>
-        <w:t>N°</w:t>
+          <w:color w:val="000000"/>
+          <w:sz w:val="16"/>
+          <w:szCs w:val="16"/>
+          <w:lang w:val="es-MX"/>
+        </w:rPr>
+        <w:t>Nº</w:t>
       </w:r>
       <w:proofErr w:type="spellEnd"/>
       <w:r>
@@ -187,7 +186,51 @@
           <w:szCs w:val="16"/>
           <w:lang w:val="es-MX"/>
         </w:rPr>
-        <w:t xml:space="preserve">, con R.U.C. N° 20601767920 con domicilio en la JR. LAS ALEÑAS NRO. 200 URB. SAN IGNACIO LIMA - LIMA - SAN JUAN DE LURIGANCHO, debidamente representada por sus funcionarios autorizados según Poderes inscritos en la Partida N° 13782080 del Registro de Personas Jurídicas de Lima, denominada en adelante </w:t>
+        <w:t xml:space="preserve">, con R.U.C. </w:t>
+      </w:r>
+      <w:proofErr w:type="spellStart"/>
+      <w:r>
+        <w:rPr>
+          <w:rFonts w:cstheme="minorHAnsi"/>
+          <w:color w:val="000000"/>
+          <w:sz w:val="16"/>
+          <w:szCs w:val="16"/>
+          <w:lang w:val="es-MX"/>
+        </w:rPr>
+        <w:t>Nº</w:t>
+      </w:r>
+      <w:proofErr w:type="spellEnd"/>
+      <w:r>
+        <w:rPr>
+          <w:rFonts w:cstheme="minorHAnsi"/>
+          <w:color w:val="000000"/>
+          <w:sz w:val="16"/>
+          <w:szCs w:val="16"/>
+          <w:lang w:val="es-MX"/>
+        </w:rPr>
+        <w:t xml:space="preserve"> 20601767920 con domicilio en la JR. LAS ALEÑAS NRO. 200 URB. SAN IGNACIO LIMA - LIMA - SAN JUAN DE LURIGANCHO, debidamente representada por sus funcionarios autorizados según Poderes inscritos en la Partida </w:t>
+      </w:r>
+      <w:proofErr w:type="spellStart"/>
+      <w:r>
+        <w:rPr>
+          <w:rFonts w:cstheme="minorHAnsi"/>
+          <w:color w:val="000000"/>
+          <w:sz w:val="16"/>
+          <w:szCs w:val="16"/>
+          <w:lang w:val="es-MX"/>
+        </w:rPr>
+        <w:t>Nº</w:t>
+      </w:r>
+      <w:proofErr w:type="spellEnd"/>
+      <w:r>
+        <w:rPr>
+          <w:rFonts w:cstheme="minorHAnsi"/>
+          <w:color w:val="000000"/>
+          <w:sz w:val="16"/>
+          <w:szCs w:val="16"/>
+          <w:lang w:val="es-MX"/>
+        </w:rPr>
+        <w:t xml:space="preserve"> 13782080 del Registro de Personas Jurídicas de Lima, denominada en adelante </w:t>
       </w:r>
       <w:r>
         <w:rPr>
@@ -294,13 +337,12 @@
       <w:r>
         <w:rPr>
           <w:rFonts w:cstheme="minorHAnsi"/>
-          <w:b/>
-          <w:bCs/>
-          <w:color w:val="000000"/>
-          <w:sz w:val="16"/>
-          <w:szCs w:val="16"/>
-        </w:rPr>
-        <w:t>N°</w:t>
+          <w:color w:val="000000"/>
+          <w:sz w:val="16"/>
+          <w:szCs w:val="16"/>
+          <w:lang w:val="es-MX"/>
+        </w:rPr>
+        <w:t>Nº</w:t>
       </w:r>
       <w:proofErr w:type="spellEnd"/>
       <w:r>
@@ -390,8 +432,9 @@
           <w:color w:val="000000"/>
           <w:sz w:val="16"/>
           <w:szCs w:val="16"/>
-        </w:rPr>
-        <w:t>N°</w:t>
+          <w:lang w:val="es-MX"/>
+        </w:rPr>
+        <w:t>Nº</w:t>
       </w:r>
       <w:proofErr w:type="spellEnd"/>
       <w:r>
@@ -438,13 +481,12 @@
       <w:r>
         <w:rPr>
           <w:rFonts w:cstheme="minorHAnsi"/>
-          <w:b/>
-          <w:bCs/>
-          <w:color w:val="000000"/>
-          <w:sz w:val="16"/>
-          <w:szCs w:val="16"/>
-        </w:rPr>
-        <w:t>N°</w:t>
+          <w:color w:val="000000"/>
+          <w:sz w:val="16"/>
+          <w:szCs w:val="16"/>
+          <w:lang w:val="es-MX"/>
+        </w:rPr>
+        <w:t>Nº</w:t>
       </w:r>
       <w:proofErr w:type="spellEnd"/>
       <w:r>
@@ -812,9 +854,20 @@
           <w:color w:val="000000"/>
           <w:sz w:val="16"/>
           <w:szCs w:val="16"/>
-          <w:lang w:val="es-MX"/>
-        </w:rPr>
-        <w:t>30 días calendario</w:t>
+        </w:rPr>
+        <w:t>{{PLAZO_DIAS}}</w:t>
+      </w:r>
+      <w:r>
+        <w:rPr>
+          <w:rFonts w:cstheme="minorHAnsi"/>
+          <w:b/>
+          <w:bCs/>
+          <w:color w:val="000000"/>
+          <w:sz w:val="16"/>
+          <w:szCs w:val="16"/>
+          <w:lang w:val="es-MX"/>
+        </w:rPr>
+        <w:t xml:space="preserve"> días calendario</w:t>
       </w:r>
       <w:r>
         <w:rPr>
@@ -1569,7 +1622,7 @@
           <w:szCs w:val="16"/>
           <w:lang w:val="es-MX"/>
         </w:rPr>
-        <w:t xml:space="preserve"> El señor(a) {{NOMBRE_GARANTE}} identificado con DNI N° {{DNI_GARANTE}}, y su cónyuge {{CONYUGE_GARANTE}} con DNI </w:t>
+        <w:t xml:space="preserve"> El señor(a) {{NOMBRE_GARANTE}} identificado con DNI </w:t>
       </w:r>
       <w:proofErr w:type="spellStart"/>
       <w:r>
@@ -1591,6 +1644,28 @@
           <w:szCs w:val="16"/>
           <w:lang w:val="es-MX"/>
         </w:rPr>
+        <w:t xml:space="preserve"> {{DNI_GARANTE}}, y su cónyuge {{CONYUGE_GARANTE}} con DNI </w:t>
+      </w:r>
+      <w:proofErr w:type="spellStart"/>
+      <w:r>
+        <w:rPr>
+          <w:rFonts w:cstheme="minorHAnsi"/>
+          <w:color w:val="000000"/>
+          <w:sz w:val="16"/>
+          <w:szCs w:val="16"/>
+          <w:lang w:val="es-MX"/>
+        </w:rPr>
+        <w:t>Nº</w:t>
+      </w:r>
+      <w:proofErr w:type="spellEnd"/>
+      <w:r>
+        <w:rPr>
+          <w:rFonts w:cstheme="minorHAnsi"/>
+          <w:color w:val="000000"/>
+          <w:sz w:val="16"/>
+          <w:szCs w:val="16"/>
+          <w:lang w:val="es-MX"/>
+        </w:rPr>
         <w:t xml:space="preserve"> {{DNI_CONYUGE_GARANTE}}, con domicilio en {{DOMICILIO_GARANTE}}, adquiriendo en consecuencia la calidad de DEUDOR SOLIDARIO de la presente obligación asumida por </w:t>
       </w:r>
       <w:r>
@@ -1651,7 +1726,29 @@
           <w:szCs w:val="16"/>
           <w:lang w:val="es-MX"/>
         </w:rPr>
-        <w:t xml:space="preserve">Sobre el vehículo cuyas características técnicas (Marca, Modelo, Placa, Motor, Serie) se detallan minuciosamente en el ANEXO 01 del presente contrato. El vehículo se encuentra inscrito en la Partida Electrónica N° {{AUTO_PARTIDA}} del Registro de Propiedad Vehicular de la Oficina Registral de {{AUTO_OFICINA_REGISTRAL}}. </w:t>
+        <w:t xml:space="preserve">Sobre el vehículo cuyas características técnicas (Marca, Modelo, Placa, Motor, Serie) se detallan minuciosamente en el ANEXO 01 del presente contrato. El vehículo se encuentra inscrito en la Partida Electrónica </w:t>
+      </w:r>
+      <w:proofErr w:type="spellStart"/>
+      <w:r>
+        <w:rPr>
+          <w:rFonts w:cstheme="minorHAnsi"/>
+          <w:color w:val="000000"/>
+          <w:sz w:val="16"/>
+          <w:szCs w:val="16"/>
+          <w:lang w:val="es-MX"/>
+        </w:rPr>
+        <w:t>Nº</w:t>
+      </w:r>
+      <w:proofErr w:type="spellEnd"/>
+      <w:r>
+        <w:rPr>
+          <w:rFonts w:cstheme="minorHAnsi"/>
+          <w:color w:val="000000"/>
+          <w:sz w:val="16"/>
+          <w:szCs w:val="16"/>
+          <w:lang w:val="es-MX"/>
+        </w:rPr>
+        <w:t xml:space="preserve"> {{AUTO_PARTIDA}} del Registro de Propiedad Vehicular de la Oficina Registral de {{AUTO_OFICINA_REGISTRAL}}. </w:t>
       </w:r>
       <w:r>
         <w:rPr>
@@ -1700,6 +1797,7 @@
           <w:color w:val="000000"/>
           <w:sz w:val="16"/>
           <w:szCs w:val="16"/>
+          <w:u w:val="single"/>
           <w:lang w:val="es-MX"/>
         </w:rPr>
       </w:pPr>
@@ -2938,8 +3036,9 @@
           <w:color w:val="000000"/>
           <w:sz w:val="16"/>
           <w:szCs w:val="16"/>
-        </w:rPr>
-        <w:t>N°</w:t>
+          <w:lang w:val="es-MX"/>
+        </w:rPr>
+        <w:t>Nº</w:t>
       </w:r>
       <w:proofErr w:type="spellEnd"/>
       <w:r>
@@ -5250,8 +5349,20 @@
           <w:szCs w:val="16"/>
           <w:lang w:val="es-MX"/>
         </w:rPr>
-        <w:t>Este documento forma parte integrante del Contrato N°</w:t>
-      </w:r>
+        <w:t xml:space="preserve">Este documento forma parte integrante del Contrato </w:t>
+      </w:r>
+      <w:proofErr w:type="spellStart"/>
+      <w:r>
+        <w:rPr>
+          <w:rFonts w:cstheme="minorHAnsi"/>
+          <w:color w:val="000000"/>
+          <w:sz w:val="16"/>
+          <w:szCs w:val="16"/>
+          <w:lang w:val="es-MX"/>
+        </w:rPr>
+        <w:t>Nº</w:t>
+      </w:r>
+      <w:proofErr w:type="spellEnd"/>
       <w:r>
         <w:rPr>
           <w:rFonts w:cstheme="minorHAnsi"/>
@@ -5618,17 +5729,29 @@
           <w:lang w:val="es-MX"/>
         </w:rPr>
       </w:pPr>
-      <w:r>
-        <w:rPr>
-          <w:rFonts w:cstheme="minorHAnsi"/>
-          <w:b/>
-          <w:bCs/>
-          <w:color w:val="000000"/>
-          <w:sz w:val="16"/>
-          <w:szCs w:val="16"/>
-          <w:lang w:val="es-MX"/>
-        </w:rPr>
-        <w:t>N° de Motor:</w:t>
+      <w:proofErr w:type="spellStart"/>
+      <w:r>
+        <w:rPr>
+          <w:rFonts w:cstheme="minorHAnsi"/>
+          <w:color w:val="000000"/>
+          <w:sz w:val="16"/>
+          <w:szCs w:val="16"/>
+          <w:lang w:val="es-MX"/>
+        </w:rPr>
+        <w:t>Nº</w:t>
+      </w:r>
+      <w:proofErr w:type="spellEnd"/>
+      <w:r>
+        <w:rPr>
+          <w:rFonts w:cstheme="minorHAnsi"/>
+          <w:b/>
+          <w:bCs/>
+          <w:color w:val="000000"/>
+          <w:sz w:val="16"/>
+          <w:szCs w:val="16"/>
+          <w:lang w:val="es-MX"/>
+        </w:rPr>
+        <w:t xml:space="preserve"> de Motor:</w:t>
       </w:r>
       <w:r>
         <w:rPr>
@@ -5662,17 +5785,29 @@
         </w:rPr>
         <w:t xml:space="preserve">  </w:t>
       </w:r>
-      <w:r>
-        <w:rPr>
-          <w:rFonts w:cstheme="minorHAnsi"/>
-          <w:b/>
-          <w:bCs/>
-          <w:color w:val="000000"/>
-          <w:sz w:val="16"/>
-          <w:szCs w:val="16"/>
-          <w:lang w:val="es-MX"/>
-        </w:rPr>
-        <w:t>N° de Serie/Chasis:</w:t>
+      <w:proofErr w:type="spellStart"/>
+      <w:r>
+        <w:rPr>
+          <w:rFonts w:cstheme="minorHAnsi"/>
+          <w:color w:val="000000"/>
+          <w:sz w:val="16"/>
+          <w:szCs w:val="16"/>
+          <w:lang w:val="es-MX"/>
+        </w:rPr>
+        <w:t>Nº</w:t>
+      </w:r>
+      <w:proofErr w:type="spellEnd"/>
+      <w:r>
+        <w:rPr>
+          <w:rFonts w:cstheme="minorHAnsi"/>
+          <w:b/>
+          <w:bCs/>
+          <w:color w:val="000000"/>
+          <w:sz w:val="16"/>
+          <w:szCs w:val="16"/>
+          <w:lang w:val="es-MX"/>
+        </w:rPr>
+        <w:t xml:space="preserve"> de Serie/Chasis:</w:t>
       </w:r>
       <w:r>
         <w:rPr>
@@ -6422,7 +6557,29 @@
           <w:szCs w:val="16"/>
           <w:lang w:val="es-MX"/>
         </w:rPr>
-        <w:t>Este documento forma parte integrante del Contrato N° {{NUM_CONTRATO}}</w:t>
+        <w:t xml:space="preserve">Este documento forma parte integrante del Contrato </w:t>
+      </w:r>
+      <w:proofErr w:type="spellStart"/>
+      <w:r>
+        <w:rPr>
+          <w:rFonts w:cstheme="minorHAnsi"/>
+          <w:color w:val="000000"/>
+          <w:sz w:val="16"/>
+          <w:szCs w:val="16"/>
+          <w:lang w:val="es-MX"/>
+        </w:rPr>
+        <w:t>Nº</w:t>
+      </w:r>
+      <w:proofErr w:type="spellEnd"/>
+      <w:r>
+        <w:rPr>
+          <w:rFonts w:cstheme="minorHAnsi"/>
+          <w:color w:val="000000"/>
+          <w:sz w:val="16"/>
+          <w:szCs w:val="16"/>
+          <w:lang w:val="es-MX"/>
+        </w:rPr>
+        <w:t xml:space="preserve"> {{NUM_CONTRATO}}</w:t>
       </w:r>
     </w:p>
     <w:p>
@@ -7349,7 +7506,7 @@
           </mc:Choice>
           <mc:Fallback>
             <w:pict>
-              <v:rect w14:anchorId="02C08818" id="15 Rectángulo" o:spid="_x0000_s1026" style="position:absolute;margin-left:458.5pt;margin-top:.3pt;width:61.5pt;height:70.5pt;z-index:251661312;visibility:visible;mso-wrap-style:square;mso-wrap-distance-left:9pt;mso-wrap-distance-top:0;mso-wrap-distance-right:9pt;mso-wrap-distance-bottom:0;mso-position-horizontal:absolute;mso-position-horizontal-relative:text;mso-position-vertical:absolute;mso-position-vertical-relative:text;v-text-anchor:middle" o:gfxdata="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" fillcolor="white [3201]" strokecolor="black [3213]" strokeweight="2pt"/>
+              <v:rect w14:anchorId="068DD248" id="15 Rectángulo" o:spid="_x0000_s1026" style="position:absolute;margin-left:458.5pt;margin-top:.3pt;width:61.5pt;height:70.5pt;z-index:251661312;visibility:visible;mso-wrap-style:square;mso-wrap-distance-left:9pt;mso-wrap-distance-top:0;mso-wrap-distance-right:9pt;mso-wrap-distance-bottom:0;mso-position-horizontal:absolute;mso-position-horizontal-relative:text;mso-position-vertical:absolute;mso-position-vertical-relative:text;v-text-anchor:middle" o:gfxdata="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" fillcolor="white [3201]" strokecolor="black [3213]" strokeweight="2pt"/>
             </w:pict>
           </mc:Fallback>
         </mc:AlternateContent>
@@ -7425,7 +7582,7 @@
           </mc:Choice>
           <mc:Fallback>
             <w:pict>
-              <v:rect w14:anchorId="1C5101F0" id="14 Rectángulo" o:spid="_x0000_s1026" style="position:absolute;margin-left:163.7pt;margin-top:.4pt;width:61.5pt;height:70.5pt;z-index:251657216;visibility:visible;mso-wrap-style:square;mso-wrap-distance-left:9pt;mso-wrap-distance-top:0;mso-wrap-distance-right:9pt;mso-wrap-distance-bottom:0;mso-position-horizontal:absolute;mso-position-horizontal-relative:text;mso-position-vertical:absolute;mso-position-vertical-relative:text;v-text-anchor:middle" o:gfxdata="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" fillcolor="white [3201]" strokecolor="black [3213]" strokeweight="2pt"/>
+              <v:rect w14:anchorId="7140FC83" id="14 Rectángulo" o:spid="_x0000_s1026" style="position:absolute;margin-left:163.7pt;margin-top:.4pt;width:61.5pt;height:70.5pt;z-index:251657216;visibility:visible;mso-wrap-style:square;mso-wrap-distance-left:9pt;mso-wrap-distance-top:0;mso-wrap-distance-right:9pt;mso-wrap-distance-bottom:0;mso-position-horizontal:absolute;mso-position-horizontal-relative:text;mso-position-vertical:absolute;mso-position-vertical-relative:text;v-text-anchor:middle" o:gfxdata="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" fillcolor="white [3201]" strokecolor="black [3213]" strokeweight="2pt"/>
             </w:pict>
           </mc:Fallback>
         </mc:AlternateContent>
@@ -7926,7 +8083,7 @@
         </mc:Choice>
         <mc:Fallback>
           <w:pict>
-            <v:line w14:anchorId="75338930" id="17 Conector recto" o:spid="_x0000_s1026" style="position:absolute;z-index:251676672;visibility:visible;mso-wrap-style:square;mso-wrap-distance-left:9pt;mso-wrap-distance-top:0;mso-wrap-distance-right:9pt;mso-wrap-distance-bottom:0;mso-position-horizontal:absolute;mso-position-horizontal-relative:text;mso-position-vertical:absolute;mso-position-vertical-relative:text" from="-42.9pt,-6.6pt" to="551.1pt,-6.6pt" o:gfxdata="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" strokecolor="black [3213]" strokeweight="1.75pt"/>
+            <v:line w14:anchorId="62E431C1" id="17 Conector recto" o:spid="_x0000_s1026" style="position:absolute;z-index:251676672;visibility:visible;mso-wrap-style:square;mso-wrap-distance-left:9pt;mso-wrap-distance-top:0;mso-wrap-distance-right:9pt;mso-wrap-distance-bottom:0;mso-position-horizontal:absolute;mso-position-horizontal-relative:text;mso-position-vertical:absolute;mso-position-vertical-relative:text" from="-42.9pt,-6.6pt" to="551.1pt,-6.6pt" o:gfxdata="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" strokecolor="black [3213]" strokeweight="1.75pt"/>
           </w:pict>
         </mc:Fallback>
       </mc:AlternateContent>
@@ -7939,7 +8096,7 @@
         <w:sz w:val="14"/>
         <w:szCs w:val="14"/>
       </w:rPr>
-      <w:t>CREDI A</w:t>
+      <w:t xml:space="preserve"> </w:t>
     </w:r>
     <w:r>
       <w:rPr>
@@ -7949,7 +8106,7 @@
         <w:sz w:val="14"/>
         <w:szCs w:val="14"/>
       </w:rPr>
-      <w:t xml:space="preserve">GIL </w:t>
+      <w:t>CREDI</w:t>
     </w:r>
     <w:r>
       <w:rPr>
@@ -7959,7 +8116,7 @@
         <w:sz w:val="14"/>
         <w:szCs w:val="14"/>
       </w:rPr>
-      <w:t>DEL PERÚ</w:t>
+      <w:t>Á</w:t>
     </w:r>
     <w:r>
       <w:rPr>
@@ -7969,7 +8126,7 @@
         <w:sz w:val="14"/>
         <w:szCs w:val="14"/>
       </w:rPr>
-      <w:t xml:space="preserve"> </w:t>
+      <w:t xml:space="preserve">GIL </w:t>
     </w:r>
     <w:r>
       <w:rPr>
@@ -7979,7 +8136,7 @@
         <w:sz w:val="14"/>
         <w:szCs w:val="14"/>
       </w:rPr>
-      <w:t>/ Av. Próceres de independencia 2517 /  J</w:t>
+      <w:t>DEL PERÚ</w:t>
     </w:r>
     <w:r>
       <w:rPr>
@@ -7989,7 +8146,37 @@
         <w:sz w:val="14"/>
         <w:szCs w:val="14"/>
       </w:rPr>
-      <w:t xml:space="preserve">r. las aleñas 200 SJL </w:t>
+      <w:t xml:space="preserve"> </w:t>
+    </w:r>
+    <w:r>
+      <w:rPr>
+        <w:rFonts w:ascii="Verdana" w:hAnsi="Verdana" w:cs="Courier New"/>
+        <w:b/>
+        <w:bCs/>
+        <w:sz w:val="14"/>
+        <w:szCs w:val="14"/>
+      </w:rPr>
+      <w:t xml:space="preserve">/ Av. Próceres de independencia 2517 </w:t>
+    </w:r>
+    <w:r>
+      <w:rPr>
+        <w:rFonts w:ascii="Verdana" w:hAnsi="Verdana" w:cs="Courier New"/>
+        <w:b/>
+        <w:bCs/>
+        <w:sz w:val="14"/>
+        <w:szCs w:val="14"/>
+      </w:rPr>
+      <w:t>/ Jr.</w:t>
+    </w:r>
+    <w:r>
+      <w:rPr>
+        <w:rFonts w:ascii="Verdana" w:hAnsi="Verdana" w:cs="Courier New"/>
+        <w:b/>
+        <w:bCs/>
+        <w:sz w:val="14"/>
+        <w:szCs w:val="14"/>
+      </w:rPr>
+      <w:t xml:space="preserve"> las aleñas 200 SJL </w:t>
     </w:r>
     <w:r>
       <w:rPr>
@@ -8312,7 +8499,6 @@
       </w:rPr>
       <w:t>Credi</w:t>
     </w:r>
-    <w:proofErr w:type="spellEnd"/>
     <w:r>
       <w:rPr>
         <w:rFonts w:ascii="Verdana" w:hAnsi="Verdana" w:cs="Courier New"/>
@@ -8322,9 +8508,8 @@
         <w:szCs w:val="14"/>
         <w:lang w:val="en-US"/>
       </w:rPr>
-      <w:t xml:space="preserve"> </w:t>
+      <w:t>Á</w:t>
     </w:r>
-    <w:proofErr w:type="spellStart"/>
     <w:r>
       <w:rPr>
         <w:rFonts w:ascii="Verdana" w:hAnsi="Verdana" w:cs="Courier New"/>
@@ -8334,7 +8519,7 @@
         <w:szCs w:val="14"/>
         <w:lang w:val="en-US"/>
       </w:rPr>
-      <w:t>Agil</w:t>
+      <w:t>gil</w:t>
     </w:r>
     <w:proofErr w:type="spellEnd"/>
   </w:p>

--- a/CrediAgil/Templates/CONTRATO - PRENDA AUTO - EMPRESA.docx
+++ b/CrediAgil/Templates/CONTRATO - PRENDA AUTO - EMPRESA.docx
@@ -60,7 +60,40 @@
           <w:sz w:val="16"/>
           <w:szCs w:val="16"/>
         </w:rPr>
-        <w:t xml:space="preserve"> {{NUM_CONTRATO}}</w:t>
+        <w:t xml:space="preserve"> </w:t>
+      </w:r>
+      <w:r>
+        <w:rPr>
+          <w:rFonts w:cstheme="minorHAnsi"/>
+          <w:b/>
+          <w:bCs/>
+          <w:color w:val="000000"/>
+          <w:sz w:val="16"/>
+          <w:szCs w:val="16"/>
+        </w:rPr>
+        <w:t>${</w:t>
+      </w:r>
+      <w:r>
+        <w:rPr>
+          <w:rFonts w:cstheme="minorHAnsi"/>
+          <w:b/>
+          <w:bCs/>
+          <w:color w:val="000000"/>
+          <w:sz w:val="16"/>
+          <w:szCs w:val="16"/>
+        </w:rPr>
+        <w:t>NUM_CONTRATO</w:t>
+      </w:r>
+      <w:r>
+        <w:rPr>
+          <w:rFonts w:cstheme="minorHAnsi"/>
+          <w:b/>
+          <w:bCs/>
+          <w:color w:val="000000"/>
+          <w:sz w:val="16"/>
+          <w:szCs w:val="16"/>
+        </w:rPr>
+        <w:t>}</w:t>
       </w:r>
       <w:r>
         <w:rPr>
@@ -311,7 +344,29 @@
           <w:sz w:val="16"/>
           <w:szCs w:val="16"/>
         </w:rPr>
-        <w:t>{{RAZON_SOCIAL}}</w:t>
+        <w:t>${</w:t>
+      </w:r>
+      <w:r>
+        <w:rPr>
+          <w:rFonts w:cstheme="minorHAnsi"/>
+          <w:b/>
+          <w:bCs/>
+          <w:color w:val="000000"/>
+          <w:sz w:val="16"/>
+          <w:szCs w:val="16"/>
+        </w:rPr>
+        <w:t>RAZON_SOCIAL</w:t>
+      </w:r>
+      <w:r>
+        <w:rPr>
+          <w:rFonts w:cstheme="minorHAnsi"/>
+          <w:b/>
+          <w:bCs/>
+          <w:color w:val="000000"/>
+          <w:sz w:val="16"/>
+          <w:szCs w:val="16"/>
+        </w:rPr>
+        <w:t>}</w:t>
       </w:r>
       <w:r>
         <w:rPr>
@@ -354,7 +409,40 @@
           <w:sz w:val="16"/>
           <w:szCs w:val="16"/>
         </w:rPr>
-        <w:t xml:space="preserve"> {{RUC_EMPRESA}}</w:t>
+        <w:t xml:space="preserve"> </w:t>
+      </w:r>
+      <w:r>
+        <w:rPr>
+          <w:rFonts w:cstheme="minorHAnsi"/>
+          <w:b/>
+          <w:bCs/>
+          <w:color w:val="000000"/>
+          <w:sz w:val="16"/>
+          <w:szCs w:val="16"/>
+        </w:rPr>
+        <w:t>${</w:t>
+      </w:r>
+      <w:r>
+        <w:rPr>
+          <w:rFonts w:cstheme="minorHAnsi"/>
+          <w:b/>
+          <w:bCs/>
+          <w:color w:val="000000"/>
+          <w:sz w:val="16"/>
+          <w:szCs w:val="16"/>
+        </w:rPr>
+        <w:t>RUC_EMPRESA</w:t>
+      </w:r>
+      <w:r>
+        <w:rPr>
+          <w:rFonts w:cstheme="minorHAnsi"/>
+          <w:b/>
+          <w:bCs/>
+          <w:color w:val="000000"/>
+          <w:sz w:val="16"/>
+          <w:szCs w:val="16"/>
+        </w:rPr>
+        <w:t>}</w:t>
       </w:r>
       <w:r>
         <w:rPr>
@@ -374,7 +462,29 @@
           <w:sz w:val="16"/>
           <w:szCs w:val="16"/>
         </w:rPr>
-        <w:t>{{DOMICILIO_FISCAL}}</w:t>
+        <w:t>${</w:t>
+      </w:r>
+      <w:r>
+        <w:rPr>
+          <w:rFonts w:cstheme="minorHAnsi"/>
+          <w:b/>
+          <w:bCs/>
+          <w:color w:val="000000"/>
+          <w:sz w:val="16"/>
+          <w:szCs w:val="16"/>
+        </w:rPr>
+        <w:t>DOMICILIO_FISCAL</w:t>
+      </w:r>
+      <w:r>
+        <w:rPr>
+          <w:rFonts w:cstheme="minorHAnsi"/>
+          <w:b/>
+          <w:bCs/>
+          <w:color w:val="000000"/>
+          <w:sz w:val="16"/>
+          <w:szCs w:val="16"/>
+        </w:rPr>
+        <w:t>}</w:t>
       </w:r>
       <w:r>
         <w:rPr>
@@ -394,7 +504,29 @@
           <w:sz w:val="16"/>
           <w:szCs w:val="16"/>
         </w:rPr>
-        <w:t>{{CARGO_REPRESENTANTE}}</w:t>
+        <w:t>${</w:t>
+      </w:r>
+      <w:r>
+        <w:rPr>
+          <w:rFonts w:cstheme="minorHAnsi"/>
+          <w:b/>
+          <w:bCs/>
+          <w:color w:val="000000"/>
+          <w:sz w:val="16"/>
+          <w:szCs w:val="16"/>
+        </w:rPr>
+        <w:t>CARGO_REPRESENTANTE</w:t>
+      </w:r>
+      <w:r>
+        <w:rPr>
+          <w:rFonts w:cstheme="minorHAnsi"/>
+          <w:b/>
+          <w:bCs/>
+          <w:color w:val="000000"/>
+          <w:sz w:val="16"/>
+          <w:szCs w:val="16"/>
+        </w:rPr>
+        <w:t>}</w:t>
       </w:r>
       <w:r>
         <w:rPr>
@@ -414,7 +546,29 @@
           <w:sz w:val="16"/>
           <w:szCs w:val="16"/>
         </w:rPr>
-        <w:t>{{NOMBRE_REPRESENTANTE}}</w:t>
+        <w:t>${</w:t>
+      </w:r>
+      <w:r>
+        <w:rPr>
+          <w:rFonts w:cstheme="minorHAnsi"/>
+          <w:b/>
+          <w:bCs/>
+          <w:color w:val="000000"/>
+          <w:sz w:val="16"/>
+          <w:szCs w:val="16"/>
+        </w:rPr>
+        <w:t>NOMBRE_REPRESENTANTE</w:t>
+      </w:r>
+      <w:r>
+        <w:rPr>
+          <w:rFonts w:cstheme="minorHAnsi"/>
+          <w:b/>
+          <w:bCs/>
+          <w:color w:val="000000"/>
+          <w:sz w:val="16"/>
+          <w:szCs w:val="16"/>
+        </w:rPr>
+        <w:t>}</w:t>
       </w:r>
       <w:r>
         <w:rPr>
@@ -455,7 +609,29 @@
           <w:sz w:val="16"/>
           <w:szCs w:val="16"/>
         </w:rPr>
-        <w:t>{{DNI_REPRESENTANTE}}</w:t>
+        <w:t>${</w:t>
+      </w:r>
+      <w:r>
+        <w:rPr>
+          <w:rFonts w:cstheme="minorHAnsi"/>
+          <w:b/>
+          <w:bCs/>
+          <w:color w:val="000000"/>
+          <w:sz w:val="16"/>
+          <w:szCs w:val="16"/>
+        </w:rPr>
+        <w:t>DNI_REPRESENTANTE</w:t>
+      </w:r>
+      <w:r>
+        <w:rPr>
+          <w:rFonts w:cstheme="minorHAnsi"/>
+          <w:b/>
+          <w:bCs/>
+          <w:color w:val="000000"/>
+          <w:sz w:val="16"/>
+          <w:szCs w:val="16"/>
+        </w:rPr>
+        <w:t>}</w:t>
       </w:r>
       <w:r>
         <w:rPr>
@@ -498,7 +674,40 @@
           <w:sz w:val="16"/>
           <w:szCs w:val="16"/>
         </w:rPr>
-        <w:t xml:space="preserve"> {{PARTIDA_EMPRESA}}</w:t>
+        <w:t xml:space="preserve"> </w:t>
+      </w:r>
+      <w:r>
+        <w:rPr>
+          <w:rFonts w:cstheme="minorHAnsi"/>
+          <w:b/>
+          <w:bCs/>
+          <w:color w:val="000000"/>
+          <w:sz w:val="16"/>
+          <w:szCs w:val="16"/>
+        </w:rPr>
+        <w:t>${</w:t>
+      </w:r>
+      <w:r>
+        <w:rPr>
+          <w:rFonts w:cstheme="minorHAnsi"/>
+          <w:b/>
+          <w:bCs/>
+          <w:color w:val="000000"/>
+          <w:sz w:val="16"/>
+          <w:szCs w:val="16"/>
+        </w:rPr>
+        <w:t>PARTIDA_EMPRESA</w:t>
+      </w:r>
+      <w:r>
+        <w:rPr>
+          <w:rFonts w:cstheme="minorHAnsi"/>
+          <w:b/>
+          <w:bCs/>
+          <w:color w:val="000000"/>
+          <w:sz w:val="16"/>
+          <w:szCs w:val="16"/>
+        </w:rPr>
+        <w:t>}</w:t>
       </w:r>
       <w:r>
         <w:rPr>
@@ -518,7 +727,29 @@
           <w:sz w:val="16"/>
           <w:szCs w:val="16"/>
         </w:rPr>
-        <w:t>{{CIUDAD_REGISTRO}}</w:t>
+        <w:t>${</w:t>
+      </w:r>
+      <w:r>
+        <w:rPr>
+          <w:rFonts w:cstheme="minorHAnsi"/>
+          <w:b/>
+          <w:bCs/>
+          <w:color w:val="000000"/>
+          <w:sz w:val="16"/>
+          <w:szCs w:val="16"/>
+        </w:rPr>
+        <w:t>CIUDAD_REGISTRO</w:t>
+      </w:r>
+      <w:r>
+        <w:rPr>
+          <w:rFonts w:cstheme="minorHAnsi"/>
+          <w:b/>
+          <w:bCs/>
+          <w:color w:val="000000"/>
+          <w:sz w:val="16"/>
+          <w:szCs w:val="16"/>
+        </w:rPr>
+        <w:t>}</w:t>
       </w:r>
       <w:r>
         <w:rPr>
@@ -657,7 +888,29 @@
           <w:sz w:val="16"/>
           <w:szCs w:val="16"/>
         </w:rPr>
-        <w:t>{{MONTO_PRESTAMO}}</w:t>
+        <w:t>${</w:t>
+      </w:r>
+      <w:r>
+        <w:rPr>
+          <w:rFonts w:cstheme="minorHAnsi"/>
+          <w:b/>
+          <w:bCs/>
+          <w:color w:val="000000"/>
+          <w:sz w:val="16"/>
+          <w:szCs w:val="16"/>
+        </w:rPr>
+        <w:t>MONTO_PRESTAMO</w:t>
+      </w:r>
+      <w:r>
+        <w:rPr>
+          <w:rFonts w:cstheme="minorHAnsi"/>
+          <w:b/>
+          <w:bCs/>
+          <w:color w:val="000000"/>
+          <w:sz w:val="16"/>
+          <w:szCs w:val="16"/>
+        </w:rPr>
+        <w:t>}</w:t>
       </w:r>
       <w:r>
         <w:rPr>
@@ -677,7 +930,29 @@
           <w:sz w:val="16"/>
           <w:szCs w:val="16"/>
         </w:rPr>
-        <w:t>{{LETRAS_PRESTAMO}}</w:t>
+        <w:t>${</w:t>
+      </w:r>
+      <w:r>
+        <w:rPr>
+          <w:rFonts w:cstheme="minorHAnsi"/>
+          <w:b/>
+          <w:bCs/>
+          <w:color w:val="000000"/>
+          <w:sz w:val="16"/>
+          <w:szCs w:val="16"/>
+        </w:rPr>
+        <w:t>LETRAS_PRESTAMO</w:t>
+      </w:r>
+      <w:r>
+        <w:rPr>
+          <w:rFonts w:cstheme="minorHAnsi"/>
+          <w:b/>
+          <w:bCs/>
+          <w:color w:val="000000"/>
+          <w:sz w:val="16"/>
+          <w:szCs w:val="16"/>
+        </w:rPr>
+        <w:t>}</w:t>
       </w:r>
       <w:r>
         <w:rPr>
@@ -855,7 +1130,29 @@
           <w:sz w:val="16"/>
           <w:szCs w:val="16"/>
         </w:rPr>
-        <w:t>{{PLAZO_DIAS}}</w:t>
+        <w:t>${</w:t>
+      </w:r>
+      <w:r>
+        <w:rPr>
+          <w:rFonts w:cstheme="minorHAnsi"/>
+          <w:b/>
+          <w:bCs/>
+          <w:color w:val="000000"/>
+          <w:sz w:val="16"/>
+          <w:szCs w:val="16"/>
+        </w:rPr>
+        <w:t>PLAZO_DIAS</w:t>
+      </w:r>
+      <w:r>
+        <w:rPr>
+          <w:rFonts w:cstheme="minorHAnsi"/>
+          <w:b/>
+          <w:bCs/>
+          <w:color w:val="000000"/>
+          <w:sz w:val="16"/>
+          <w:szCs w:val="16"/>
+        </w:rPr>
+        <w:t>}</w:t>
       </w:r>
       <w:r>
         <w:rPr>
@@ -1502,7 +1799,47 @@
           <w:szCs w:val="16"/>
           <w:lang w:val="es-MX"/>
         </w:rPr>
-        <w:t xml:space="preserve"> hasta por la suma de S/ {{MONTO_TASACION}}, otorgada por:</w:t>
+        <w:t xml:space="preserve"> hasta por la suma de S/ </w:t>
+      </w:r>
+      <w:r>
+        <w:rPr>
+          <w:rFonts w:cstheme="minorHAnsi"/>
+          <w:color w:val="000000"/>
+          <w:sz w:val="16"/>
+          <w:szCs w:val="16"/>
+          <w:lang w:val="es-MX"/>
+        </w:rPr>
+        <w:t>${</w:t>
+      </w:r>
+      <w:r>
+        <w:rPr>
+          <w:rFonts w:cstheme="minorHAnsi"/>
+          <w:color w:val="000000"/>
+          <w:sz w:val="16"/>
+          <w:szCs w:val="16"/>
+          <w:lang w:val="es-MX"/>
+        </w:rPr>
+        <w:t>MONTO_TASACION</w:t>
+      </w:r>
+      <w:r>
+        <w:rPr>
+          <w:rFonts w:cstheme="minorHAnsi"/>
+          <w:color w:val="000000"/>
+          <w:sz w:val="16"/>
+          <w:szCs w:val="16"/>
+          <w:lang w:val="es-MX"/>
+        </w:rPr>
+        <w:t>}</w:t>
+      </w:r>
+      <w:r>
+        <w:rPr>
+          <w:rFonts w:cstheme="minorHAnsi"/>
+          <w:color w:val="000000"/>
+          <w:sz w:val="16"/>
+          <w:szCs w:val="16"/>
+          <w:lang w:val="es-MX"/>
+        </w:rPr>
+        <w:t>, otorgada por:</w:t>
       </w:r>
     </w:p>
     <w:p>
@@ -1622,7 +1959,47 @@
           <w:szCs w:val="16"/>
           <w:lang w:val="es-MX"/>
         </w:rPr>
-        <w:t xml:space="preserve"> El señor(a) {{NOMBRE_GARANTE}} identificado con DNI </w:t>
+        <w:t xml:space="preserve"> El señor(a) </w:t>
+      </w:r>
+      <w:r>
+        <w:rPr>
+          <w:rFonts w:cstheme="minorHAnsi"/>
+          <w:color w:val="000000"/>
+          <w:sz w:val="16"/>
+          <w:szCs w:val="16"/>
+          <w:lang w:val="es-MX"/>
+        </w:rPr>
+        <w:t>${</w:t>
+      </w:r>
+      <w:r>
+        <w:rPr>
+          <w:rFonts w:cstheme="minorHAnsi"/>
+          <w:color w:val="000000"/>
+          <w:sz w:val="16"/>
+          <w:szCs w:val="16"/>
+          <w:lang w:val="es-MX"/>
+        </w:rPr>
+        <w:t>NOMBRE_GARANTE</w:t>
+      </w:r>
+      <w:r>
+        <w:rPr>
+          <w:rFonts w:cstheme="minorHAnsi"/>
+          <w:color w:val="000000"/>
+          <w:sz w:val="16"/>
+          <w:szCs w:val="16"/>
+          <w:lang w:val="es-MX"/>
+        </w:rPr>
+        <w:t>}</w:t>
+      </w:r>
+      <w:r>
+        <w:rPr>
+          <w:rFonts w:cstheme="minorHAnsi"/>
+          <w:color w:val="000000"/>
+          <w:sz w:val="16"/>
+          <w:szCs w:val="16"/>
+          <w:lang w:val="es-MX"/>
+        </w:rPr>
+        <w:t xml:space="preserve"> identificado con DNI </w:t>
       </w:r>
       <w:proofErr w:type="spellStart"/>
       <w:r>
@@ -1644,7 +2021,87 @@
           <w:szCs w:val="16"/>
           <w:lang w:val="es-MX"/>
         </w:rPr>
-        <w:t xml:space="preserve"> {{DNI_GARANTE}}, y su cónyuge {{CONYUGE_GARANTE}} con DNI </w:t>
+        <w:t xml:space="preserve"> </w:t>
+      </w:r>
+      <w:r>
+        <w:rPr>
+          <w:rFonts w:cstheme="minorHAnsi"/>
+          <w:color w:val="000000"/>
+          <w:sz w:val="16"/>
+          <w:szCs w:val="16"/>
+          <w:lang w:val="es-MX"/>
+        </w:rPr>
+        <w:t>${</w:t>
+      </w:r>
+      <w:r>
+        <w:rPr>
+          <w:rFonts w:cstheme="minorHAnsi"/>
+          <w:color w:val="000000"/>
+          <w:sz w:val="16"/>
+          <w:szCs w:val="16"/>
+          <w:lang w:val="es-MX"/>
+        </w:rPr>
+        <w:t>DNI_GARANTE</w:t>
+      </w:r>
+      <w:r>
+        <w:rPr>
+          <w:rFonts w:cstheme="minorHAnsi"/>
+          <w:color w:val="000000"/>
+          <w:sz w:val="16"/>
+          <w:szCs w:val="16"/>
+          <w:lang w:val="es-MX"/>
+        </w:rPr>
+        <w:t>}</w:t>
+      </w:r>
+      <w:r>
+        <w:rPr>
+          <w:rFonts w:cstheme="minorHAnsi"/>
+          <w:color w:val="000000"/>
+          <w:sz w:val="16"/>
+          <w:szCs w:val="16"/>
+          <w:lang w:val="es-MX"/>
+        </w:rPr>
+        <w:t xml:space="preserve">, y su cónyuge </w:t>
+      </w:r>
+      <w:r>
+        <w:rPr>
+          <w:rFonts w:cstheme="minorHAnsi"/>
+          <w:color w:val="000000"/>
+          <w:sz w:val="16"/>
+          <w:szCs w:val="16"/>
+          <w:lang w:val="es-MX"/>
+        </w:rPr>
+        <w:t>${</w:t>
+      </w:r>
+      <w:r>
+        <w:rPr>
+          <w:rFonts w:cstheme="minorHAnsi"/>
+          <w:color w:val="000000"/>
+          <w:sz w:val="16"/>
+          <w:szCs w:val="16"/>
+          <w:lang w:val="es-MX"/>
+        </w:rPr>
+        <w:t>CONYUGE_GARANTE</w:t>
+      </w:r>
+      <w:r>
+        <w:rPr>
+          <w:rFonts w:cstheme="minorHAnsi"/>
+          <w:color w:val="000000"/>
+          <w:sz w:val="16"/>
+          <w:szCs w:val="16"/>
+          <w:lang w:val="es-MX"/>
+        </w:rPr>
+        <w:t>}</w:t>
+      </w:r>
+      <w:r>
+        <w:rPr>
+          <w:rFonts w:cstheme="minorHAnsi"/>
+          <w:color w:val="000000"/>
+          <w:sz w:val="16"/>
+          <w:szCs w:val="16"/>
+          <w:lang w:val="es-MX"/>
+        </w:rPr>
+        <w:t xml:space="preserve"> con DNI </w:t>
       </w:r>
       <w:proofErr w:type="spellStart"/>
       <w:r>
@@ -1666,7 +2123,87 @@
           <w:szCs w:val="16"/>
           <w:lang w:val="es-MX"/>
         </w:rPr>
-        <w:t xml:space="preserve"> {{DNI_CONYUGE_GARANTE}}, con domicilio en {{DOMICILIO_GARANTE}}, adquiriendo en consecuencia la calidad de DEUDOR SOLIDARIO de la presente obligación asumida por </w:t>
+        <w:t xml:space="preserve"> </w:t>
+      </w:r>
+      <w:r>
+        <w:rPr>
+          <w:rFonts w:cstheme="minorHAnsi"/>
+          <w:color w:val="000000"/>
+          <w:sz w:val="16"/>
+          <w:szCs w:val="16"/>
+          <w:lang w:val="es-MX"/>
+        </w:rPr>
+        <w:t>${</w:t>
+      </w:r>
+      <w:r>
+        <w:rPr>
+          <w:rFonts w:cstheme="minorHAnsi"/>
+          <w:color w:val="000000"/>
+          <w:sz w:val="16"/>
+          <w:szCs w:val="16"/>
+          <w:lang w:val="es-MX"/>
+        </w:rPr>
+        <w:t>DNI_CONYUGE_GARANTE</w:t>
+      </w:r>
+      <w:r>
+        <w:rPr>
+          <w:rFonts w:cstheme="minorHAnsi"/>
+          <w:color w:val="000000"/>
+          <w:sz w:val="16"/>
+          <w:szCs w:val="16"/>
+          <w:lang w:val="es-MX"/>
+        </w:rPr>
+        <w:t>}</w:t>
+      </w:r>
+      <w:r>
+        <w:rPr>
+          <w:rFonts w:cstheme="minorHAnsi"/>
+          <w:color w:val="000000"/>
+          <w:sz w:val="16"/>
+          <w:szCs w:val="16"/>
+          <w:lang w:val="es-MX"/>
+        </w:rPr>
+        <w:t xml:space="preserve">, con domicilio en </w:t>
+      </w:r>
+      <w:r>
+        <w:rPr>
+          <w:rFonts w:cstheme="minorHAnsi"/>
+          <w:color w:val="000000"/>
+          <w:sz w:val="16"/>
+          <w:szCs w:val="16"/>
+          <w:lang w:val="es-MX"/>
+        </w:rPr>
+        <w:t>${</w:t>
+      </w:r>
+      <w:r>
+        <w:rPr>
+          <w:rFonts w:cstheme="minorHAnsi"/>
+          <w:color w:val="000000"/>
+          <w:sz w:val="16"/>
+          <w:szCs w:val="16"/>
+          <w:lang w:val="es-MX"/>
+        </w:rPr>
+        <w:t>DOMICILIO_GARANTE</w:t>
+      </w:r>
+      <w:r>
+        <w:rPr>
+          <w:rFonts w:cstheme="minorHAnsi"/>
+          <w:color w:val="000000"/>
+          <w:sz w:val="16"/>
+          <w:szCs w:val="16"/>
+          <w:lang w:val="es-MX"/>
+        </w:rPr>
+        <w:t>}</w:t>
+      </w:r>
+      <w:r>
+        <w:rPr>
+          <w:rFonts w:cstheme="minorHAnsi"/>
+          <w:color w:val="000000"/>
+          <w:sz w:val="16"/>
+          <w:szCs w:val="16"/>
+          <w:lang w:val="es-MX"/>
+        </w:rPr>
+        <w:t xml:space="preserve">, adquiriendo en consecuencia la calidad de DEUDOR SOLIDARIO de la presente obligación asumida por </w:t>
       </w:r>
       <w:r>
         <w:rPr>
@@ -1748,7 +2285,87 @@
           <w:szCs w:val="16"/>
           <w:lang w:val="es-MX"/>
         </w:rPr>
-        <w:t xml:space="preserve"> {{AUTO_PARTIDA}} del Registro de Propiedad Vehicular de la Oficina Registral de {{AUTO_OFICINA_REGISTRAL}}. </w:t>
+        <w:t xml:space="preserve"> </w:t>
+      </w:r>
+      <w:r>
+        <w:rPr>
+          <w:rFonts w:cstheme="minorHAnsi"/>
+          <w:color w:val="000000"/>
+          <w:sz w:val="16"/>
+          <w:szCs w:val="16"/>
+          <w:lang w:val="es-MX"/>
+        </w:rPr>
+        <w:t>${</w:t>
+      </w:r>
+      <w:r>
+        <w:rPr>
+          <w:rFonts w:cstheme="minorHAnsi"/>
+          <w:color w:val="000000"/>
+          <w:sz w:val="16"/>
+          <w:szCs w:val="16"/>
+          <w:lang w:val="es-MX"/>
+        </w:rPr>
+        <w:t>AUTO_PARTIDA</w:t>
+      </w:r>
+      <w:r>
+        <w:rPr>
+          <w:rFonts w:cstheme="minorHAnsi"/>
+          <w:color w:val="000000"/>
+          <w:sz w:val="16"/>
+          <w:szCs w:val="16"/>
+          <w:lang w:val="es-MX"/>
+        </w:rPr>
+        <w:t>}</w:t>
+      </w:r>
+      <w:r>
+        <w:rPr>
+          <w:rFonts w:cstheme="minorHAnsi"/>
+          <w:color w:val="000000"/>
+          <w:sz w:val="16"/>
+          <w:szCs w:val="16"/>
+          <w:lang w:val="es-MX"/>
+        </w:rPr>
+        <w:t xml:space="preserve"> del Registro de Propiedad Vehicular de la Oficina Registral de </w:t>
+      </w:r>
+      <w:r>
+        <w:rPr>
+          <w:rFonts w:cstheme="minorHAnsi"/>
+          <w:color w:val="000000"/>
+          <w:sz w:val="16"/>
+          <w:szCs w:val="16"/>
+          <w:lang w:val="es-MX"/>
+        </w:rPr>
+        <w:t>${</w:t>
+      </w:r>
+      <w:r>
+        <w:rPr>
+          <w:rFonts w:cstheme="minorHAnsi"/>
+          <w:color w:val="000000"/>
+          <w:sz w:val="16"/>
+          <w:szCs w:val="16"/>
+          <w:lang w:val="es-MX"/>
+        </w:rPr>
+        <w:t>AUTO_OFICINA_REGISTRAL</w:t>
+      </w:r>
+      <w:r>
+        <w:rPr>
+          <w:rFonts w:cstheme="minorHAnsi"/>
+          <w:color w:val="000000"/>
+          <w:sz w:val="16"/>
+          <w:szCs w:val="16"/>
+          <w:lang w:val="es-MX"/>
+        </w:rPr>
+        <w:t>}</w:t>
+      </w:r>
+      <w:r>
+        <w:rPr>
+          <w:rFonts w:cstheme="minorHAnsi"/>
+          <w:color w:val="000000"/>
+          <w:sz w:val="16"/>
+          <w:szCs w:val="16"/>
+          <w:lang w:val="es-MX"/>
+        </w:rPr>
+        <w:t xml:space="preserve">. </w:t>
       </w:r>
       <w:r>
         <w:rPr>
@@ -1914,25 +2531,70 @@
           <w:sz w:val="16"/>
           <w:szCs w:val="16"/>
         </w:rPr>
-        <w:t xml:space="preserve">{{MONTO_TASACION}} </w:t>
-      </w:r>
-      <w:r>
-        <w:rPr>
-          <w:rFonts w:cstheme="minorHAnsi"/>
-          <w:color w:val="000000"/>
-          <w:sz w:val="16"/>
-          <w:szCs w:val="16"/>
-        </w:rPr>
-        <w:t>({</w:t>
-      </w:r>
-      <w:r>
-        <w:rPr>
-          <w:rFonts w:cstheme="minorHAnsi"/>
-          <w:color w:val="000000"/>
-          <w:sz w:val="16"/>
-          <w:szCs w:val="16"/>
-        </w:rPr>
-        <w:t>{LETRAS_TASACION}}</w:t>
+        <w:t>${</w:t>
+      </w:r>
+      <w:r>
+        <w:rPr>
+          <w:rFonts w:cstheme="minorHAnsi"/>
+          <w:color w:val="000000"/>
+          <w:sz w:val="16"/>
+          <w:szCs w:val="16"/>
+        </w:rPr>
+        <w:t>MONTO_TASACION</w:t>
+      </w:r>
+      <w:r>
+        <w:rPr>
+          <w:rFonts w:cstheme="minorHAnsi"/>
+          <w:color w:val="000000"/>
+          <w:sz w:val="16"/>
+          <w:szCs w:val="16"/>
+        </w:rPr>
+        <w:t>}</w:t>
+      </w:r>
+      <w:r>
+        <w:rPr>
+          <w:rFonts w:cstheme="minorHAnsi"/>
+          <w:color w:val="000000"/>
+          <w:sz w:val="16"/>
+          <w:szCs w:val="16"/>
+        </w:rPr>
+        <w:t xml:space="preserve"> </w:t>
+      </w:r>
+      <w:r>
+        <w:rPr>
+          <w:rFonts w:cstheme="minorHAnsi"/>
+          <w:color w:val="000000"/>
+          <w:sz w:val="16"/>
+          <w:szCs w:val="16"/>
+        </w:rPr>
+        <w:t>(</w:t>
+      </w:r>
+      <w:r>
+        <w:rPr>
+          <w:rFonts w:cstheme="minorHAnsi"/>
+          <w:color w:val="000000"/>
+          <w:sz w:val="16"/>
+          <w:szCs w:val="16"/>
+        </w:rPr>
+        <w:t>${</w:t>
+      </w:r>
+      <w:r>
+        <w:rPr>
+          <w:rFonts w:cstheme="minorHAnsi"/>
+          <w:color w:val="000000"/>
+          <w:sz w:val="16"/>
+          <w:szCs w:val="16"/>
+        </w:rPr>
+        <w:t>LETRAS_TASACION</w:t>
+      </w:r>
+      <w:r>
+        <w:rPr>
+          <w:rFonts w:cstheme="minorHAnsi"/>
+          <w:color w:val="000000"/>
+          <w:sz w:val="16"/>
+          <w:szCs w:val="16"/>
+        </w:rPr>
+        <w:t>}</w:t>
       </w:r>
       <w:r>
         <w:rPr>
@@ -5381,7 +6043,47 @@
           <w:szCs w:val="16"/>
           <w:lang w:val="es-MX"/>
         </w:rPr>
-        <w:t xml:space="preserve"> {{NUM_CONTRATO}}. </w:t>
+        <w:t xml:space="preserve"> </w:t>
+      </w:r>
+      <w:r>
+        <w:rPr>
+          <w:rFonts w:cstheme="minorHAnsi"/>
+          <w:color w:val="000000"/>
+          <w:sz w:val="16"/>
+          <w:szCs w:val="16"/>
+          <w:lang w:val="es-MX"/>
+        </w:rPr>
+        <w:t>${</w:t>
+      </w:r>
+      <w:r>
+        <w:rPr>
+          <w:rFonts w:cstheme="minorHAnsi"/>
+          <w:color w:val="000000"/>
+          <w:sz w:val="16"/>
+          <w:szCs w:val="16"/>
+          <w:lang w:val="es-MX"/>
+        </w:rPr>
+        <w:t>NUM_CONTRATO</w:t>
+      </w:r>
+      <w:r>
+        <w:rPr>
+          <w:rFonts w:cstheme="minorHAnsi"/>
+          <w:color w:val="000000"/>
+          <w:sz w:val="16"/>
+          <w:szCs w:val="16"/>
+          <w:lang w:val="es-MX"/>
+        </w:rPr>
+        <w:t>}</w:t>
+      </w:r>
+      <w:r>
+        <w:rPr>
+          <w:rFonts w:cstheme="minorHAnsi"/>
+          <w:color w:val="000000"/>
+          <w:sz w:val="16"/>
+          <w:szCs w:val="16"/>
+          <w:lang w:val="es-MX"/>
+        </w:rPr>
+        <w:t xml:space="preserve">. </w:t>
       </w:r>
       <w:r>
         <w:rPr>
@@ -5531,7 +6233,37 @@
           <w:szCs w:val="16"/>
           <w:lang w:val="es-MX"/>
         </w:rPr>
-        <w:t xml:space="preserve"> {{AUTO_MARCA}}</w:t>
+        <w:t xml:space="preserve"> </w:t>
+      </w:r>
+      <w:r>
+        <w:rPr>
+          <w:rFonts w:cstheme="minorHAnsi"/>
+          <w:color w:val="000000"/>
+          <w:sz w:val="16"/>
+          <w:szCs w:val="16"/>
+          <w:lang w:val="es-MX"/>
+        </w:rPr>
+        <w:t>${</w:t>
+      </w:r>
+      <w:r>
+        <w:rPr>
+          <w:rFonts w:cstheme="minorHAnsi"/>
+          <w:color w:val="000000"/>
+          <w:sz w:val="16"/>
+          <w:szCs w:val="16"/>
+          <w:lang w:val="es-MX"/>
+        </w:rPr>
+        <w:t>AUTO_MARCA</w:t>
+      </w:r>
+      <w:r>
+        <w:rPr>
+          <w:rFonts w:cstheme="minorHAnsi"/>
+          <w:color w:val="000000"/>
+          <w:sz w:val="16"/>
+          <w:szCs w:val="16"/>
+          <w:lang w:val="es-MX"/>
+        </w:rPr>
+        <w:t>}</w:t>
       </w:r>
     </w:p>
     <w:p>
@@ -5571,7 +6303,27 @@
           <w:szCs w:val="16"/>
           <w:lang w:val="es-MX"/>
         </w:rPr>
-        <w:t xml:space="preserve"> {{AUTO_MODELO</w:t>
+        <w:t xml:space="preserve"> </w:t>
+      </w:r>
+      <w:r>
+        <w:rPr>
+          <w:rFonts w:cstheme="minorHAnsi"/>
+          <w:color w:val="000000"/>
+          <w:sz w:val="16"/>
+          <w:szCs w:val="16"/>
+          <w:lang w:val="es-MX"/>
+        </w:rPr>
+        <w:t>${</w:t>
+      </w:r>
+      <w:r>
+        <w:rPr>
+          <w:rFonts w:cstheme="minorHAnsi"/>
+          <w:color w:val="000000"/>
+          <w:sz w:val="16"/>
+          <w:szCs w:val="16"/>
+          <w:lang w:val="es-MX"/>
+        </w:rPr>
+        <w:t>AUTO_</w:t>
       </w:r>
       <w:proofErr w:type="gramStart"/>
       <w:r>
@@ -5582,7 +6334,27 @@
           <w:szCs w:val="16"/>
           <w:lang w:val="es-MX"/>
         </w:rPr>
-        <w:t xml:space="preserve">}}  </w:t>
+        <w:t>MODELO</w:t>
+      </w:r>
+      <w:r>
+        <w:rPr>
+          <w:rFonts w:cstheme="minorHAnsi"/>
+          <w:color w:val="000000"/>
+          <w:sz w:val="16"/>
+          <w:szCs w:val="16"/>
+          <w:lang w:val="es-MX"/>
+        </w:rPr>
+        <w:t>}</w:t>
+      </w:r>
+      <w:r>
+        <w:rPr>
+          <w:rFonts w:cstheme="minorHAnsi"/>
+          <w:color w:val="000000"/>
+          <w:sz w:val="16"/>
+          <w:szCs w:val="16"/>
+          <w:lang w:val="es-MX"/>
+        </w:rPr>
+        <w:t xml:space="preserve">  </w:t>
       </w:r>
       <w:r>
         <w:rPr>
@@ -5625,7 +6397,37 @@
           <w:szCs w:val="16"/>
           <w:lang w:val="es-MX"/>
         </w:rPr>
-        <w:t xml:space="preserve"> {{AUTO_ANIO}}</w:t>
+        <w:t xml:space="preserve"> </w:t>
+      </w:r>
+      <w:r>
+        <w:rPr>
+          <w:rFonts w:cstheme="minorHAnsi"/>
+          <w:color w:val="000000"/>
+          <w:sz w:val="16"/>
+          <w:szCs w:val="16"/>
+          <w:lang w:val="es-MX"/>
+        </w:rPr>
+        <w:t>${</w:t>
+      </w:r>
+      <w:r>
+        <w:rPr>
+          <w:rFonts w:cstheme="minorHAnsi"/>
+          <w:color w:val="000000"/>
+          <w:sz w:val="16"/>
+          <w:szCs w:val="16"/>
+          <w:lang w:val="es-MX"/>
+        </w:rPr>
+        <w:t>AUTO_ANIO</w:t>
+      </w:r>
+      <w:r>
+        <w:rPr>
+          <w:rFonts w:cstheme="minorHAnsi"/>
+          <w:color w:val="000000"/>
+          <w:sz w:val="16"/>
+          <w:szCs w:val="16"/>
+          <w:lang w:val="es-MX"/>
+        </w:rPr>
+        <w:t>}</w:t>
       </w:r>
     </w:p>
     <w:p>
@@ -5665,7 +6467,27 @@
           <w:szCs w:val="16"/>
           <w:lang w:val="es-MX"/>
         </w:rPr>
-        <w:t xml:space="preserve"> {{AUTO_PLACA</w:t>
+        <w:t xml:space="preserve"> </w:t>
+      </w:r>
+      <w:r>
+        <w:rPr>
+          <w:rFonts w:cstheme="minorHAnsi"/>
+          <w:color w:val="000000"/>
+          <w:sz w:val="16"/>
+          <w:szCs w:val="16"/>
+          <w:lang w:val="es-MX"/>
+        </w:rPr>
+        <w:t>${</w:t>
+      </w:r>
+      <w:r>
+        <w:rPr>
+          <w:rFonts w:cstheme="minorHAnsi"/>
+          <w:color w:val="000000"/>
+          <w:sz w:val="16"/>
+          <w:szCs w:val="16"/>
+          <w:lang w:val="es-MX"/>
+        </w:rPr>
+        <w:t>AUTO_</w:t>
       </w:r>
       <w:proofErr w:type="gramStart"/>
       <w:r>
@@ -5676,7 +6498,27 @@
           <w:szCs w:val="16"/>
           <w:lang w:val="es-MX"/>
         </w:rPr>
-        <w:t>}}   </w:t>
+        <w:t>PLACA</w:t>
+      </w:r>
+      <w:r>
+        <w:rPr>
+          <w:rFonts w:cstheme="minorHAnsi"/>
+          <w:color w:val="000000"/>
+          <w:sz w:val="16"/>
+          <w:szCs w:val="16"/>
+          <w:lang w:val="es-MX"/>
+        </w:rPr>
+        <w:t>}</w:t>
+      </w:r>
+      <w:r>
+        <w:rPr>
+          <w:rFonts w:cstheme="minorHAnsi"/>
+          <w:color w:val="000000"/>
+          <w:sz w:val="16"/>
+          <w:szCs w:val="16"/>
+          <w:lang w:val="es-MX"/>
+        </w:rPr>
+        <w:t xml:space="preserve">   </w:t>
       </w:r>
       <w:proofErr w:type="gramEnd"/>
       <w:r>
@@ -5709,7 +6551,37 @@
           <w:szCs w:val="16"/>
           <w:lang w:val="es-MX"/>
         </w:rPr>
-        <w:t xml:space="preserve"> {{AUTO_COLOR}}</w:t>
+        <w:t xml:space="preserve"> </w:t>
+      </w:r>
+      <w:r>
+        <w:rPr>
+          <w:rFonts w:cstheme="minorHAnsi"/>
+          <w:color w:val="000000"/>
+          <w:sz w:val="16"/>
+          <w:szCs w:val="16"/>
+          <w:lang w:val="es-MX"/>
+        </w:rPr>
+        <w:t>${</w:t>
+      </w:r>
+      <w:r>
+        <w:rPr>
+          <w:rFonts w:cstheme="minorHAnsi"/>
+          <w:color w:val="000000"/>
+          <w:sz w:val="16"/>
+          <w:szCs w:val="16"/>
+          <w:lang w:val="es-MX"/>
+        </w:rPr>
+        <w:t>AUTO_COLOR</w:t>
+      </w:r>
+      <w:r>
+        <w:rPr>
+          <w:rFonts w:cstheme="minorHAnsi"/>
+          <w:color w:val="000000"/>
+          <w:sz w:val="16"/>
+          <w:szCs w:val="16"/>
+          <w:lang w:val="es-MX"/>
+        </w:rPr>
+        <w:t>}</w:t>
       </w:r>
     </w:p>
     <w:p>
@@ -5761,7 +6633,27 @@
           <w:szCs w:val="16"/>
           <w:lang w:val="es-MX"/>
         </w:rPr>
-        <w:t xml:space="preserve"> {{AUTO_MOTOR</w:t>
+        <w:t xml:space="preserve"> </w:t>
+      </w:r>
+      <w:r>
+        <w:rPr>
+          <w:rFonts w:cstheme="minorHAnsi"/>
+          <w:color w:val="000000"/>
+          <w:sz w:val="16"/>
+          <w:szCs w:val="16"/>
+          <w:lang w:val="es-MX"/>
+        </w:rPr>
+        <w:t>${</w:t>
+      </w:r>
+      <w:r>
+        <w:rPr>
+          <w:rFonts w:cstheme="minorHAnsi"/>
+          <w:color w:val="000000"/>
+          <w:sz w:val="16"/>
+          <w:szCs w:val="16"/>
+          <w:lang w:val="es-MX"/>
+        </w:rPr>
+        <w:t>AUTO_</w:t>
       </w:r>
       <w:proofErr w:type="gramStart"/>
       <w:r>
@@ -5772,7 +6664,27 @@
           <w:szCs w:val="16"/>
           <w:lang w:val="es-MX"/>
         </w:rPr>
-        <w:t>}}   </w:t>
+        <w:t>MOTOR</w:t>
+      </w:r>
+      <w:r>
+        <w:rPr>
+          <w:rFonts w:cstheme="minorHAnsi"/>
+          <w:color w:val="000000"/>
+          <w:sz w:val="16"/>
+          <w:szCs w:val="16"/>
+          <w:lang w:val="es-MX"/>
+        </w:rPr>
+        <w:t>}</w:t>
+      </w:r>
+      <w:r>
+        <w:rPr>
+          <w:rFonts w:cstheme="minorHAnsi"/>
+          <w:color w:val="000000"/>
+          <w:sz w:val="16"/>
+          <w:szCs w:val="16"/>
+          <w:lang w:val="es-MX"/>
+        </w:rPr>
+        <w:t xml:space="preserve">   </w:t>
       </w:r>
       <w:proofErr w:type="gramEnd"/>
       <w:r>
@@ -5817,7 +6729,37 @@
           <w:szCs w:val="16"/>
           <w:lang w:val="es-MX"/>
         </w:rPr>
-        <w:t xml:space="preserve"> {{AUTO_SERIE}}</w:t>
+        <w:t xml:space="preserve"> </w:t>
+      </w:r>
+      <w:r>
+        <w:rPr>
+          <w:rFonts w:cstheme="minorHAnsi"/>
+          <w:color w:val="000000"/>
+          <w:sz w:val="16"/>
+          <w:szCs w:val="16"/>
+          <w:lang w:val="es-MX"/>
+        </w:rPr>
+        <w:t>${</w:t>
+      </w:r>
+      <w:r>
+        <w:rPr>
+          <w:rFonts w:cstheme="minorHAnsi"/>
+          <w:color w:val="000000"/>
+          <w:sz w:val="16"/>
+          <w:szCs w:val="16"/>
+          <w:lang w:val="es-MX"/>
+        </w:rPr>
+        <w:t>AUTO_SERIE</w:t>
+      </w:r>
+      <w:r>
+        <w:rPr>
+          <w:rFonts w:cstheme="minorHAnsi"/>
+          <w:color w:val="000000"/>
+          <w:sz w:val="16"/>
+          <w:szCs w:val="16"/>
+          <w:lang w:val="es-MX"/>
+        </w:rPr>
+        <w:t>}</w:t>
       </w:r>
     </w:p>
     <w:p>
@@ -5857,7 +6799,77 @@
           <w:szCs w:val="16"/>
           <w:lang w:val="es-MX"/>
         </w:rPr>
-        <w:t xml:space="preserve"> {{AUTO_PARTIDA}} de la oficina de {{AUTO_OFICINA_REGISTRAL}}</w:t>
+        <w:t xml:space="preserve"> </w:t>
+      </w:r>
+      <w:r>
+        <w:rPr>
+          <w:rFonts w:cstheme="minorHAnsi"/>
+          <w:color w:val="000000"/>
+          <w:sz w:val="16"/>
+          <w:szCs w:val="16"/>
+          <w:lang w:val="es-MX"/>
+        </w:rPr>
+        <w:t>${</w:t>
+      </w:r>
+      <w:r>
+        <w:rPr>
+          <w:rFonts w:cstheme="minorHAnsi"/>
+          <w:color w:val="000000"/>
+          <w:sz w:val="16"/>
+          <w:szCs w:val="16"/>
+          <w:lang w:val="es-MX"/>
+        </w:rPr>
+        <w:t>AUTO_PARTIDA</w:t>
+      </w:r>
+      <w:r>
+        <w:rPr>
+          <w:rFonts w:cstheme="minorHAnsi"/>
+          <w:color w:val="000000"/>
+          <w:sz w:val="16"/>
+          <w:szCs w:val="16"/>
+          <w:lang w:val="es-MX"/>
+        </w:rPr>
+        <w:t>}</w:t>
+      </w:r>
+      <w:r>
+        <w:rPr>
+          <w:rFonts w:cstheme="minorHAnsi"/>
+          <w:color w:val="000000"/>
+          <w:sz w:val="16"/>
+          <w:szCs w:val="16"/>
+          <w:lang w:val="es-MX"/>
+        </w:rPr>
+        <w:t xml:space="preserve"> de la oficina de </w:t>
+      </w:r>
+      <w:r>
+        <w:rPr>
+          <w:rFonts w:cstheme="minorHAnsi"/>
+          <w:color w:val="000000"/>
+          <w:sz w:val="16"/>
+          <w:szCs w:val="16"/>
+          <w:lang w:val="es-MX"/>
+        </w:rPr>
+        <w:t>${</w:t>
+      </w:r>
+      <w:r>
+        <w:rPr>
+          <w:rFonts w:cstheme="minorHAnsi"/>
+          <w:color w:val="000000"/>
+          <w:sz w:val="16"/>
+          <w:szCs w:val="16"/>
+          <w:lang w:val="es-MX"/>
+        </w:rPr>
+        <w:t>AUTO_OFICINA_REGISTRAL</w:t>
+      </w:r>
+      <w:r>
+        <w:rPr>
+          <w:rFonts w:cstheme="minorHAnsi"/>
+          <w:color w:val="000000"/>
+          <w:sz w:val="16"/>
+          <w:szCs w:val="16"/>
+          <w:lang w:val="es-MX"/>
+        </w:rPr>
+        <w:t>}</w:t>
       </w:r>
     </w:p>
     <w:p>
@@ -5941,7 +6953,87 @@
           <w:szCs w:val="16"/>
           <w:lang w:val="es-MX"/>
         </w:rPr>
-        <w:t xml:space="preserve"> S/ {{MONTO_PRESTAMO}} ({{LETRAS_PRESTAMO}} Y 00/100 SOLES)</w:t>
+        <w:t xml:space="preserve"> S/ </w:t>
+      </w:r>
+      <w:r>
+        <w:rPr>
+          <w:rFonts w:cstheme="minorHAnsi"/>
+          <w:color w:val="000000"/>
+          <w:sz w:val="16"/>
+          <w:szCs w:val="16"/>
+          <w:lang w:val="es-MX"/>
+        </w:rPr>
+        <w:t>${</w:t>
+      </w:r>
+      <w:r>
+        <w:rPr>
+          <w:rFonts w:cstheme="minorHAnsi"/>
+          <w:color w:val="000000"/>
+          <w:sz w:val="16"/>
+          <w:szCs w:val="16"/>
+          <w:lang w:val="es-MX"/>
+        </w:rPr>
+        <w:t>MONTO_PRESTAMO</w:t>
+      </w:r>
+      <w:r>
+        <w:rPr>
+          <w:rFonts w:cstheme="minorHAnsi"/>
+          <w:color w:val="000000"/>
+          <w:sz w:val="16"/>
+          <w:szCs w:val="16"/>
+          <w:lang w:val="es-MX"/>
+        </w:rPr>
+        <w:t>}</w:t>
+      </w:r>
+      <w:r>
+        <w:rPr>
+          <w:rFonts w:cstheme="minorHAnsi"/>
+          <w:color w:val="000000"/>
+          <w:sz w:val="16"/>
+          <w:szCs w:val="16"/>
+          <w:lang w:val="es-MX"/>
+        </w:rPr>
+        <w:t xml:space="preserve"> (</w:t>
+      </w:r>
+      <w:r>
+        <w:rPr>
+          <w:rFonts w:cstheme="minorHAnsi"/>
+          <w:color w:val="000000"/>
+          <w:sz w:val="16"/>
+          <w:szCs w:val="16"/>
+          <w:lang w:val="es-MX"/>
+        </w:rPr>
+        <w:t>${</w:t>
+      </w:r>
+      <w:r>
+        <w:rPr>
+          <w:rFonts w:cstheme="minorHAnsi"/>
+          <w:color w:val="000000"/>
+          <w:sz w:val="16"/>
+          <w:szCs w:val="16"/>
+          <w:lang w:val="es-MX"/>
+        </w:rPr>
+        <w:t>LETRAS_PRESTAMO</w:t>
+      </w:r>
+      <w:r>
+        <w:rPr>
+          <w:rFonts w:cstheme="minorHAnsi"/>
+          <w:color w:val="000000"/>
+          <w:sz w:val="16"/>
+          <w:szCs w:val="16"/>
+          <w:lang w:val="es-MX"/>
+        </w:rPr>
+        <w:t>}</w:t>
+      </w:r>
+      <w:r>
+        <w:rPr>
+          <w:rFonts w:cstheme="minorHAnsi"/>
+          <w:color w:val="000000"/>
+          <w:sz w:val="16"/>
+          <w:szCs w:val="16"/>
+          <w:lang w:val="es-MX"/>
+        </w:rPr>
+        <w:t xml:space="preserve"> Y 00/100 SOLES)</w:t>
       </w:r>
     </w:p>
     <w:p>
@@ -5981,7 +7073,87 @@
           <w:szCs w:val="16"/>
           <w:lang w:val="es-MX"/>
         </w:rPr>
-        <w:t xml:space="preserve"> S/ {{MONTO_DEVOLUCION}} ({{LETRAS_DEVOLUCION}} Y 00/100 SOLES)</w:t>
+        <w:t xml:space="preserve"> S/ </w:t>
+      </w:r>
+      <w:r>
+        <w:rPr>
+          <w:rFonts w:cstheme="minorHAnsi"/>
+          <w:color w:val="000000"/>
+          <w:sz w:val="16"/>
+          <w:szCs w:val="16"/>
+          <w:lang w:val="es-MX"/>
+        </w:rPr>
+        <w:t>${</w:t>
+      </w:r>
+      <w:r>
+        <w:rPr>
+          <w:rFonts w:cstheme="minorHAnsi"/>
+          <w:color w:val="000000"/>
+          <w:sz w:val="16"/>
+          <w:szCs w:val="16"/>
+          <w:lang w:val="es-MX"/>
+        </w:rPr>
+        <w:t>MONTO_DEVOLUCION</w:t>
+      </w:r>
+      <w:r>
+        <w:rPr>
+          <w:rFonts w:cstheme="minorHAnsi"/>
+          <w:color w:val="000000"/>
+          <w:sz w:val="16"/>
+          <w:szCs w:val="16"/>
+          <w:lang w:val="es-MX"/>
+        </w:rPr>
+        <w:t>}</w:t>
+      </w:r>
+      <w:r>
+        <w:rPr>
+          <w:rFonts w:cstheme="minorHAnsi"/>
+          <w:color w:val="000000"/>
+          <w:sz w:val="16"/>
+          <w:szCs w:val="16"/>
+          <w:lang w:val="es-MX"/>
+        </w:rPr>
+        <w:t xml:space="preserve"> (</w:t>
+      </w:r>
+      <w:r>
+        <w:rPr>
+          <w:rFonts w:cstheme="minorHAnsi"/>
+          <w:color w:val="000000"/>
+          <w:sz w:val="16"/>
+          <w:szCs w:val="16"/>
+          <w:lang w:val="es-MX"/>
+        </w:rPr>
+        <w:t>${</w:t>
+      </w:r>
+      <w:r>
+        <w:rPr>
+          <w:rFonts w:cstheme="minorHAnsi"/>
+          <w:color w:val="000000"/>
+          <w:sz w:val="16"/>
+          <w:szCs w:val="16"/>
+          <w:lang w:val="es-MX"/>
+        </w:rPr>
+        <w:t>LETRAS_DEVOLUCION</w:t>
+      </w:r>
+      <w:r>
+        <w:rPr>
+          <w:rFonts w:cstheme="minorHAnsi"/>
+          <w:color w:val="000000"/>
+          <w:sz w:val="16"/>
+          <w:szCs w:val="16"/>
+          <w:lang w:val="es-MX"/>
+        </w:rPr>
+        <w:t>}</w:t>
+      </w:r>
+      <w:r>
+        <w:rPr>
+          <w:rFonts w:cstheme="minorHAnsi"/>
+          <w:color w:val="000000"/>
+          <w:sz w:val="16"/>
+          <w:szCs w:val="16"/>
+          <w:lang w:val="es-MX"/>
+        </w:rPr>
+        <w:t xml:space="preserve"> Y 00/100 SOLES)</w:t>
       </w:r>
     </w:p>
     <w:p>
@@ -6049,7 +7221,47 @@
           <w:szCs w:val="16"/>
           <w:lang w:val="es-MX"/>
         </w:rPr>
-        <w:t>El vehículo se recibe en el siguiente estado: {{AUTO_DESCRIPCION}}.</w:t>
+        <w:t xml:space="preserve">El vehículo se recibe en el siguiente estado: </w:t>
+      </w:r>
+      <w:r>
+        <w:rPr>
+          <w:rFonts w:cstheme="minorHAnsi"/>
+          <w:color w:val="000000"/>
+          <w:sz w:val="16"/>
+          <w:szCs w:val="16"/>
+          <w:lang w:val="es-MX"/>
+        </w:rPr>
+        <w:t>${</w:t>
+      </w:r>
+      <w:r>
+        <w:rPr>
+          <w:rFonts w:cstheme="minorHAnsi"/>
+          <w:color w:val="000000"/>
+          <w:sz w:val="16"/>
+          <w:szCs w:val="16"/>
+          <w:lang w:val="es-MX"/>
+        </w:rPr>
+        <w:t>AUTO_DESCRIPCION</w:t>
+      </w:r>
+      <w:r>
+        <w:rPr>
+          <w:rFonts w:cstheme="minorHAnsi"/>
+          <w:color w:val="000000"/>
+          <w:sz w:val="16"/>
+          <w:szCs w:val="16"/>
+          <w:lang w:val="es-MX"/>
+        </w:rPr>
+        <w:t>}</w:t>
+      </w:r>
+      <w:r>
+        <w:rPr>
+          <w:rFonts w:cstheme="minorHAnsi"/>
+          <w:color w:val="000000"/>
+          <w:sz w:val="16"/>
+          <w:szCs w:val="16"/>
+          <w:lang w:val="es-MX"/>
+        </w:rPr>
+        <w:t>.</w:t>
       </w:r>
     </w:p>
     <w:p>
@@ -6233,7 +7445,117 @@
           <w:szCs w:val="16"/>
           <w:lang w:val="es-MX"/>
         </w:rPr>
-        <w:t>LIMA, {{SISTEMA_DIA}} DE {{SISTEMA_MES}} DE {{SISTEMA_ANIO}}</w:t>
+        <w:t xml:space="preserve">LIMA, </w:t>
+      </w:r>
+      <w:r>
+        <w:rPr>
+          <w:rFonts w:cstheme="minorHAnsi"/>
+          <w:color w:val="000000"/>
+          <w:sz w:val="16"/>
+          <w:szCs w:val="16"/>
+          <w:lang w:val="es-MX"/>
+        </w:rPr>
+        <w:t>${</w:t>
+      </w:r>
+      <w:r>
+        <w:rPr>
+          <w:rFonts w:cstheme="minorHAnsi"/>
+          <w:color w:val="000000"/>
+          <w:sz w:val="16"/>
+          <w:szCs w:val="16"/>
+          <w:lang w:val="es-MX"/>
+        </w:rPr>
+        <w:t>SISTEMA_DIA</w:t>
+      </w:r>
+      <w:r>
+        <w:rPr>
+          <w:rFonts w:cstheme="minorHAnsi"/>
+          <w:color w:val="000000"/>
+          <w:sz w:val="16"/>
+          <w:szCs w:val="16"/>
+          <w:lang w:val="es-MX"/>
+        </w:rPr>
+        <w:t>}</w:t>
+      </w:r>
+      <w:r>
+        <w:rPr>
+          <w:rFonts w:cstheme="minorHAnsi"/>
+          <w:color w:val="000000"/>
+          <w:sz w:val="16"/>
+          <w:szCs w:val="16"/>
+          <w:lang w:val="es-MX"/>
+        </w:rPr>
+        <w:t xml:space="preserve"> DE </w:t>
+      </w:r>
+      <w:r>
+        <w:rPr>
+          <w:rFonts w:cstheme="minorHAnsi"/>
+          <w:color w:val="000000"/>
+          <w:sz w:val="16"/>
+          <w:szCs w:val="16"/>
+          <w:lang w:val="es-MX"/>
+        </w:rPr>
+        <w:t>${</w:t>
+      </w:r>
+      <w:r>
+        <w:rPr>
+          <w:rFonts w:cstheme="minorHAnsi"/>
+          <w:color w:val="000000"/>
+          <w:sz w:val="16"/>
+          <w:szCs w:val="16"/>
+          <w:lang w:val="es-MX"/>
+        </w:rPr>
+        <w:t>SISTEMA_MES</w:t>
+      </w:r>
+      <w:r>
+        <w:rPr>
+          <w:rFonts w:cstheme="minorHAnsi"/>
+          <w:color w:val="000000"/>
+          <w:sz w:val="16"/>
+          <w:szCs w:val="16"/>
+          <w:lang w:val="es-MX"/>
+        </w:rPr>
+        <w:t>}</w:t>
+      </w:r>
+      <w:r>
+        <w:rPr>
+          <w:rFonts w:cstheme="minorHAnsi"/>
+          <w:color w:val="000000"/>
+          <w:sz w:val="16"/>
+          <w:szCs w:val="16"/>
+          <w:lang w:val="es-MX"/>
+        </w:rPr>
+        <w:t xml:space="preserve"> DE </w:t>
+      </w:r>
+      <w:r>
+        <w:rPr>
+          <w:rFonts w:cstheme="minorHAnsi"/>
+          <w:color w:val="000000"/>
+          <w:sz w:val="16"/>
+          <w:szCs w:val="16"/>
+          <w:lang w:val="es-MX"/>
+        </w:rPr>
+        <w:t>${</w:t>
+      </w:r>
+      <w:r>
+        <w:rPr>
+          <w:rFonts w:cstheme="minorHAnsi"/>
+          <w:color w:val="000000"/>
+          <w:sz w:val="16"/>
+          <w:szCs w:val="16"/>
+          <w:lang w:val="es-MX"/>
+        </w:rPr>
+        <w:t>SISTEMA_ANIO</w:t>
+      </w:r>
+      <w:r>
+        <w:rPr>
+          <w:rFonts w:cstheme="minorHAnsi"/>
+          <w:color w:val="000000"/>
+          <w:sz w:val="16"/>
+          <w:szCs w:val="16"/>
+          <w:lang w:val="es-MX"/>
+        </w:rPr>
+        <w:t>}</w:t>
       </w:r>
     </w:p>
     <w:p>
@@ -6579,7 +7901,37 @@
           <w:szCs w:val="16"/>
           <w:lang w:val="es-MX"/>
         </w:rPr>
-        <w:t xml:space="preserve"> {{NUM_CONTRATO}}</w:t>
+        <w:t xml:space="preserve"> </w:t>
+      </w:r>
+      <w:r>
+        <w:rPr>
+          <w:rFonts w:cstheme="minorHAnsi"/>
+          <w:color w:val="000000"/>
+          <w:sz w:val="16"/>
+          <w:szCs w:val="16"/>
+          <w:lang w:val="es-MX"/>
+        </w:rPr>
+        <w:t>${</w:t>
+      </w:r>
+      <w:r>
+        <w:rPr>
+          <w:rFonts w:cstheme="minorHAnsi"/>
+          <w:color w:val="000000"/>
+          <w:sz w:val="16"/>
+          <w:szCs w:val="16"/>
+          <w:lang w:val="es-MX"/>
+        </w:rPr>
+        <w:t>NUM_CONTRATO</w:t>
+      </w:r>
+      <w:r>
+        <w:rPr>
+          <w:rFonts w:cstheme="minorHAnsi"/>
+          <w:color w:val="000000"/>
+          <w:sz w:val="16"/>
+          <w:szCs w:val="16"/>
+          <w:lang w:val="es-MX"/>
+        </w:rPr>
+        <w:t>}</w:t>
       </w:r>
     </w:p>
     <w:p>
@@ -6665,7 +8017,37 @@
           <w:szCs w:val="16"/>
           <w:lang w:val="es-MX"/>
         </w:rPr>
-        <w:t>S/ {{MONTO_TASACION}}</w:t>
+        <w:t xml:space="preserve">S/ </w:t>
+      </w:r>
+      <w:r>
+        <w:rPr>
+          <w:rFonts w:cstheme="minorHAnsi"/>
+          <w:color w:val="000000"/>
+          <w:sz w:val="16"/>
+          <w:szCs w:val="16"/>
+          <w:lang w:val="es-MX"/>
+        </w:rPr>
+        <w:t>${</w:t>
+      </w:r>
+      <w:r>
+        <w:rPr>
+          <w:rFonts w:cstheme="minorHAnsi"/>
+          <w:color w:val="000000"/>
+          <w:sz w:val="16"/>
+          <w:szCs w:val="16"/>
+          <w:lang w:val="es-MX"/>
+        </w:rPr>
+        <w:t>MONTO_TASACION</w:t>
+      </w:r>
+      <w:r>
+        <w:rPr>
+          <w:rFonts w:cstheme="minorHAnsi"/>
+          <w:color w:val="000000"/>
+          <w:sz w:val="16"/>
+          <w:szCs w:val="16"/>
+          <w:lang w:val="es-MX"/>
+        </w:rPr>
+        <w:t>}</w:t>
       </w:r>
     </w:p>
     <w:p>
@@ -6705,7 +8087,37 @@
           <w:szCs w:val="16"/>
           <w:lang w:val="es-MX"/>
         </w:rPr>
-        <w:t>S/ {{COMISION_TOTAL}}</w:t>
+        <w:t xml:space="preserve">S/ </w:t>
+      </w:r>
+      <w:r>
+        <w:rPr>
+          <w:rFonts w:cstheme="minorHAnsi"/>
+          <w:color w:val="000000"/>
+          <w:sz w:val="16"/>
+          <w:szCs w:val="16"/>
+          <w:lang w:val="es-MX"/>
+        </w:rPr>
+        <w:t>${</w:t>
+      </w:r>
+      <w:r>
+        <w:rPr>
+          <w:rFonts w:cstheme="minorHAnsi"/>
+          <w:color w:val="000000"/>
+          <w:sz w:val="16"/>
+          <w:szCs w:val="16"/>
+          <w:lang w:val="es-MX"/>
+        </w:rPr>
+        <w:t>COMISION_TOTAL</w:t>
+      </w:r>
+      <w:r>
+        <w:rPr>
+          <w:rFonts w:cstheme="minorHAnsi"/>
+          <w:color w:val="000000"/>
+          <w:sz w:val="16"/>
+          <w:szCs w:val="16"/>
+          <w:lang w:val="es-MX"/>
+        </w:rPr>
+        <w:t>}</w:t>
       </w:r>
     </w:p>
     <w:p>
@@ -6745,7 +8157,37 @@
           <w:szCs w:val="16"/>
           <w:lang w:val="es-MX"/>
         </w:rPr>
-        <w:t>S/ {{MONTO_DEVOLUCION}}</w:t>
+        <w:t xml:space="preserve">S/ </w:t>
+      </w:r>
+      <w:r>
+        <w:rPr>
+          <w:rFonts w:cstheme="minorHAnsi"/>
+          <w:color w:val="000000"/>
+          <w:sz w:val="16"/>
+          <w:szCs w:val="16"/>
+          <w:lang w:val="es-MX"/>
+        </w:rPr>
+        <w:t>${</w:t>
+      </w:r>
+      <w:r>
+        <w:rPr>
+          <w:rFonts w:cstheme="minorHAnsi"/>
+          <w:color w:val="000000"/>
+          <w:sz w:val="16"/>
+          <w:szCs w:val="16"/>
+          <w:lang w:val="es-MX"/>
+        </w:rPr>
+        <w:t>MONTO_DEVOLUCION</w:t>
+      </w:r>
+      <w:r>
+        <w:rPr>
+          <w:rFonts w:cstheme="minorHAnsi"/>
+          <w:color w:val="000000"/>
+          <w:sz w:val="16"/>
+          <w:szCs w:val="16"/>
+          <w:lang w:val="es-MX"/>
+        </w:rPr>
+        <w:t>}</w:t>
       </w:r>
     </w:p>
     <w:p>
@@ -6785,7 +8227,107 @@
           <w:szCs w:val="16"/>
           <w:lang w:val="es-MX"/>
         </w:rPr>
-        <w:t>{{SISTEMA_DIA}} / {{SISTEMA_MES_NUM}} / {{SISTEMA_ANIO}}</w:t>
+        <w:t>${</w:t>
+      </w:r>
+      <w:r>
+        <w:rPr>
+          <w:rFonts w:cstheme="minorHAnsi"/>
+          <w:color w:val="000000"/>
+          <w:sz w:val="16"/>
+          <w:szCs w:val="16"/>
+          <w:lang w:val="es-MX"/>
+        </w:rPr>
+        <w:t>SISTEMA_DIA</w:t>
+      </w:r>
+      <w:r>
+        <w:rPr>
+          <w:rFonts w:cstheme="minorHAnsi"/>
+          <w:color w:val="000000"/>
+          <w:sz w:val="16"/>
+          <w:szCs w:val="16"/>
+          <w:lang w:val="es-MX"/>
+        </w:rPr>
+        <w:t>}</w:t>
+      </w:r>
+      <w:r>
+        <w:rPr>
+          <w:rFonts w:cstheme="minorHAnsi"/>
+          <w:color w:val="000000"/>
+          <w:sz w:val="16"/>
+          <w:szCs w:val="16"/>
+          <w:lang w:val="es-MX"/>
+        </w:rPr>
+        <w:t xml:space="preserve"> / </w:t>
+      </w:r>
+      <w:r>
+        <w:rPr>
+          <w:rFonts w:cstheme="minorHAnsi"/>
+          <w:color w:val="000000"/>
+          <w:sz w:val="16"/>
+          <w:szCs w:val="16"/>
+          <w:lang w:val="es-MX"/>
+        </w:rPr>
+        <w:t>${</w:t>
+      </w:r>
+      <w:r>
+        <w:rPr>
+          <w:rFonts w:cstheme="minorHAnsi"/>
+          <w:color w:val="000000"/>
+          <w:sz w:val="16"/>
+          <w:szCs w:val="16"/>
+          <w:lang w:val="es-MX"/>
+        </w:rPr>
+        <w:t>SISTEMA_MES_NUM</w:t>
+      </w:r>
+      <w:r>
+        <w:rPr>
+          <w:rFonts w:cstheme="minorHAnsi"/>
+          <w:color w:val="000000"/>
+          <w:sz w:val="16"/>
+          <w:szCs w:val="16"/>
+          <w:lang w:val="es-MX"/>
+        </w:rPr>
+        <w:t>}</w:t>
+      </w:r>
+      <w:r>
+        <w:rPr>
+          <w:rFonts w:cstheme="minorHAnsi"/>
+          <w:color w:val="000000"/>
+          <w:sz w:val="16"/>
+          <w:szCs w:val="16"/>
+          <w:lang w:val="es-MX"/>
+        </w:rPr>
+        <w:t xml:space="preserve"> / </w:t>
+      </w:r>
+      <w:r>
+        <w:rPr>
+          <w:rFonts w:cstheme="minorHAnsi"/>
+          <w:color w:val="000000"/>
+          <w:sz w:val="16"/>
+          <w:szCs w:val="16"/>
+          <w:lang w:val="es-MX"/>
+        </w:rPr>
+        <w:t>${</w:t>
+      </w:r>
+      <w:r>
+        <w:rPr>
+          <w:rFonts w:cstheme="minorHAnsi"/>
+          <w:color w:val="000000"/>
+          <w:sz w:val="16"/>
+          <w:szCs w:val="16"/>
+          <w:lang w:val="es-MX"/>
+        </w:rPr>
+        <w:t>SISTEMA_ANIO</w:t>
+      </w:r>
+      <w:r>
+        <w:rPr>
+          <w:rFonts w:cstheme="minorHAnsi"/>
+          <w:color w:val="000000"/>
+          <w:sz w:val="16"/>
+          <w:szCs w:val="16"/>
+          <w:lang w:val="es-MX"/>
+        </w:rPr>
+        <w:t>}</w:t>
       </w:r>
     </w:p>
     <w:p>
@@ -6827,7 +8369,37 @@
           <w:szCs w:val="16"/>
           <w:lang w:val="es-MX"/>
         </w:rPr>
-        <w:t>{{PLAZO_DIAS}} días calendario.</w:t>
+        <w:t>${</w:t>
+      </w:r>
+      <w:r>
+        <w:rPr>
+          <w:rFonts w:cstheme="minorHAnsi"/>
+          <w:color w:val="000000"/>
+          <w:sz w:val="16"/>
+          <w:szCs w:val="16"/>
+          <w:lang w:val="es-MX"/>
+        </w:rPr>
+        <w:t>PLAZO_DIAS</w:t>
+      </w:r>
+      <w:r>
+        <w:rPr>
+          <w:rFonts w:cstheme="minorHAnsi"/>
+          <w:color w:val="000000"/>
+          <w:sz w:val="16"/>
+          <w:szCs w:val="16"/>
+          <w:lang w:val="es-MX"/>
+        </w:rPr>
+        <w:t>}</w:t>
+      </w:r>
+      <w:r>
+        <w:rPr>
+          <w:rFonts w:cstheme="minorHAnsi"/>
+          <w:color w:val="000000"/>
+          <w:sz w:val="16"/>
+          <w:szCs w:val="16"/>
+          <w:lang w:val="es-MX"/>
+        </w:rPr>
+        <w:t xml:space="preserve"> días calendario.</w:t>
       </w:r>
     </w:p>
     <w:p>
@@ -6895,7 +8467,47 @@
           <w:szCs w:val="16"/>
           <w:lang w:val="es-MX"/>
         </w:rPr>
-        <w:t xml:space="preserve">Se deja expresa constancia de que vencido el plazo de {{PLAZO_DIAS}} días pactado sin que </w:t>
+        <w:t xml:space="preserve">Se deja expresa constancia de que vencido el plazo de </w:t>
+      </w:r>
+      <w:r>
+        <w:rPr>
+          <w:rFonts w:cstheme="minorHAnsi"/>
+          <w:color w:val="000000"/>
+          <w:sz w:val="16"/>
+          <w:szCs w:val="16"/>
+          <w:lang w:val="es-MX"/>
+        </w:rPr>
+        <w:t>${</w:t>
+      </w:r>
+      <w:r>
+        <w:rPr>
+          <w:rFonts w:cstheme="minorHAnsi"/>
+          <w:color w:val="000000"/>
+          <w:sz w:val="16"/>
+          <w:szCs w:val="16"/>
+          <w:lang w:val="es-MX"/>
+        </w:rPr>
+        <w:t>PLAZO_DIAS</w:t>
+      </w:r>
+      <w:r>
+        <w:rPr>
+          <w:rFonts w:cstheme="minorHAnsi"/>
+          <w:color w:val="000000"/>
+          <w:sz w:val="16"/>
+          <w:szCs w:val="16"/>
+          <w:lang w:val="es-MX"/>
+        </w:rPr>
+        <w:t>}</w:t>
+      </w:r>
+      <w:r>
+        <w:rPr>
+          <w:rFonts w:cstheme="minorHAnsi"/>
+          <w:color w:val="000000"/>
+          <w:sz w:val="16"/>
+          <w:szCs w:val="16"/>
+          <w:lang w:val="es-MX"/>
+        </w:rPr>
+        <w:t xml:space="preserve"> días pactado sin que </w:t>
       </w:r>
       <w:r>
         <w:rPr>
@@ -7153,7 +8765,117 @@
           <w:szCs w:val="16"/>
           <w:lang w:val="es-MX"/>
         </w:rPr>
-        <w:t>Lima, {{SISTEMA_DIA}} DE {{SISTEMA_MES_TEXTO}} DE {{SISTEMA_ANIO}}</w:t>
+        <w:t xml:space="preserve">Lima, </w:t>
+      </w:r>
+      <w:r>
+        <w:rPr>
+          <w:rFonts w:cstheme="minorHAnsi"/>
+          <w:color w:val="000000"/>
+          <w:sz w:val="16"/>
+          <w:szCs w:val="16"/>
+          <w:lang w:val="es-MX"/>
+        </w:rPr>
+        <w:t>${</w:t>
+      </w:r>
+      <w:r>
+        <w:rPr>
+          <w:rFonts w:cstheme="minorHAnsi"/>
+          <w:color w:val="000000"/>
+          <w:sz w:val="16"/>
+          <w:szCs w:val="16"/>
+          <w:lang w:val="es-MX"/>
+        </w:rPr>
+        <w:t>SISTEMA_DIA</w:t>
+      </w:r>
+      <w:r>
+        <w:rPr>
+          <w:rFonts w:cstheme="minorHAnsi"/>
+          <w:color w:val="000000"/>
+          <w:sz w:val="16"/>
+          <w:szCs w:val="16"/>
+          <w:lang w:val="es-MX"/>
+        </w:rPr>
+        <w:t>}</w:t>
+      </w:r>
+      <w:r>
+        <w:rPr>
+          <w:rFonts w:cstheme="minorHAnsi"/>
+          <w:color w:val="000000"/>
+          <w:sz w:val="16"/>
+          <w:szCs w:val="16"/>
+          <w:lang w:val="es-MX"/>
+        </w:rPr>
+        <w:t xml:space="preserve"> DE </w:t>
+      </w:r>
+      <w:r>
+        <w:rPr>
+          <w:rFonts w:cstheme="minorHAnsi"/>
+          <w:color w:val="000000"/>
+          <w:sz w:val="16"/>
+          <w:szCs w:val="16"/>
+          <w:lang w:val="es-MX"/>
+        </w:rPr>
+        <w:t>${</w:t>
+      </w:r>
+      <w:r>
+        <w:rPr>
+          <w:rFonts w:cstheme="minorHAnsi"/>
+          <w:color w:val="000000"/>
+          <w:sz w:val="16"/>
+          <w:szCs w:val="16"/>
+          <w:lang w:val="es-MX"/>
+        </w:rPr>
+        <w:t>SISTEMA_MES_TEXTO</w:t>
+      </w:r>
+      <w:r>
+        <w:rPr>
+          <w:rFonts w:cstheme="minorHAnsi"/>
+          <w:color w:val="000000"/>
+          <w:sz w:val="16"/>
+          <w:szCs w:val="16"/>
+          <w:lang w:val="es-MX"/>
+        </w:rPr>
+        <w:t>}</w:t>
+      </w:r>
+      <w:r>
+        <w:rPr>
+          <w:rFonts w:cstheme="minorHAnsi"/>
+          <w:color w:val="000000"/>
+          <w:sz w:val="16"/>
+          <w:szCs w:val="16"/>
+          <w:lang w:val="es-MX"/>
+        </w:rPr>
+        <w:t xml:space="preserve"> DE </w:t>
+      </w:r>
+      <w:r>
+        <w:rPr>
+          <w:rFonts w:cstheme="minorHAnsi"/>
+          <w:color w:val="000000"/>
+          <w:sz w:val="16"/>
+          <w:szCs w:val="16"/>
+          <w:lang w:val="es-MX"/>
+        </w:rPr>
+        <w:t>${</w:t>
+      </w:r>
+      <w:r>
+        <w:rPr>
+          <w:rFonts w:cstheme="minorHAnsi"/>
+          <w:color w:val="000000"/>
+          <w:sz w:val="16"/>
+          <w:szCs w:val="16"/>
+          <w:lang w:val="es-MX"/>
+        </w:rPr>
+        <w:t>SISTEMA_ANIO</w:t>
+      </w:r>
+      <w:r>
+        <w:rPr>
+          <w:rFonts w:cstheme="minorHAnsi"/>
+          <w:color w:val="000000"/>
+          <w:sz w:val="16"/>
+          <w:szCs w:val="16"/>
+          <w:lang w:val="es-MX"/>
+        </w:rPr>
+        <w:t>}</w:t>
       </w:r>
     </w:p>
     <w:p>
@@ -7447,7 +9169,7 @@
         <mc:AlternateContent>
           <mc:Choice Requires="wps">
             <w:drawing>
-              <wp:anchor distT="0" distB="0" distL="114300" distR="114300" simplePos="0" relativeHeight="251661312" behindDoc="0" locked="0" layoutInCell="1" allowOverlap="1" wp14:anchorId="43B990BB" wp14:editId="6C829EB5">
+              <wp:anchor distT="0" distB="0" distL="114300" distR="114300" simplePos="0" relativeHeight="251660288" behindDoc="0" locked="0" layoutInCell="1" allowOverlap="1" wp14:anchorId="43B990BB" wp14:editId="6C829EB5">
                 <wp:simplePos x="0" y="0"/>
                 <wp:positionH relativeFrom="column">
                   <wp:posOffset>5822950</wp:posOffset>
@@ -7506,7 +9228,7 @@
           </mc:Choice>
           <mc:Fallback>
             <w:pict>
-              <v:rect w14:anchorId="068DD248" id="15 Rectángulo" o:spid="_x0000_s1026" style="position:absolute;margin-left:458.5pt;margin-top:.3pt;width:61.5pt;height:70.5pt;z-index:251661312;visibility:visible;mso-wrap-style:square;mso-wrap-distance-left:9pt;mso-wrap-distance-top:0;mso-wrap-distance-right:9pt;mso-wrap-distance-bottom:0;mso-position-horizontal:absolute;mso-position-horizontal-relative:text;mso-position-vertical:absolute;mso-position-vertical-relative:text;v-text-anchor:middle" o:gfxdata="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" fillcolor="white [3201]" strokecolor="black [3213]" strokeweight="2pt"/>
+              <v:rect w14:anchorId="7DCB777A" id="15 Rectángulo" o:spid="_x0000_s1026" style="position:absolute;margin-left:458.5pt;margin-top:.3pt;width:61.5pt;height:70.5pt;z-index:251660288;visibility:visible;mso-wrap-style:square;mso-wrap-distance-left:9pt;mso-wrap-distance-top:0;mso-wrap-distance-right:9pt;mso-wrap-distance-bottom:0;mso-position-horizontal:absolute;mso-position-horizontal-relative:text;mso-position-vertical:absolute;mso-position-vertical-relative:text;v-text-anchor:middle" o:gfxdata="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" fillcolor="white [3201]" strokecolor="black [3213]" strokeweight="2pt"/>
             </w:pict>
           </mc:Fallback>
         </mc:AlternateContent>
@@ -7523,7 +9245,7 @@
         <mc:AlternateContent>
           <mc:Choice Requires="wps">
             <w:drawing>
-              <wp:anchor distT="0" distB="0" distL="114300" distR="114300" simplePos="0" relativeHeight="251657216" behindDoc="0" locked="0" layoutInCell="1" allowOverlap="1" wp14:anchorId="26F1672A" wp14:editId="63CAA25C">
+              <wp:anchor distT="0" distB="0" distL="114300" distR="114300" simplePos="0" relativeHeight="251656192" behindDoc="0" locked="0" layoutInCell="1" allowOverlap="1" wp14:anchorId="26F1672A" wp14:editId="63CAA25C">
                 <wp:simplePos x="0" y="0"/>
                 <wp:positionH relativeFrom="column">
                   <wp:posOffset>2078990</wp:posOffset>
@@ -7582,7 +9304,7 @@
           </mc:Choice>
           <mc:Fallback>
             <w:pict>
-              <v:rect w14:anchorId="7140FC83" id="14 Rectángulo" o:spid="_x0000_s1026" style="position:absolute;margin-left:163.7pt;margin-top:.4pt;width:61.5pt;height:70.5pt;z-index:251657216;visibility:visible;mso-wrap-style:square;mso-wrap-distance-left:9pt;mso-wrap-distance-top:0;mso-wrap-distance-right:9pt;mso-wrap-distance-bottom:0;mso-position-horizontal:absolute;mso-position-horizontal-relative:text;mso-position-vertical:absolute;mso-position-vertical-relative:text;v-text-anchor:middle" o:gfxdata="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" fillcolor="white [3201]" strokecolor="black [3213]" strokeweight="2pt"/>
+              <v:rect w14:anchorId="4AE346A5" id="14 Rectángulo" o:spid="_x0000_s1026" style="position:absolute;margin-left:163.7pt;margin-top:.4pt;width:61.5pt;height:70.5pt;z-index:251656192;visibility:visible;mso-wrap-style:square;mso-wrap-distance-left:9pt;mso-wrap-distance-top:0;mso-wrap-distance-right:9pt;mso-wrap-distance-bottom:0;mso-position-horizontal:absolute;mso-position-horizontal-relative:text;mso-position-vertical:absolute;mso-position-vertical-relative:text;v-text-anchor:middle" o:gfxdata="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" fillcolor="white [3201]" strokecolor="black [3213]" strokeweight="2pt"/>
             </w:pict>
           </mc:Fallback>
         </mc:AlternateContent>
@@ -7734,9 +9456,8 @@
           <w:sz w:val="18"/>
           <w:szCs w:val="20"/>
         </w:rPr>
-        <w:t>{{NOMBRE_APODERADO_CA</w:t>
-      </w:r>
-      <w:proofErr w:type="gramStart"/>
+        <w:t>${</w:t>
+      </w:r>
       <w:r>
         <w:rPr>
           <w:rFonts w:cstheme="minorHAnsi"/>
@@ -7744,8 +9465,9 @@
           <w:sz w:val="18"/>
           <w:szCs w:val="20"/>
         </w:rPr>
-        <w:t xml:space="preserve">}} </w:t>
-      </w:r>
+        <w:t>NOMBRE_APODERADO_</w:t>
+      </w:r>
+      <w:proofErr w:type="gramStart"/>
       <w:r>
         <w:rPr>
           <w:rFonts w:cstheme="minorHAnsi"/>
@@ -7753,9 +9475,8 @@
           <w:sz w:val="18"/>
           <w:szCs w:val="20"/>
         </w:rPr>
-        <w:t xml:space="preserve">  </w:t>
-      </w:r>
-      <w:proofErr w:type="gramEnd"/>
+        <w:t>CA</w:t>
+      </w:r>
       <w:r>
         <w:rPr>
           <w:rFonts w:cstheme="minorHAnsi"/>
@@ -7763,7 +9484,7 @@
           <w:sz w:val="18"/>
           <w:szCs w:val="20"/>
         </w:rPr>
-        <w:t xml:space="preserve">                                        </w:t>
+        <w:t>}</w:t>
       </w:r>
       <w:r>
         <w:rPr>
@@ -7772,7 +9493,7 @@
           <w:sz w:val="18"/>
           <w:szCs w:val="20"/>
         </w:rPr>
-        <w:t xml:space="preserve">    </w:t>
+        <w:t xml:space="preserve"> </w:t>
       </w:r>
       <w:r>
         <w:rPr>
@@ -7781,8 +9502,9 @@
           <w:sz w:val="18"/>
           <w:szCs w:val="20"/>
         </w:rPr>
-        <w:t xml:space="preserve"> </w:t>
-      </w:r>
+        <w:t xml:space="preserve">  </w:t>
+      </w:r>
+      <w:proofErr w:type="gramEnd"/>
       <w:r>
         <w:rPr>
           <w:rFonts w:cstheme="minorHAnsi"/>
@@ -7790,7 +9512,7 @@
           <w:sz w:val="18"/>
           <w:szCs w:val="20"/>
         </w:rPr>
-        <w:t xml:space="preserve"> </w:t>
+        <w:t xml:space="preserve">                                        </w:t>
       </w:r>
       <w:r>
         <w:rPr>
@@ -7799,7 +9521,7 @@
           <w:sz w:val="18"/>
           <w:szCs w:val="20"/>
         </w:rPr>
-        <w:t xml:space="preserve">NOMBRE: </w:t>
+        <w:t xml:space="preserve">    </w:t>
       </w:r>
       <w:r>
         <w:rPr>
@@ -7808,7 +9530,52 @@
           <w:sz w:val="18"/>
           <w:szCs w:val="20"/>
         </w:rPr>
-        <w:t>{{NOMBRE_CLIENTE}}</w:t>
+        <w:t xml:space="preserve"> </w:t>
+      </w:r>
+      <w:r>
+        <w:rPr>
+          <w:rFonts w:cstheme="minorHAnsi"/>
+          <w:color w:val="000000"/>
+          <w:sz w:val="18"/>
+          <w:szCs w:val="20"/>
+        </w:rPr>
+        <w:t xml:space="preserve"> </w:t>
+      </w:r>
+      <w:r>
+        <w:rPr>
+          <w:rFonts w:cstheme="minorHAnsi"/>
+          <w:color w:val="000000"/>
+          <w:sz w:val="18"/>
+          <w:szCs w:val="20"/>
+        </w:rPr>
+        <w:t xml:space="preserve">NOMBRE: </w:t>
+      </w:r>
+      <w:r>
+        <w:rPr>
+          <w:rFonts w:cstheme="minorHAnsi"/>
+          <w:color w:val="000000"/>
+          <w:sz w:val="18"/>
+          <w:szCs w:val="20"/>
+        </w:rPr>
+        <w:t>${</w:t>
+      </w:r>
+      <w:r>
+        <w:rPr>
+          <w:rFonts w:cstheme="minorHAnsi"/>
+          <w:color w:val="000000"/>
+          <w:sz w:val="18"/>
+          <w:szCs w:val="20"/>
+        </w:rPr>
+        <w:t>NOMBRE_CLIENTE</w:t>
+      </w:r>
+      <w:r>
+        <w:rPr>
+          <w:rFonts w:cstheme="minorHAnsi"/>
+          <w:color w:val="000000"/>
+          <w:sz w:val="18"/>
+          <w:szCs w:val="20"/>
+        </w:rPr>
+        <w:t>}</w:t>
       </w:r>
     </w:p>
     <w:p>
@@ -7865,9 +9632,8 @@
           <w:sz w:val="18"/>
           <w:szCs w:val="20"/>
         </w:rPr>
-        <w:t>{{DNI_APODERADO_CA</w:t>
-      </w:r>
-      <w:proofErr w:type="gramStart"/>
+        <w:t>${</w:t>
+      </w:r>
       <w:r>
         <w:rPr>
           <w:rFonts w:cstheme="minorHAnsi"/>
@@ -7875,8 +9641,9 @@
           <w:sz w:val="18"/>
           <w:szCs w:val="20"/>
         </w:rPr>
-        <w:t>}}  </w:t>
-      </w:r>
+        <w:t>DNI_APODERADO_</w:t>
+      </w:r>
+      <w:proofErr w:type="gramStart"/>
       <w:r>
         <w:rPr>
           <w:rFonts w:cstheme="minorHAnsi"/>
@@ -7884,9 +9651,8 @@
           <w:sz w:val="18"/>
           <w:szCs w:val="20"/>
         </w:rPr>
-        <w:t xml:space="preserve"> </w:t>
-      </w:r>
-      <w:proofErr w:type="gramEnd"/>
+        <w:t>CA</w:t>
+      </w:r>
       <w:r>
         <w:rPr>
           <w:rFonts w:cstheme="minorHAnsi"/>
@@ -7894,7 +9660,7 @@
           <w:sz w:val="18"/>
           <w:szCs w:val="20"/>
         </w:rPr>
-        <w:t xml:space="preserve">                                                          </w:t>
+        <w:t>}</w:t>
       </w:r>
       <w:r>
         <w:rPr>
@@ -7903,7 +9669,7 @@
           <w:sz w:val="18"/>
           <w:szCs w:val="20"/>
         </w:rPr>
-        <w:t xml:space="preserve">    </w:t>
+        <w:t xml:space="preserve">  </w:t>
       </w:r>
       <w:r>
         <w:rPr>
@@ -7912,8 +9678,9 @@
           <w:sz w:val="18"/>
           <w:szCs w:val="20"/>
         </w:rPr>
-        <w:t xml:space="preserve">   </w:t>
-      </w:r>
+        <w:t xml:space="preserve"> </w:t>
+      </w:r>
+      <w:proofErr w:type="gramEnd"/>
       <w:r>
         <w:rPr>
           <w:rFonts w:cstheme="minorHAnsi"/>
@@ -7921,7 +9688,7 @@
           <w:sz w:val="18"/>
           <w:szCs w:val="20"/>
         </w:rPr>
-        <w:t xml:space="preserve"> </w:t>
+        <w:t xml:space="preserve">                                                          </w:t>
       </w:r>
       <w:r>
         <w:rPr>
@@ -7930,7 +9697,7 @@
           <w:sz w:val="18"/>
           <w:szCs w:val="20"/>
         </w:rPr>
-        <w:t>DNI:</w:t>
+        <w:t xml:space="preserve">    </w:t>
       </w:r>
       <w:r>
         <w:rPr>
@@ -7939,7 +9706,7 @@
           <w:sz w:val="18"/>
           <w:szCs w:val="20"/>
         </w:rPr>
-        <w:t xml:space="preserve"> </w:t>
+        <w:t xml:space="preserve">   </w:t>
       </w:r>
       <w:r>
         <w:rPr>
@@ -7948,7 +9715,52 @@
           <w:sz w:val="18"/>
           <w:szCs w:val="20"/>
         </w:rPr>
-        <w:t>{{DNI_CLIENTE}}</w:t>
+        <w:t xml:space="preserve"> </w:t>
+      </w:r>
+      <w:r>
+        <w:rPr>
+          <w:rFonts w:cstheme="minorHAnsi"/>
+          <w:color w:val="000000"/>
+          <w:sz w:val="18"/>
+          <w:szCs w:val="20"/>
+        </w:rPr>
+        <w:t>DNI:</w:t>
+      </w:r>
+      <w:r>
+        <w:rPr>
+          <w:rFonts w:cstheme="minorHAnsi"/>
+          <w:color w:val="000000"/>
+          <w:sz w:val="18"/>
+          <w:szCs w:val="20"/>
+        </w:rPr>
+        <w:t xml:space="preserve"> </w:t>
+      </w:r>
+      <w:r>
+        <w:rPr>
+          <w:rFonts w:cstheme="minorHAnsi"/>
+          <w:color w:val="000000"/>
+          <w:sz w:val="18"/>
+          <w:szCs w:val="20"/>
+        </w:rPr>
+        <w:t>${</w:t>
+      </w:r>
+      <w:r>
+        <w:rPr>
+          <w:rFonts w:cstheme="minorHAnsi"/>
+          <w:color w:val="000000"/>
+          <w:sz w:val="18"/>
+          <w:szCs w:val="20"/>
+        </w:rPr>
+        <w:t>DNI_CLIENTE</w:t>
+      </w:r>
+      <w:r>
+        <w:rPr>
+          <w:rFonts w:cstheme="minorHAnsi"/>
+          <w:color w:val="000000"/>
+          <w:sz w:val="18"/>
+          <w:szCs w:val="20"/>
+        </w:rPr>
+        <w:t>}</w:t>
       </w:r>
     </w:p>
     <w:p>
@@ -8083,7 +9895,7 @@
         </mc:Choice>
         <mc:Fallback>
           <w:pict>
-            <v:line w14:anchorId="62E431C1" id="17 Conector recto" o:spid="_x0000_s1026" style="position:absolute;z-index:251676672;visibility:visible;mso-wrap-style:square;mso-wrap-distance-left:9pt;mso-wrap-distance-top:0;mso-wrap-distance-right:9pt;mso-wrap-distance-bottom:0;mso-position-horizontal:absolute;mso-position-horizontal-relative:text;mso-position-vertical:absolute;mso-position-vertical-relative:text" from="-42.9pt,-6.6pt" to="551.1pt,-6.6pt" o:gfxdata="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" strokecolor="black [3213]" strokeweight="1.75pt"/>
+            <v:line w14:anchorId="32D0E34C" id="17 Conector recto" o:spid="_x0000_s1026" style="position:absolute;z-index:251676672;visibility:visible;mso-wrap-style:square;mso-wrap-distance-left:9pt;mso-wrap-distance-top:0;mso-wrap-distance-right:9pt;mso-wrap-distance-bottom:0;mso-position-horizontal:absolute;mso-position-horizontal-relative:text;mso-position-vertical:absolute;mso-position-vertical-relative:text" from="-42.9pt,-6.6pt" to="551.1pt,-6.6pt" o:gfxdata="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" strokecolor="black [3213]" strokeweight="1.75pt"/>
           </w:pict>
         </mc:Fallback>
       </mc:AlternateContent>
@@ -13660,6 +15472,7 @@
   <w:style w:type="character" w:default="1" w:styleId="Fuentedeprrafopredeter">
     <w:name w:val="Default Paragraph Font"/>
     <w:uiPriority w:val="1"/>
+    <w:semiHidden/>
     <w:unhideWhenUsed/>
   </w:style>
   <w:style w:type="table" w:default="1" w:styleId="Tablanormal">

--- a/CrediAgil/Templates/CONTRATO - PRENDA AUTO - EMPRESA.docx
+++ b/CrediAgil/Templates/CONTRATO - PRENDA AUTO - EMPRESA.docx
@@ -312,7 +312,383 @@
           <w:sz w:val="16"/>
           <w:szCs w:val="16"/>
         </w:rPr>
-        <w:t xml:space="preserve"> La empresa </w:t>
+        <w:t xml:space="preserve"> </w:t>
+      </w:r>
+      <w:r>
+        <w:rPr>
+          <w:rFonts w:cstheme="minorHAnsi"/>
+          <w:b/>
+          <w:bCs/>
+          <w:color w:val="000000"/>
+          <w:sz w:val="16"/>
+          <w:szCs w:val="16"/>
+        </w:rPr>
+        <w:t>${RAZON_SOCIAL}</w:t>
+      </w:r>
+      <w:r>
+        <w:rPr>
+          <w:rFonts w:cstheme="minorHAnsi"/>
+          <w:color w:val="000000"/>
+          <w:sz w:val="16"/>
+          <w:szCs w:val="16"/>
+        </w:rPr>
+        <w:t xml:space="preserve"> identificada con RUC </w:t>
+      </w:r>
+      <w:r>
+        <w:rPr>
+          <w:rFonts w:cstheme="minorHAnsi"/>
+          <w:b/>
+          <w:bCs/>
+          <w:color w:val="000000"/>
+          <w:sz w:val="16"/>
+          <w:szCs w:val="16"/>
+        </w:rPr>
+        <w:t>${RUC_EMPRESA}</w:t>
+      </w:r>
+      <w:r>
+        <w:rPr>
+          <w:rFonts w:cstheme="minorHAnsi"/>
+          <w:color w:val="000000"/>
+          <w:sz w:val="16"/>
+          <w:szCs w:val="16"/>
+        </w:rPr>
+        <w:t xml:space="preserve">, con </w:t>
+      </w:r>
+      <w:r>
+        <w:rPr>
+          <w:rFonts w:cstheme="minorHAnsi"/>
+          <w:b/>
+          <w:bCs/>
+          <w:color w:val="000000"/>
+          <w:sz w:val="16"/>
+          <w:szCs w:val="16"/>
+        </w:rPr>
+        <w:t>DOMICILIO FISCAL</w:t>
+      </w:r>
+      <w:r>
+        <w:rPr>
+          <w:rFonts w:cstheme="minorHAnsi"/>
+          <w:color w:val="000000"/>
+          <w:sz w:val="16"/>
+          <w:szCs w:val="16"/>
+        </w:rPr>
+        <w:t xml:space="preserve"> en </w:t>
+      </w:r>
+      <w:r>
+        <w:rPr>
+          <w:rFonts w:cstheme="minorHAnsi"/>
+          <w:b/>
+          <w:bCs/>
+          <w:color w:val="000000"/>
+          <w:sz w:val="16"/>
+          <w:szCs w:val="16"/>
+        </w:rPr>
+        <w:t>${DIRECCION_FISCAL}</w:t>
+      </w:r>
+      <w:r>
+        <w:rPr>
+          <w:rFonts w:cstheme="minorHAnsi"/>
+          <w:color w:val="000000"/>
+          <w:sz w:val="16"/>
+          <w:szCs w:val="16"/>
+        </w:rPr>
+        <w:t xml:space="preserve">, debidamente representada por el (la) señor(a) </w:t>
+      </w:r>
+      <w:r>
+        <w:rPr>
+          <w:rFonts w:cstheme="minorHAnsi"/>
+          <w:b/>
+          <w:bCs/>
+          <w:color w:val="000000"/>
+          <w:sz w:val="16"/>
+          <w:szCs w:val="16"/>
+        </w:rPr>
+        <w:t>${REP_LEGAL_EMPRESA}</w:t>
+      </w:r>
+      <w:r>
+        <w:rPr>
+          <w:rFonts w:cstheme="minorHAnsi"/>
+          <w:color w:val="000000"/>
+          <w:sz w:val="16"/>
+          <w:szCs w:val="16"/>
+        </w:rPr>
+        <w:t xml:space="preserve">, identificado con DNI N.º </w:t>
+      </w:r>
+      <w:r>
+        <w:rPr>
+          <w:rFonts w:cstheme="minorHAnsi"/>
+          <w:b/>
+          <w:bCs/>
+          <w:color w:val="000000"/>
+          <w:sz w:val="16"/>
+          <w:szCs w:val="16"/>
+        </w:rPr>
+        <w:t>${DNI_REP_LEGAL}</w:t>
+      </w:r>
+      <w:r>
+        <w:rPr>
+          <w:rFonts w:cstheme="minorHAnsi"/>
+          <w:color w:val="000000"/>
+          <w:sz w:val="16"/>
+          <w:szCs w:val="16"/>
+        </w:rPr>
+        <w:t xml:space="preserve">, con domicilio en </w:t>
+      </w:r>
+      <w:r>
+        <w:rPr>
+          <w:rFonts w:cstheme="minorHAnsi"/>
+          <w:b/>
+          <w:bCs/>
+          <w:color w:val="000000"/>
+          <w:sz w:val="16"/>
+          <w:szCs w:val="16"/>
+        </w:rPr>
+        <w:t>${DIRECCION_REP_LEGAL}</w:t>
+      </w:r>
+      <w:r>
+        <w:rPr>
+          <w:rFonts w:cstheme="minorHAnsi"/>
+          <w:color w:val="000000"/>
+          <w:sz w:val="16"/>
+          <w:szCs w:val="16"/>
+        </w:rPr>
+        <w:t xml:space="preserve">, distrito de </w:t>
+      </w:r>
+      <w:r>
+        <w:rPr>
+          <w:rFonts w:cstheme="minorHAnsi"/>
+          <w:b/>
+          <w:bCs/>
+          <w:color w:val="000000"/>
+          <w:sz w:val="16"/>
+          <w:szCs w:val="16"/>
+        </w:rPr>
+        <w:t>${DISTRITO_REP_LEGAL}</w:t>
+      </w:r>
+      <w:r>
+        <w:rPr>
+          <w:rFonts w:cstheme="minorHAnsi"/>
+          <w:color w:val="000000"/>
+          <w:sz w:val="16"/>
+          <w:szCs w:val="16"/>
+        </w:rPr>
+        <w:t xml:space="preserve">, provincia de </w:t>
+      </w:r>
+      <w:r>
+        <w:rPr>
+          <w:rFonts w:cstheme="minorHAnsi"/>
+          <w:b/>
+          <w:bCs/>
+          <w:color w:val="000000"/>
+          <w:sz w:val="16"/>
+          <w:szCs w:val="16"/>
+        </w:rPr>
+        <w:t>${PROVINCIA_REP_LEGAL}</w:t>
+      </w:r>
+      <w:r>
+        <w:rPr>
+          <w:rFonts w:cstheme="minorHAnsi"/>
+          <w:color w:val="000000"/>
+          <w:sz w:val="16"/>
+          <w:szCs w:val="16"/>
+        </w:rPr>
+        <w:t xml:space="preserve"> y departamento de </w:t>
+      </w:r>
+      <w:r>
+        <w:rPr>
+          <w:rFonts w:cstheme="minorHAnsi"/>
+          <w:b/>
+          <w:bCs/>
+          <w:color w:val="000000"/>
+          <w:sz w:val="16"/>
+          <w:szCs w:val="16"/>
+        </w:rPr>
+        <w:t>${DEPARTAMENTO_REP_LEGAL}</w:t>
+      </w:r>
+      <w:r>
+        <w:rPr>
+          <w:rFonts w:cstheme="minorHAnsi"/>
+          <w:color w:val="000000"/>
+          <w:sz w:val="16"/>
+          <w:szCs w:val="16"/>
+        </w:rPr>
+        <w:t xml:space="preserve">, con poderes inscritos en la </w:t>
+      </w:r>
+      <w:r>
+        <w:rPr>
+          <w:rFonts w:cstheme="minorHAnsi"/>
+          <w:b/>
+          <w:bCs/>
+          <w:color w:val="000000"/>
+          <w:sz w:val="16"/>
+          <w:szCs w:val="16"/>
+        </w:rPr>
+        <w:t>Partida Electrónica N.º ${PARTIDA_EMPRESA}</w:t>
+      </w:r>
+      <w:r>
+        <w:rPr>
+          <w:rFonts w:cstheme="minorHAnsi"/>
+          <w:color w:val="000000"/>
+          <w:sz w:val="16"/>
+          <w:szCs w:val="16"/>
+        </w:rPr>
+        <w:t xml:space="preserve"> de la Zona Registral N.º </w:t>
+      </w:r>
+      <w:r>
+        <w:rPr>
+          <w:rFonts w:cstheme="minorHAnsi"/>
+          <w:b/>
+          <w:bCs/>
+          <w:color w:val="000000"/>
+          <w:sz w:val="16"/>
+          <w:szCs w:val="16"/>
+        </w:rPr>
+        <w:t>${ZONA_REGISTRAL}</w:t>
+      </w:r>
+      <w:r>
+        <w:rPr>
+          <w:rFonts w:cstheme="minorHAnsi"/>
+          <w:color w:val="000000"/>
+          <w:sz w:val="16"/>
+          <w:szCs w:val="16"/>
+        </w:rPr>
+        <w:t xml:space="preserve"> de la oficina de Registros Públicos de </w:t>
+      </w:r>
+      <w:r>
+        <w:rPr>
+          <w:rFonts w:cstheme="minorHAnsi"/>
+          <w:b/>
+          <w:bCs/>
+          <w:color w:val="000000"/>
+          <w:sz w:val="16"/>
+          <w:szCs w:val="16"/>
+        </w:rPr>
+        <w:t>${CIUDAD_REGISTRO}</w:t>
+      </w:r>
+      <w:r>
+        <w:rPr>
+          <w:rFonts w:cstheme="minorHAnsi"/>
+          <w:color w:val="000000"/>
+          <w:sz w:val="16"/>
+          <w:szCs w:val="16"/>
+        </w:rPr>
+        <w:t>.</w:t>
+      </w:r>
+    </w:p>
+    <w:p>
+      <w:pPr>
+        <w:spacing w:before="10" w:after="10" w:line="240" w:lineRule="auto"/>
+        <w:ind w:right="-1085"/>
+        <w:jc w:val="both"/>
+        <w:rPr>
+          <w:rFonts w:cstheme="minorHAnsi"/>
+          <w:color w:val="000000"/>
+          <w:sz w:val="16"/>
+          <w:szCs w:val="16"/>
+        </w:rPr>
+      </w:pPr>
+      <w:r>
+        <w:rPr>
+          <w:rFonts w:cstheme="minorHAnsi"/>
+          <w:color w:val="000000"/>
+          <w:sz w:val="16"/>
+          <w:szCs w:val="16"/>
+        </w:rPr>
+        <w:t>Ambas partes convienen en los términos y condiciones siguientes:</w:t>
+      </w:r>
+    </w:p>
+    <w:p>
+      <w:pPr>
+        <w:spacing w:before="10" w:after="10" w:line="240" w:lineRule="auto"/>
+        <w:ind w:right="-1085"/>
+        <w:jc w:val="both"/>
+        <w:rPr>
+          <w:rFonts w:cstheme="minorHAnsi"/>
+          <w:color w:val="000000"/>
+          <w:sz w:val="16"/>
+          <w:szCs w:val="16"/>
+        </w:rPr>
+      </w:pPr>
+    </w:p>
+    <w:p>
+      <w:pPr>
+        <w:spacing w:before="10" w:after="10" w:line="240" w:lineRule="auto"/>
+        <w:ind w:right="-1085"/>
+        <w:jc w:val="both"/>
+        <w:rPr>
+          <w:rFonts w:cstheme="minorHAnsi"/>
+          <w:b/>
+          <w:bCs/>
+          <w:color w:val="000000"/>
+          <w:sz w:val="16"/>
+          <w:szCs w:val="16"/>
+          <w:u w:val="single"/>
+        </w:rPr>
+      </w:pPr>
+      <w:r>
+        <w:rPr>
+          <w:rFonts w:cstheme="minorHAnsi"/>
+          <w:b/>
+          <w:bCs/>
+          <w:color w:val="000000"/>
+          <w:sz w:val="16"/>
+          <w:szCs w:val="16"/>
+          <w:u w:val="single"/>
+        </w:rPr>
+        <w:t>1.- OBJETO</w:t>
+      </w:r>
+    </w:p>
+    <w:p>
+      <w:pPr>
+        <w:spacing w:before="10" w:after="10" w:line="240" w:lineRule="auto"/>
+        <w:ind w:right="-1085"/>
+        <w:jc w:val="both"/>
+        <w:rPr>
+          <w:rFonts w:cstheme="minorHAnsi"/>
+          <w:color w:val="000000"/>
+          <w:sz w:val="16"/>
+          <w:szCs w:val="16"/>
+        </w:rPr>
+      </w:pPr>
+      <w:r>
+        <w:rPr>
+          <w:rFonts w:cstheme="minorHAnsi"/>
+          <w:b/>
+          <w:bCs/>
+          <w:color w:val="000000"/>
+          <w:sz w:val="16"/>
+          <w:szCs w:val="16"/>
+        </w:rPr>
+        <w:t>CREDIÁGIL</w:t>
+      </w:r>
+      <w:r>
+        <w:rPr>
+          <w:rFonts w:cstheme="minorHAnsi"/>
+          <w:color w:val="000000"/>
+          <w:sz w:val="16"/>
+          <w:szCs w:val="16"/>
+        </w:rPr>
+        <w:t xml:space="preserve"> otorga a </w:t>
+      </w:r>
+      <w:r>
+        <w:rPr>
+          <w:rFonts w:cstheme="minorHAnsi"/>
+          <w:b/>
+          <w:bCs/>
+          <w:color w:val="000000"/>
+          <w:sz w:val="16"/>
+          <w:szCs w:val="16"/>
+        </w:rPr>
+        <w:t>EL CLIENTE</w:t>
+      </w:r>
+      <w:r>
+        <w:rPr>
+          <w:rFonts w:cstheme="minorHAnsi"/>
+          <w:color w:val="000000"/>
+          <w:sz w:val="16"/>
+          <w:szCs w:val="16"/>
+        </w:rPr>
+        <w:t xml:space="preserve"> en calidad de Préstamo la suma de S/ </w:t>
       </w:r>
       <w:r>
         <w:rPr>
@@ -334,7 +710,7 @@
           <w:sz w:val="16"/>
           <w:szCs w:val="16"/>
         </w:rPr>
-        <w:t>RAZON_SOCIAL</w:t>
+        <w:t>MONTO_PRESTAMO</w:t>
       </w:r>
       <w:r>
         <w:rPr>
@@ -354,18 +730,1008 @@
           <w:sz w:val="16"/>
           <w:szCs w:val="16"/>
         </w:rPr>
-        <w:t xml:space="preserve"> con </w:t>
-      </w:r>
-      <w:r>
-        <w:rPr>
-          <w:rFonts w:cstheme="minorHAnsi"/>
-          <w:b/>
-          <w:bCs/>
-          <w:color w:val="000000"/>
-          <w:sz w:val="16"/>
-          <w:szCs w:val="16"/>
-        </w:rPr>
-        <w:t xml:space="preserve">R.U.C. </w:t>
+        <w:t xml:space="preserve"> (</w:t>
+      </w:r>
+      <w:r>
+        <w:rPr>
+          <w:rFonts w:cstheme="minorHAnsi"/>
+          <w:b/>
+          <w:bCs/>
+          <w:color w:val="000000"/>
+          <w:sz w:val="16"/>
+          <w:szCs w:val="16"/>
+        </w:rPr>
+        <w:t>${</w:t>
+      </w:r>
+      <w:r>
+        <w:rPr>
+          <w:rFonts w:cstheme="minorHAnsi"/>
+          <w:b/>
+          <w:bCs/>
+          <w:color w:val="000000"/>
+          <w:sz w:val="16"/>
+          <w:szCs w:val="16"/>
+        </w:rPr>
+        <w:t>LETRAS_PRESTAMO</w:t>
+      </w:r>
+      <w:r>
+        <w:rPr>
+          <w:rFonts w:cstheme="minorHAnsi"/>
+          <w:b/>
+          <w:bCs/>
+          <w:color w:val="000000"/>
+          <w:sz w:val="16"/>
+          <w:szCs w:val="16"/>
+        </w:rPr>
+        <w:t>}</w:t>
+      </w:r>
+      <w:r>
+        <w:rPr>
+          <w:rFonts w:cstheme="minorHAnsi"/>
+          <w:color w:val="000000"/>
+          <w:sz w:val="16"/>
+          <w:szCs w:val="16"/>
+        </w:rPr>
+        <w:t xml:space="preserve"> Y 00/100 SOLES) el mismo que generará los intereses compensatorios, y en caso de incumplimiento las penalidades, así como las comisiones, impuestos y los gastos detallados en la hoja resumen (</w:t>
+      </w:r>
+      <w:r>
+        <w:rPr>
+          <w:rFonts w:cstheme="minorHAnsi"/>
+          <w:b/>
+          <w:bCs/>
+          <w:color w:val="000000"/>
+          <w:sz w:val="16"/>
+          <w:szCs w:val="16"/>
+        </w:rPr>
+        <w:t>ANEXO 02</w:t>
+      </w:r>
+      <w:r>
+        <w:rPr>
+          <w:rFonts w:cstheme="minorHAnsi"/>
+          <w:color w:val="000000"/>
+          <w:sz w:val="16"/>
+          <w:szCs w:val="16"/>
+        </w:rPr>
+        <w:t>), la misma que cuenta con todos los supuestos descritos en el artículo 18 del Reglamento de Transparencia de la Información y Contratación con Usuarios del Sistema Financiero.</w:t>
+      </w:r>
+    </w:p>
+    <w:p>
+      <w:pPr>
+        <w:spacing w:before="10" w:after="10" w:line="240" w:lineRule="auto"/>
+        <w:ind w:right="-1085"/>
+        <w:jc w:val="both"/>
+        <w:rPr>
+          <w:rFonts w:cstheme="minorHAnsi"/>
+          <w:color w:val="000000"/>
+          <w:sz w:val="16"/>
+          <w:szCs w:val="16"/>
+        </w:rPr>
+      </w:pPr>
+    </w:p>
+    <w:p>
+      <w:pPr>
+        <w:spacing w:before="10" w:after="10" w:line="240" w:lineRule="auto"/>
+        <w:ind w:right="-1085"/>
+        <w:jc w:val="both"/>
+        <w:rPr>
+          <w:rFonts w:cstheme="minorHAnsi"/>
+          <w:b/>
+          <w:bCs/>
+          <w:color w:val="000000"/>
+          <w:sz w:val="16"/>
+          <w:szCs w:val="16"/>
+          <w:u w:val="single"/>
+        </w:rPr>
+      </w:pPr>
+      <w:r>
+        <w:rPr>
+          <w:rFonts w:cstheme="minorHAnsi"/>
+          <w:b/>
+          <w:bCs/>
+          <w:color w:val="000000"/>
+          <w:sz w:val="16"/>
+          <w:szCs w:val="16"/>
+          <w:u w:val="single"/>
+        </w:rPr>
+        <w:t>2.- PLAZO Y PAGO DEL PRÉSTAMO</w:t>
+      </w:r>
+    </w:p>
+    <w:p>
+      <w:pPr>
+        <w:spacing w:before="10" w:after="10" w:line="240" w:lineRule="auto"/>
+        <w:ind w:right="-1085"/>
+        <w:jc w:val="both"/>
+        <w:rPr>
+          <w:rFonts w:cstheme="minorHAnsi"/>
+          <w:color w:val="000000"/>
+          <w:sz w:val="16"/>
+          <w:szCs w:val="16"/>
+        </w:rPr>
+      </w:pPr>
+      <w:r>
+        <w:rPr>
+          <w:rFonts w:cstheme="minorHAnsi"/>
+          <w:color w:val="000000"/>
+          <w:sz w:val="16"/>
+          <w:szCs w:val="16"/>
+        </w:rPr>
+        <w:t xml:space="preserve">El plazo que otorga </w:t>
+      </w:r>
+      <w:r>
+        <w:rPr>
+          <w:rFonts w:cstheme="minorHAnsi"/>
+          <w:b/>
+          <w:bCs/>
+          <w:color w:val="000000"/>
+          <w:sz w:val="16"/>
+          <w:szCs w:val="16"/>
+        </w:rPr>
+        <w:t>CREDIÁGIL</w:t>
+      </w:r>
+      <w:r>
+        <w:rPr>
+          <w:rFonts w:cstheme="minorHAnsi"/>
+          <w:color w:val="000000"/>
+          <w:sz w:val="16"/>
+          <w:szCs w:val="16"/>
+        </w:rPr>
+        <w:t xml:space="preserve"> a </w:t>
+      </w:r>
+      <w:r>
+        <w:rPr>
+          <w:rFonts w:cstheme="minorHAnsi"/>
+          <w:b/>
+          <w:bCs/>
+          <w:color w:val="000000"/>
+          <w:sz w:val="16"/>
+          <w:szCs w:val="16"/>
+        </w:rPr>
+        <w:t>EL CLIENTE</w:t>
+      </w:r>
+      <w:r>
+        <w:rPr>
+          <w:rFonts w:cstheme="minorHAnsi"/>
+          <w:color w:val="000000"/>
+          <w:sz w:val="16"/>
+          <w:szCs w:val="16"/>
+        </w:rPr>
+        <w:t xml:space="preserve"> para el pago de su préstamo es de </w:t>
+      </w:r>
+      <w:r>
+        <w:rPr>
+          <w:rFonts w:cstheme="minorHAnsi"/>
+          <w:b/>
+          <w:bCs/>
+          <w:color w:val="000000"/>
+          <w:sz w:val="16"/>
+          <w:szCs w:val="16"/>
+        </w:rPr>
+        <w:t>${</w:t>
+      </w:r>
+      <w:r>
+        <w:rPr>
+          <w:rFonts w:cstheme="minorHAnsi"/>
+          <w:b/>
+          <w:bCs/>
+          <w:color w:val="000000"/>
+          <w:sz w:val="16"/>
+          <w:szCs w:val="16"/>
+        </w:rPr>
+        <w:t>PLAZO_DIAS</w:t>
+      </w:r>
+      <w:r>
+        <w:rPr>
+          <w:rFonts w:cstheme="minorHAnsi"/>
+          <w:b/>
+          <w:bCs/>
+          <w:color w:val="000000"/>
+          <w:sz w:val="16"/>
+          <w:szCs w:val="16"/>
+        </w:rPr>
+        <w:t>}</w:t>
+      </w:r>
+      <w:r>
+        <w:rPr>
+          <w:rFonts w:cstheme="minorHAnsi"/>
+          <w:b/>
+          <w:bCs/>
+          <w:color w:val="000000"/>
+          <w:sz w:val="16"/>
+          <w:szCs w:val="16"/>
+        </w:rPr>
+        <w:t xml:space="preserve"> días calendario</w:t>
+      </w:r>
+      <w:r>
+        <w:rPr>
+          <w:rFonts w:cstheme="minorHAnsi"/>
+          <w:color w:val="000000"/>
+          <w:sz w:val="16"/>
+          <w:szCs w:val="16"/>
+        </w:rPr>
+        <w:t xml:space="preserve">, a cuyo vencimiento </w:t>
+      </w:r>
+      <w:r>
+        <w:rPr>
+          <w:rFonts w:cstheme="minorHAnsi"/>
+          <w:b/>
+          <w:bCs/>
+          <w:color w:val="000000"/>
+          <w:sz w:val="16"/>
+          <w:szCs w:val="16"/>
+        </w:rPr>
+        <w:t>EL CLIENTE</w:t>
+      </w:r>
+      <w:r>
+        <w:rPr>
+          <w:rFonts w:cstheme="minorHAnsi"/>
+          <w:color w:val="000000"/>
+          <w:sz w:val="16"/>
+          <w:szCs w:val="16"/>
+        </w:rPr>
+        <w:t xml:space="preserve"> podrá optar por alguna de las siguientes alternativas:</w:t>
+      </w:r>
+    </w:p>
+    <w:p>
+      <w:pPr>
+        <w:spacing w:before="10" w:after="10" w:line="240" w:lineRule="auto"/>
+        <w:ind w:right="-1085"/>
+        <w:jc w:val="both"/>
+        <w:rPr>
+          <w:rFonts w:cstheme="minorHAnsi"/>
+          <w:b/>
+          <w:bCs/>
+          <w:color w:val="000000"/>
+          <w:sz w:val="16"/>
+          <w:szCs w:val="16"/>
+        </w:rPr>
+      </w:pPr>
+    </w:p>
+    <w:p>
+      <w:pPr>
+        <w:spacing w:before="10" w:after="10" w:line="240" w:lineRule="auto"/>
+        <w:ind w:right="-1085"/>
+        <w:jc w:val="both"/>
+        <w:rPr>
+          <w:rFonts w:cstheme="minorHAnsi"/>
+          <w:color w:val="000000"/>
+          <w:sz w:val="16"/>
+          <w:szCs w:val="16"/>
+        </w:rPr>
+      </w:pPr>
+      <w:r>
+        <w:rPr>
+          <w:rFonts w:cstheme="minorHAnsi"/>
+          <w:b/>
+          <w:bCs/>
+          <w:color w:val="000000"/>
+          <w:sz w:val="16"/>
+          <w:szCs w:val="16"/>
+        </w:rPr>
+        <w:t>a.</w:t>
+      </w:r>
+      <w:r>
+        <w:rPr>
+          <w:rFonts w:cstheme="minorHAnsi"/>
+          <w:color w:val="000000"/>
+          <w:sz w:val="16"/>
+          <w:szCs w:val="16"/>
+        </w:rPr>
+        <w:t xml:space="preserve"> Pago total del capital del préstamo, así como el interés compensatorio fijo, penalidades, comisiones, gastos e impuestos.</w:t>
+      </w:r>
+    </w:p>
+    <w:p>
+      <w:pPr>
+        <w:spacing w:before="10" w:after="10" w:line="240" w:lineRule="auto"/>
+        <w:ind w:right="-1085"/>
+        <w:jc w:val="both"/>
+        <w:rPr>
+          <w:rFonts w:cstheme="minorHAnsi"/>
+          <w:b/>
+          <w:bCs/>
+          <w:color w:val="000000"/>
+          <w:sz w:val="16"/>
+          <w:szCs w:val="16"/>
+        </w:rPr>
+      </w:pPr>
+    </w:p>
+    <w:p>
+      <w:pPr>
+        <w:spacing w:before="10" w:after="10" w:line="240" w:lineRule="auto"/>
+        <w:ind w:right="-1085"/>
+        <w:jc w:val="both"/>
+        <w:rPr>
+          <w:rFonts w:cstheme="minorHAnsi"/>
+          <w:color w:val="000000"/>
+          <w:sz w:val="16"/>
+          <w:szCs w:val="16"/>
+        </w:rPr>
+      </w:pPr>
+      <w:r>
+        <w:rPr>
+          <w:rFonts w:cstheme="minorHAnsi"/>
+          <w:b/>
+          <w:bCs/>
+          <w:color w:val="000000"/>
+          <w:sz w:val="16"/>
+          <w:szCs w:val="16"/>
+        </w:rPr>
+        <w:t>b.</w:t>
+      </w:r>
+      <w:r>
+        <w:rPr>
+          <w:rFonts w:cstheme="minorHAnsi"/>
+          <w:color w:val="000000"/>
+          <w:sz w:val="16"/>
+          <w:szCs w:val="16"/>
+        </w:rPr>
+        <w:t xml:space="preserve"> Pago parcial del capital del préstamo y el total del interés compensatorio fijo, penalidades, comisiones, gastos e impuestos.</w:t>
+      </w:r>
+    </w:p>
+    <w:p>
+      <w:pPr>
+        <w:spacing w:before="10" w:after="10" w:line="240" w:lineRule="auto"/>
+        <w:ind w:right="-1085"/>
+        <w:jc w:val="both"/>
+        <w:rPr>
+          <w:rFonts w:cstheme="minorHAnsi"/>
+          <w:b/>
+          <w:bCs/>
+          <w:color w:val="000000"/>
+          <w:sz w:val="16"/>
+          <w:szCs w:val="16"/>
+        </w:rPr>
+      </w:pPr>
+    </w:p>
+    <w:p>
+      <w:pPr>
+        <w:spacing w:before="10" w:after="10" w:line="240" w:lineRule="auto"/>
+        <w:ind w:right="-1085"/>
+        <w:jc w:val="both"/>
+        <w:rPr>
+          <w:rFonts w:cstheme="minorHAnsi"/>
+          <w:color w:val="000000"/>
+          <w:sz w:val="16"/>
+          <w:szCs w:val="16"/>
+        </w:rPr>
+      </w:pPr>
+      <w:r>
+        <w:rPr>
+          <w:rFonts w:cstheme="minorHAnsi"/>
+          <w:b/>
+          <w:bCs/>
+          <w:color w:val="000000"/>
+          <w:sz w:val="16"/>
+          <w:szCs w:val="16"/>
+        </w:rPr>
+        <w:t>c.</w:t>
+      </w:r>
+      <w:r>
+        <w:rPr>
+          <w:rFonts w:cstheme="minorHAnsi"/>
+          <w:color w:val="000000"/>
+          <w:sz w:val="16"/>
+          <w:szCs w:val="16"/>
+        </w:rPr>
+        <w:t xml:space="preserve"> Pago total del interés compensatorio fijo, penalidades, comisiones, gastos e impuestos.</w:t>
+      </w:r>
+    </w:p>
+    <w:p>
+      <w:pPr>
+        <w:spacing w:before="10" w:after="10" w:line="240" w:lineRule="auto"/>
+        <w:ind w:right="-1085"/>
+        <w:jc w:val="both"/>
+        <w:rPr>
+          <w:rFonts w:cstheme="minorHAnsi"/>
+          <w:color w:val="000000"/>
+          <w:sz w:val="16"/>
+          <w:szCs w:val="16"/>
+        </w:rPr>
+      </w:pPr>
+    </w:p>
+    <w:p>
+      <w:pPr>
+        <w:spacing w:before="10" w:after="10" w:line="240" w:lineRule="auto"/>
+        <w:ind w:right="-1085"/>
+        <w:jc w:val="both"/>
+        <w:rPr>
+          <w:rFonts w:cstheme="minorHAnsi"/>
+          <w:b/>
+          <w:bCs/>
+          <w:color w:val="000000"/>
+          <w:sz w:val="16"/>
+          <w:szCs w:val="16"/>
+        </w:rPr>
+      </w:pPr>
+      <w:r>
+        <w:rPr>
+          <w:rFonts w:cstheme="minorHAnsi"/>
+          <w:color w:val="000000"/>
+          <w:sz w:val="16"/>
+          <w:szCs w:val="16"/>
+        </w:rPr>
+        <w:t xml:space="preserve">Los pagos antes señalados serán en efectivo y únicamente en las agencias de </w:t>
+      </w:r>
+      <w:r>
+        <w:rPr>
+          <w:rFonts w:cstheme="minorHAnsi"/>
+          <w:b/>
+          <w:bCs/>
+          <w:color w:val="000000"/>
+          <w:sz w:val="16"/>
+          <w:szCs w:val="16"/>
+        </w:rPr>
+        <w:t>CREDIÁGIL</w:t>
+      </w:r>
+      <w:r>
+        <w:rPr>
+          <w:rFonts w:cstheme="minorHAnsi"/>
+          <w:color w:val="000000"/>
+          <w:sz w:val="16"/>
+          <w:szCs w:val="16"/>
+        </w:rPr>
+        <w:t xml:space="preserve">. </w:t>
+      </w:r>
+    </w:p>
+    <w:p>
+      <w:pPr>
+        <w:spacing w:before="10" w:after="10" w:line="240" w:lineRule="auto"/>
+        <w:ind w:right="-1085"/>
+        <w:jc w:val="both"/>
+        <w:rPr>
+          <w:rFonts w:cstheme="minorHAnsi"/>
+          <w:color w:val="000000"/>
+          <w:sz w:val="16"/>
+          <w:szCs w:val="16"/>
+        </w:rPr>
+      </w:pPr>
+      <w:r>
+        <w:rPr>
+          <w:rFonts w:cstheme="minorHAnsi"/>
+          <w:color w:val="000000"/>
+          <w:sz w:val="16"/>
+          <w:szCs w:val="16"/>
+        </w:rPr>
+        <w:t xml:space="preserve">De optarse por las alternativas b o c, las partes fijarán un nuevo plazo de vencimiento </w:t>
+      </w:r>
+      <w:r>
+        <w:rPr>
+          <w:rFonts w:cstheme="minorHAnsi"/>
+          <w:color w:val="000000"/>
+          <w:sz w:val="16"/>
+          <w:szCs w:val="16"/>
+        </w:rPr>
+        <w:t>y</w:t>
+      </w:r>
+      <w:r>
+        <w:rPr>
+          <w:rFonts w:cstheme="minorHAnsi"/>
+          <w:color w:val="000000"/>
+          <w:sz w:val="16"/>
+          <w:szCs w:val="16"/>
+        </w:rPr>
+        <w:t xml:space="preserve"> </w:t>
+      </w:r>
+      <w:r>
+        <w:rPr>
+          <w:rFonts w:cstheme="minorHAnsi"/>
+          <w:b/>
+          <w:bCs/>
+          <w:color w:val="000000"/>
+          <w:sz w:val="16"/>
+          <w:szCs w:val="16"/>
+        </w:rPr>
+        <w:t>CREDIÁGIL</w:t>
+      </w:r>
+      <w:r>
+        <w:rPr>
+          <w:rFonts w:cstheme="minorHAnsi"/>
+          <w:color w:val="000000"/>
+          <w:sz w:val="16"/>
+          <w:szCs w:val="16"/>
+        </w:rPr>
+        <w:t xml:space="preserve"> determinará el saldo correspondiente del capital adeudado por </w:t>
+      </w:r>
+      <w:r>
+        <w:rPr>
+          <w:rFonts w:cstheme="minorHAnsi"/>
+          <w:b/>
+          <w:bCs/>
+          <w:color w:val="000000"/>
+          <w:sz w:val="16"/>
+          <w:szCs w:val="16"/>
+        </w:rPr>
+        <w:t>EL CLIENTE</w:t>
+      </w:r>
+      <w:r>
+        <w:rPr>
+          <w:rFonts w:cstheme="minorHAnsi"/>
+          <w:color w:val="000000"/>
+          <w:sz w:val="16"/>
+          <w:szCs w:val="16"/>
+        </w:rPr>
+        <w:t xml:space="preserve">, el cual generará un interés compensatorio fijo y en caso de incumplimiento las penalidades de ser el caso, así como las comisiones, impuestos y los gastos por los días transcurridos hasta el siguiente pago que realice </w:t>
+      </w:r>
+      <w:r>
+        <w:rPr>
+          <w:rFonts w:cstheme="minorHAnsi"/>
+          <w:b/>
+          <w:bCs/>
+          <w:color w:val="000000"/>
+          <w:sz w:val="16"/>
+          <w:szCs w:val="16"/>
+        </w:rPr>
+        <w:t>EL CLIENTE</w:t>
+      </w:r>
+      <w:r>
+        <w:rPr>
+          <w:rFonts w:cstheme="minorHAnsi"/>
+          <w:color w:val="000000"/>
+          <w:sz w:val="16"/>
+          <w:szCs w:val="16"/>
+        </w:rPr>
+        <w:t xml:space="preserve">. En ambos casos, se mantendrá vigente para todos sus efectos la Garantía Mobiliaria constituida, manteniendo </w:t>
+      </w:r>
+      <w:r>
+        <w:rPr>
+          <w:rFonts w:cstheme="minorHAnsi"/>
+          <w:b/>
+          <w:bCs/>
+          <w:color w:val="000000"/>
+          <w:sz w:val="16"/>
+          <w:szCs w:val="16"/>
+        </w:rPr>
+        <w:t>CREDIÁGIL</w:t>
+      </w:r>
+      <w:r>
+        <w:rPr>
+          <w:rFonts w:cstheme="minorHAnsi"/>
+          <w:color w:val="000000"/>
+          <w:sz w:val="16"/>
+          <w:szCs w:val="16"/>
+        </w:rPr>
+        <w:t xml:space="preserve"> en su poder los bienes otorgados en garantía por </w:t>
+      </w:r>
+      <w:r>
+        <w:rPr>
+          <w:rFonts w:cstheme="minorHAnsi"/>
+          <w:b/>
+          <w:bCs/>
+          <w:color w:val="000000"/>
+          <w:sz w:val="16"/>
+          <w:szCs w:val="16"/>
+        </w:rPr>
+        <w:t>EL CLIENTE</w:t>
+      </w:r>
+      <w:r>
+        <w:rPr>
+          <w:rFonts w:cstheme="minorHAnsi"/>
+          <w:color w:val="000000"/>
+          <w:sz w:val="16"/>
+          <w:szCs w:val="16"/>
+        </w:rPr>
+        <w:t>.</w:t>
+      </w:r>
+    </w:p>
+    <w:p>
+      <w:pPr>
+        <w:spacing w:before="10" w:after="10" w:line="240" w:lineRule="auto"/>
+        <w:ind w:right="-1085"/>
+        <w:jc w:val="both"/>
+        <w:rPr>
+          <w:rFonts w:cstheme="minorHAnsi"/>
+          <w:color w:val="000000"/>
+          <w:sz w:val="16"/>
+          <w:szCs w:val="16"/>
+        </w:rPr>
+      </w:pPr>
+    </w:p>
+    <w:p>
+      <w:pPr>
+        <w:spacing w:before="10" w:after="10" w:line="240" w:lineRule="auto"/>
+        <w:ind w:right="-1085"/>
+        <w:jc w:val="both"/>
+        <w:rPr>
+          <w:rFonts w:cstheme="minorHAnsi"/>
+          <w:color w:val="000000"/>
+          <w:sz w:val="16"/>
+          <w:szCs w:val="16"/>
+        </w:rPr>
+      </w:pPr>
+      <w:r>
+        <w:rPr>
+          <w:rFonts w:cstheme="minorHAnsi"/>
+          <w:color w:val="000000"/>
+          <w:sz w:val="16"/>
+          <w:szCs w:val="16"/>
+        </w:rPr>
+        <w:t xml:space="preserve">En el caso que </w:t>
+      </w:r>
+      <w:r>
+        <w:rPr>
+          <w:rFonts w:cstheme="minorHAnsi"/>
+          <w:b/>
+          <w:bCs/>
+          <w:color w:val="000000"/>
+          <w:sz w:val="16"/>
+          <w:szCs w:val="16"/>
+        </w:rPr>
+        <w:t>EL CLIENTE</w:t>
+      </w:r>
+      <w:r>
+        <w:rPr>
+          <w:rFonts w:cstheme="minorHAnsi"/>
+          <w:color w:val="000000"/>
+          <w:sz w:val="16"/>
+          <w:szCs w:val="16"/>
+        </w:rPr>
+        <w:t xml:space="preserve">, haya sido beneficiario de una promoción comercial otorgada por </w:t>
+      </w:r>
+      <w:r>
+        <w:rPr>
+          <w:rFonts w:cstheme="minorHAnsi"/>
+          <w:b/>
+          <w:bCs/>
+          <w:color w:val="000000"/>
+          <w:sz w:val="16"/>
+          <w:szCs w:val="16"/>
+        </w:rPr>
+        <w:t>CREDIÁGIL</w:t>
+      </w:r>
+      <w:r>
+        <w:rPr>
+          <w:rFonts w:cstheme="minorHAnsi"/>
+          <w:color w:val="000000"/>
+          <w:sz w:val="16"/>
+          <w:szCs w:val="16"/>
+        </w:rPr>
+        <w:t>, que conlleve variar el plazo de pago y/o las formas de pago indicadas en las alternativas a, b, o c, que se indican en la hoja resumen (</w:t>
+      </w:r>
+      <w:r>
+        <w:rPr>
+          <w:rFonts w:cstheme="minorHAnsi"/>
+          <w:color w:val="000000"/>
+          <w:sz w:val="16"/>
+          <w:szCs w:val="16"/>
+        </w:rPr>
+        <w:t>ANEXO</w:t>
+      </w:r>
+      <w:r>
+        <w:rPr>
+          <w:rFonts w:cstheme="minorHAnsi"/>
+          <w:color w:val="000000"/>
+          <w:sz w:val="16"/>
+          <w:szCs w:val="16"/>
+        </w:rPr>
+        <w:t xml:space="preserve"> 01), éste se obliga a cumplir las condiciones establecidas para la promoción a la que se acogió, caso contrario, perderá los beneficios de dicha promoción. </w:t>
+      </w:r>
+    </w:p>
+    <w:p>
+      <w:pPr>
+        <w:spacing w:before="10" w:after="10" w:line="240" w:lineRule="auto"/>
+        <w:ind w:right="-1085"/>
+        <w:jc w:val="both"/>
+        <w:rPr>
+          <w:rFonts w:cstheme="minorHAnsi"/>
+          <w:color w:val="000000"/>
+          <w:sz w:val="16"/>
+          <w:szCs w:val="16"/>
+        </w:rPr>
+      </w:pPr>
+    </w:p>
+    <w:p>
+      <w:pPr>
+        <w:spacing w:before="10" w:after="10" w:line="240" w:lineRule="auto"/>
+        <w:ind w:right="-1085"/>
+        <w:jc w:val="both"/>
+        <w:rPr>
+          <w:rFonts w:cstheme="minorHAnsi"/>
+          <w:color w:val="000000"/>
+          <w:sz w:val="16"/>
+          <w:szCs w:val="16"/>
+        </w:rPr>
+      </w:pPr>
+      <w:r>
+        <w:rPr>
+          <w:rFonts w:cstheme="minorHAnsi"/>
+          <w:b/>
+          <w:bCs/>
+          <w:color w:val="000000"/>
+          <w:sz w:val="16"/>
+          <w:szCs w:val="16"/>
+        </w:rPr>
+        <w:t>EL CLIENTE</w:t>
+      </w:r>
+      <w:r>
+        <w:rPr>
+          <w:rFonts w:cstheme="minorHAnsi"/>
+          <w:color w:val="000000"/>
+          <w:sz w:val="16"/>
+          <w:szCs w:val="16"/>
+        </w:rPr>
+        <w:t xml:space="preserve"> podrá efectuar pagos anticipados en forma total de su crédito, con la consecuente reducción de los intereses compensatorios, penalidades (de ser el caso), comisiones y gastos a la fecha de pago. </w:t>
+      </w:r>
+    </w:p>
+    <w:p>
+      <w:pPr>
+        <w:spacing w:before="10" w:after="10" w:line="240" w:lineRule="auto"/>
+        <w:ind w:right="-1085"/>
+        <w:jc w:val="both"/>
+        <w:rPr>
+          <w:rFonts w:cstheme="minorHAnsi"/>
+          <w:color w:val="000000"/>
+          <w:sz w:val="16"/>
+          <w:szCs w:val="16"/>
+        </w:rPr>
+      </w:pPr>
+    </w:p>
+    <w:p>
+      <w:pPr>
+        <w:spacing w:before="10" w:after="10" w:line="240" w:lineRule="auto"/>
+        <w:ind w:right="-1085"/>
+        <w:jc w:val="both"/>
+        <w:rPr>
+          <w:rFonts w:cstheme="minorHAnsi"/>
+          <w:color w:val="000000"/>
+          <w:sz w:val="16"/>
+          <w:szCs w:val="16"/>
+          <w:u w:val="single"/>
+        </w:rPr>
+      </w:pPr>
+      <w:r>
+        <w:rPr>
+          <w:rFonts w:cstheme="minorHAnsi"/>
+          <w:b/>
+          <w:bCs/>
+          <w:color w:val="000000"/>
+          <w:sz w:val="16"/>
+          <w:szCs w:val="16"/>
+          <w:u w:val="single"/>
+        </w:rPr>
+        <w:t>3.- GARANTÍA</w:t>
+      </w:r>
+    </w:p>
+    <w:p>
+      <w:pPr>
+        <w:spacing w:before="10" w:after="10" w:line="240" w:lineRule="auto"/>
+        <w:ind w:right="-1085"/>
+        <w:jc w:val="both"/>
+        <w:rPr>
+          <w:rFonts w:cstheme="minorHAnsi"/>
+          <w:color w:val="000000"/>
+          <w:sz w:val="16"/>
+          <w:szCs w:val="16"/>
+        </w:rPr>
+      </w:pPr>
+      <w:r>
+        <w:rPr>
+          <w:rFonts w:cstheme="minorHAnsi"/>
+          <w:color w:val="000000"/>
+          <w:sz w:val="16"/>
+          <w:szCs w:val="16"/>
+        </w:rPr>
+        <w:t xml:space="preserve">En respaldo del cumplimiento del pago del préstamo, interés compensatorio fijo, penalidades de ser el caso, comisiones, gastos e impuestos señalados en la Cláusula Primera, así como de cualquier otra obligación frente a </w:t>
+      </w:r>
+      <w:r>
+        <w:rPr>
+          <w:rFonts w:cstheme="minorHAnsi"/>
+          <w:b/>
+          <w:bCs/>
+          <w:color w:val="000000"/>
+          <w:sz w:val="16"/>
+          <w:szCs w:val="16"/>
+        </w:rPr>
+        <w:t>CREDIÁGIL</w:t>
+      </w:r>
+      <w:r>
+        <w:rPr>
+          <w:rFonts w:cstheme="minorHAnsi"/>
+          <w:color w:val="000000"/>
+          <w:sz w:val="16"/>
+          <w:szCs w:val="16"/>
+        </w:rPr>
+        <w:t xml:space="preserve">, presente o futura, se constituye Primera y Preferente Garantía Mobiliaria Vehicular con entrega de posesión y a plazo indeterminado a favor de </w:t>
+      </w:r>
+      <w:r>
+        <w:rPr>
+          <w:rFonts w:cstheme="minorHAnsi"/>
+          <w:b/>
+          <w:bCs/>
+          <w:color w:val="000000"/>
+          <w:sz w:val="16"/>
+          <w:szCs w:val="16"/>
+        </w:rPr>
+        <w:t>CREDIÁGIL</w:t>
+      </w:r>
+      <w:r>
+        <w:rPr>
+          <w:rFonts w:cstheme="minorHAnsi"/>
+          <w:color w:val="000000"/>
+          <w:sz w:val="16"/>
+          <w:szCs w:val="16"/>
+        </w:rPr>
+        <w:t xml:space="preserve"> hasta por la suma de S/ </w:t>
+      </w:r>
+      <w:r>
+        <w:rPr>
+          <w:rFonts w:cstheme="minorHAnsi"/>
+          <w:color w:val="000000"/>
+          <w:sz w:val="16"/>
+          <w:szCs w:val="16"/>
+        </w:rPr>
+        <w:t>${</w:t>
+      </w:r>
+      <w:r>
+        <w:rPr>
+          <w:rFonts w:cstheme="minorHAnsi"/>
+          <w:color w:val="000000"/>
+          <w:sz w:val="16"/>
+          <w:szCs w:val="16"/>
+        </w:rPr>
+        <w:t>MONTO_TASACION</w:t>
+      </w:r>
+      <w:r>
+        <w:rPr>
+          <w:rFonts w:cstheme="minorHAnsi"/>
+          <w:color w:val="000000"/>
+          <w:sz w:val="16"/>
+          <w:szCs w:val="16"/>
+        </w:rPr>
+        <w:t>}</w:t>
+      </w:r>
+      <w:r>
+        <w:rPr>
+          <w:rFonts w:cstheme="minorHAnsi"/>
+          <w:color w:val="000000"/>
+          <w:sz w:val="16"/>
+          <w:szCs w:val="16"/>
+        </w:rPr>
+        <w:t>, otorgada por:</w:t>
+      </w:r>
+    </w:p>
+    <w:p>
+      <w:pPr>
+        <w:spacing w:before="10" w:after="10" w:line="240" w:lineRule="auto"/>
+        <w:ind w:right="-1085"/>
+        <w:jc w:val="both"/>
+        <w:rPr>
+          <w:rFonts w:cstheme="minorHAnsi"/>
+          <w:color w:val="000000"/>
+          <w:sz w:val="16"/>
+          <w:szCs w:val="16"/>
+        </w:rPr>
+      </w:pPr>
+    </w:p>
+    <w:p>
+      <w:pPr>
+        <w:spacing w:before="10" w:after="10" w:line="240" w:lineRule="auto"/>
+        <w:ind w:right="-1085"/>
+        <w:jc w:val="both"/>
+        <w:rPr>
+          <w:rFonts w:cstheme="minorHAnsi"/>
+          <w:color w:val="000000"/>
+          <w:sz w:val="16"/>
+          <w:szCs w:val="16"/>
+        </w:rPr>
+      </w:pPr>
+      <w:r>
+        <w:rPr>
+          <w:rFonts w:cstheme="minorHAnsi"/>
+          <w:color w:val="000000"/>
+          <w:sz w:val="16"/>
+          <w:szCs w:val="16"/>
+        </w:rPr>
+        <w:t xml:space="preserve">a. </w:t>
+      </w:r>
+      <w:r>
+        <w:rPr>
+          <w:rFonts w:cstheme="minorHAnsi"/>
+          <w:b/>
+          <w:bCs/>
+          <w:color w:val="000000"/>
+          <w:sz w:val="16"/>
+          <w:szCs w:val="16"/>
+        </w:rPr>
+        <w:t>EL CLIENTE</w:t>
+      </w:r>
+      <w:r>
+        <w:rPr>
+          <w:rFonts w:cstheme="minorHAnsi"/>
+          <w:color w:val="000000"/>
+          <w:sz w:val="16"/>
+          <w:szCs w:val="16"/>
+        </w:rPr>
+        <w:t>, en su calidad de propietario y titular registral del vehículo, debidamente representado por su apoderado legal; o en su defecto por,</w:t>
+      </w:r>
+    </w:p>
+    <w:p>
+      <w:pPr>
+        <w:spacing w:before="10" w:after="10" w:line="240" w:lineRule="auto"/>
+        <w:ind w:right="-1085"/>
+        <w:jc w:val="both"/>
+        <w:rPr>
+          <w:rFonts w:cstheme="minorHAnsi"/>
+          <w:color w:val="000000"/>
+          <w:sz w:val="16"/>
+          <w:szCs w:val="16"/>
+        </w:rPr>
+      </w:pPr>
+    </w:p>
+    <w:p>
+      <w:pPr>
+        <w:spacing w:before="10" w:after="10" w:line="240" w:lineRule="auto"/>
+        <w:ind w:right="-1085"/>
+        <w:jc w:val="both"/>
+        <w:rPr>
+          <w:rFonts w:cstheme="minorHAnsi"/>
+          <w:color w:val="000000"/>
+          <w:sz w:val="16"/>
+          <w:szCs w:val="16"/>
+        </w:rPr>
+      </w:pPr>
+      <w:r>
+        <w:rPr>
+          <w:rFonts w:cstheme="minorHAnsi"/>
+          <w:color w:val="000000"/>
+          <w:sz w:val="16"/>
+          <w:szCs w:val="16"/>
+        </w:rPr>
+        <w:t xml:space="preserve">b. </w:t>
+      </w:r>
+      <w:r>
+        <w:rPr>
+          <w:rFonts w:cstheme="minorHAnsi"/>
+          <w:b/>
+          <w:bCs/>
+          <w:color w:val="000000"/>
+          <w:sz w:val="16"/>
+          <w:szCs w:val="16"/>
+        </w:rPr>
+        <w:t>EL GARANTE MOBILIARIO:</w:t>
+      </w:r>
+      <w:r>
+        <w:rPr>
+          <w:rFonts w:cstheme="minorHAnsi"/>
+          <w:color w:val="000000"/>
+          <w:sz w:val="16"/>
+          <w:szCs w:val="16"/>
+        </w:rPr>
+        <w:t xml:space="preserve"> El señor(a) </w:t>
+      </w:r>
+      <w:r>
+        <w:rPr>
+          <w:rFonts w:cstheme="minorHAnsi"/>
+          <w:color w:val="000000"/>
+          <w:sz w:val="16"/>
+          <w:szCs w:val="16"/>
+        </w:rPr>
+        <w:t>${</w:t>
+      </w:r>
+      <w:r>
+        <w:rPr>
+          <w:rFonts w:cstheme="minorHAnsi"/>
+          <w:color w:val="000000"/>
+          <w:sz w:val="16"/>
+          <w:szCs w:val="16"/>
+        </w:rPr>
+        <w:t>NOMBRE_GARANTE</w:t>
+      </w:r>
+      <w:r>
+        <w:rPr>
+          <w:rFonts w:cstheme="minorHAnsi"/>
+          <w:color w:val="000000"/>
+          <w:sz w:val="16"/>
+          <w:szCs w:val="16"/>
+        </w:rPr>
+        <w:t>}</w:t>
+      </w:r>
+      <w:r>
+        <w:rPr>
+          <w:rFonts w:cstheme="minorHAnsi"/>
+          <w:color w:val="000000"/>
+          <w:sz w:val="16"/>
+          <w:szCs w:val="16"/>
+        </w:rPr>
+        <w:t xml:space="preserve"> identificado con DNI </w:t>
       </w:r>
       <w:proofErr w:type="spellStart"/>
       <w:r>
@@ -381,8 +1747,6 @@
       <w:r>
         <w:rPr>
           <w:rFonts w:cstheme="minorHAnsi"/>
-          <w:b/>
-          <w:bCs/>
           <w:color w:val="000000"/>
           <w:sz w:val="16"/>
           <w:szCs w:val="16"/>
@@ -392,8 +1756,6 @@
       <w:r>
         <w:rPr>
           <w:rFonts w:cstheme="minorHAnsi"/>
-          <w:b/>
-          <w:bCs/>
           <w:color w:val="000000"/>
           <w:sz w:val="16"/>
           <w:szCs w:val="16"/>
@@ -403,19 +1765,15 @@
       <w:r>
         <w:rPr>
           <w:rFonts w:cstheme="minorHAnsi"/>
-          <w:b/>
-          <w:bCs/>
-          <w:color w:val="000000"/>
-          <w:sz w:val="16"/>
-          <w:szCs w:val="16"/>
-        </w:rPr>
-        <w:t>RUC_EMPRESA</w:t>
-      </w:r>
-      <w:r>
-        <w:rPr>
-          <w:rFonts w:cstheme="minorHAnsi"/>
-          <w:b/>
-          <w:bCs/>
+          <w:color w:val="000000"/>
+          <w:sz w:val="16"/>
+          <w:szCs w:val="16"/>
+        </w:rPr>
+        <w:t>DNI_GARANTE</w:t>
+      </w:r>
+      <w:r>
+        <w:rPr>
+          <w:rFonts w:cstheme="minorHAnsi"/>
           <w:color w:val="000000"/>
           <w:sz w:val="16"/>
           <w:szCs w:val="16"/>
@@ -429,13 +1787,103 @@
           <w:sz w:val="16"/>
           <w:szCs w:val="16"/>
         </w:rPr>
+        <w:t xml:space="preserve">, y su cónyuge </w:t>
+      </w:r>
+      <w:r>
+        <w:rPr>
+          <w:rFonts w:cstheme="minorHAnsi"/>
+          <w:color w:val="000000"/>
+          <w:sz w:val="16"/>
+          <w:szCs w:val="16"/>
+        </w:rPr>
+        <w:t>${</w:t>
+      </w:r>
+      <w:r>
+        <w:rPr>
+          <w:rFonts w:cstheme="minorHAnsi"/>
+          <w:color w:val="000000"/>
+          <w:sz w:val="16"/>
+          <w:szCs w:val="16"/>
+        </w:rPr>
+        <w:t>CONYUGE_GARANTE</w:t>
+      </w:r>
+      <w:r>
+        <w:rPr>
+          <w:rFonts w:cstheme="minorHAnsi"/>
+          <w:color w:val="000000"/>
+          <w:sz w:val="16"/>
+          <w:szCs w:val="16"/>
+        </w:rPr>
+        <w:t>}</w:t>
+      </w:r>
+      <w:r>
+        <w:rPr>
+          <w:rFonts w:cstheme="minorHAnsi"/>
+          <w:color w:val="000000"/>
+          <w:sz w:val="16"/>
+          <w:szCs w:val="16"/>
+        </w:rPr>
+        <w:t xml:space="preserve"> con DNI </w:t>
+      </w:r>
+      <w:proofErr w:type="spellStart"/>
+      <w:r>
+        <w:rPr>
+          <w:rFonts w:cstheme="minorHAnsi"/>
+          <w:color w:val="000000"/>
+          <w:sz w:val="16"/>
+          <w:szCs w:val="16"/>
+        </w:rPr>
+        <w:t>Nº</w:t>
+      </w:r>
+      <w:proofErr w:type="spellEnd"/>
+      <w:r>
+        <w:rPr>
+          <w:rFonts w:cstheme="minorHAnsi"/>
+          <w:color w:val="000000"/>
+          <w:sz w:val="16"/>
+          <w:szCs w:val="16"/>
+        </w:rPr>
+        <w:t xml:space="preserve"> </w:t>
+      </w:r>
+      <w:r>
+        <w:rPr>
+          <w:rFonts w:cstheme="minorHAnsi"/>
+          <w:color w:val="000000"/>
+          <w:sz w:val="16"/>
+          <w:szCs w:val="16"/>
+        </w:rPr>
+        <w:t>${</w:t>
+      </w:r>
+      <w:r>
+        <w:rPr>
+          <w:rFonts w:cstheme="minorHAnsi"/>
+          <w:color w:val="000000"/>
+          <w:sz w:val="16"/>
+          <w:szCs w:val="16"/>
+        </w:rPr>
+        <w:t>DNI_CONYUGE_GARANTE</w:t>
+      </w:r>
+      <w:r>
+        <w:rPr>
+          <w:rFonts w:cstheme="minorHAnsi"/>
+          <w:color w:val="000000"/>
+          <w:sz w:val="16"/>
+          <w:szCs w:val="16"/>
+        </w:rPr>
+        <w:t>}</w:t>
+      </w:r>
+      <w:r>
+        <w:rPr>
+          <w:rFonts w:cstheme="minorHAnsi"/>
+          <w:color w:val="000000"/>
+          <w:sz w:val="16"/>
+          <w:szCs w:val="16"/>
+        </w:rPr>
         <w:t xml:space="preserve">, con domicilio en </w:t>
       </w:r>
       <w:r>
         <w:rPr>
           <w:rFonts w:cstheme="minorHAnsi"/>
-          <w:b/>
-          <w:bCs/>
           <w:color w:val="000000"/>
           <w:sz w:val="16"/>
           <w:szCs w:val="16"/>
@@ -445,19 +1893,15 @@
       <w:r>
         <w:rPr>
           <w:rFonts w:cstheme="minorHAnsi"/>
-          <w:b/>
-          <w:bCs/>
-          <w:color w:val="000000"/>
-          <w:sz w:val="16"/>
-          <w:szCs w:val="16"/>
-        </w:rPr>
-        <w:t>DOMICILIO_FISCAL</w:t>
-      </w:r>
-      <w:r>
-        <w:rPr>
-          <w:rFonts w:cstheme="minorHAnsi"/>
-          <w:b/>
-          <w:bCs/>
+          <w:color w:val="000000"/>
+          <w:sz w:val="16"/>
+          <w:szCs w:val="16"/>
+        </w:rPr>
+        <w:t>DOMICILIO_GARANTE</w:t>
+      </w:r>
+      <w:r>
+        <w:rPr>
+          <w:rFonts w:cstheme="minorHAnsi"/>
           <w:color w:val="000000"/>
           <w:sz w:val="16"/>
           <w:szCs w:val="16"/>
@@ -471,13 +1915,86 @@
           <w:sz w:val="16"/>
           <w:szCs w:val="16"/>
         </w:rPr>
-        <w:t xml:space="preserve">, debidamente representada por su </w:t>
-      </w:r>
-      <w:r>
-        <w:rPr>
-          <w:rFonts w:cstheme="minorHAnsi"/>
-          <w:b/>
-          <w:bCs/>
+        <w:t xml:space="preserve">, adquiriendo en consecuencia la calidad de DEUDOR SOLIDARIO de la presente obligación asumida por </w:t>
+      </w:r>
+      <w:r>
+        <w:rPr>
+          <w:rFonts w:cstheme="minorHAnsi"/>
+          <w:b/>
+          <w:bCs/>
+          <w:color w:val="000000"/>
+          <w:sz w:val="16"/>
+          <w:szCs w:val="16"/>
+        </w:rPr>
+        <w:t>EL CLIENTE</w:t>
+      </w:r>
+      <w:r>
+        <w:rPr>
+          <w:rFonts w:cstheme="minorHAnsi"/>
+          <w:color w:val="000000"/>
+          <w:sz w:val="16"/>
+          <w:szCs w:val="16"/>
+        </w:rPr>
+        <w:t>.</w:t>
+      </w:r>
+    </w:p>
+    <w:p>
+      <w:pPr>
+        <w:spacing w:before="10" w:after="10" w:line="240" w:lineRule="auto"/>
+        <w:ind w:right="-1085"/>
+        <w:jc w:val="both"/>
+        <w:rPr>
+          <w:rFonts w:cstheme="minorHAnsi"/>
+          <w:color w:val="000000"/>
+          <w:sz w:val="16"/>
+          <w:szCs w:val="16"/>
+        </w:rPr>
+      </w:pPr>
+    </w:p>
+    <w:p>
+      <w:pPr>
+        <w:spacing w:before="10" w:after="10" w:line="240" w:lineRule="auto"/>
+        <w:ind w:right="-1085"/>
+        <w:jc w:val="both"/>
+        <w:rPr>
+          <w:rFonts w:cstheme="minorHAnsi"/>
+          <w:color w:val="000000"/>
+          <w:sz w:val="16"/>
+          <w:szCs w:val="16"/>
+        </w:rPr>
+      </w:pPr>
+      <w:r>
+        <w:rPr>
+          <w:rFonts w:cstheme="minorHAnsi"/>
+          <w:color w:val="000000"/>
+          <w:sz w:val="16"/>
+          <w:szCs w:val="16"/>
+        </w:rPr>
+        <w:t xml:space="preserve">Sobre el vehículo cuyas características técnicas (Marca, Modelo, Placa, Motor, Serie) se detallan minuciosamente en el ANEXO 01 del presente contrato. El vehículo se encuentra inscrito en la Partida Electrónica </w:t>
+      </w:r>
+      <w:proofErr w:type="spellStart"/>
+      <w:r>
+        <w:rPr>
+          <w:rFonts w:cstheme="minorHAnsi"/>
+          <w:color w:val="000000"/>
+          <w:sz w:val="16"/>
+          <w:szCs w:val="16"/>
+        </w:rPr>
+        <w:t>Nº</w:t>
+      </w:r>
+      <w:proofErr w:type="spellEnd"/>
+      <w:r>
+        <w:rPr>
+          <w:rFonts w:cstheme="minorHAnsi"/>
+          <w:color w:val="000000"/>
+          <w:sz w:val="16"/>
+          <w:szCs w:val="16"/>
+        </w:rPr>
+        <w:t xml:space="preserve"> </w:t>
+      </w:r>
+      <w:r>
+        <w:rPr>
+          <w:rFonts w:cstheme="minorHAnsi"/>
           <w:color w:val="000000"/>
           <w:sz w:val="16"/>
           <w:szCs w:val="16"/>
@@ -487,19 +2004,15 @@
       <w:r>
         <w:rPr>
           <w:rFonts w:cstheme="minorHAnsi"/>
-          <w:b/>
-          <w:bCs/>
-          <w:color w:val="000000"/>
-          <w:sz w:val="16"/>
-          <w:szCs w:val="16"/>
-        </w:rPr>
-        <w:t>CARGO_REPRESENTANTE</w:t>
-      </w:r>
-      <w:r>
-        <w:rPr>
-          <w:rFonts w:cstheme="minorHAnsi"/>
-          <w:b/>
-          <w:bCs/>
+          <w:color w:val="000000"/>
+          <w:sz w:val="16"/>
+          <w:szCs w:val="16"/>
+        </w:rPr>
+        <w:t>AUTO_PARTIDA</w:t>
+      </w:r>
+      <w:r>
+        <w:rPr>
+          <w:rFonts w:cstheme="minorHAnsi"/>
           <w:color w:val="000000"/>
           <w:sz w:val="16"/>
           <w:szCs w:val="16"/>
@@ -513,13 +2026,11 @@
           <w:sz w:val="16"/>
           <w:szCs w:val="16"/>
         </w:rPr>
-        <w:t xml:space="preserve">, el señor(a) </w:t>
-      </w:r>
-      <w:r>
-        <w:rPr>
-          <w:rFonts w:cstheme="minorHAnsi"/>
-          <w:b/>
-          <w:bCs/>
+        <w:t xml:space="preserve"> del Registro de Propiedad Vehicular de la Oficina Registral de </w:t>
+      </w:r>
+      <w:r>
+        <w:rPr>
+          <w:rFonts w:cstheme="minorHAnsi"/>
           <w:color w:val="000000"/>
           <w:sz w:val="16"/>
           <w:szCs w:val="16"/>
@@ -529,19 +2040,15 @@
       <w:r>
         <w:rPr>
           <w:rFonts w:cstheme="minorHAnsi"/>
-          <w:b/>
-          <w:bCs/>
-          <w:color w:val="000000"/>
-          <w:sz w:val="16"/>
-          <w:szCs w:val="16"/>
-        </w:rPr>
-        <w:t>NOMBRE_REPRESENTANTE</w:t>
-      </w:r>
-      <w:r>
-        <w:rPr>
-          <w:rFonts w:cstheme="minorHAnsi"/>
-          <w:b/>
-          <w:bCs/>
+          <w:color w:val="000000"/>
+          <w:sz w:val="16"/>
+          <w:szCs w:val="16"/>
+        </w:rPr>
+        <w:t>AUTO_OFICINA_REGISTRAL</w:t>
+      </w:r>
+      <w:r>
+        <w:rPr>
+          <w:rFonts w:cstheme="minorHAnsi"/>
           <w:color w:val="000000"/>
           <w:sz w:val="16"/>
           <w:szCs w:val="16"/>
@@ -555,1775 +2062,105 @@
           <w:sz w:val="16"/>
           <w:szCs w:val="16"/>
         </w:rPr>
-        <w:t xml:space="preserve">, identificado con DNI </w:t>
-      </w:r>
-      <w:proofErr w:type="spellStart"/>
-      <w:r>
-        <w:rPr>
-          <w:rFonts w:cstheme="minorHAnsi"/>
-          <w:color w:val="000000"/>
-          <w:sz w:val="16"/>
-          <w:szCs w:val="16"/>
-        </w:rPr>
-        <w:t>Nº</w:t>
-      </w:r>
-      <w:proofErr w:type="spellEnd"/>
-      <w:r>
-        <w:rPr>
-          <w:rFonts w:cstheme="minorHAnsi"/>
-          <w:color w:val="000000"/>
-          <w:sz w:val="16"/>
-          <w:szCs w:val="16"/>
-        </w:rPr>
-        <w:t xml:space="preserve"> </w:t>
-      </w:r>
-      <w:r>
-        <w:rPr>
-          <w:rFonts w:cstheme="minorHAnsi"/>
-          <w:b/>
-          <w:bCs/>
-          <w:color w:val="000000"/>
-          <w:sz w:val="16"/>
-          <w:szCs w:val="16"/>
-        </w:rPr>
-        <w:t>${</w:t>
-      </w:r>
-      <w:r>
-        <w:rPr>
-          <w:rFonts w:cstheme="minorHAnsi"/>
-          <w:b/>
-          <w:bCs/>
-          <w:color w:val="000000"/>
-          <w:sz w:val="16"/>
-          <w:szCs w:val="16"/>
-        </w:rPr>
-        <w:t>DNI_REPRESENTANTE</w:t>
-      </w:r>
-      <w:r>
-        <w:rPr>
-          <w:rFonts w:cstheme="minorHAnsi"/>
-          <w:b/>
-          <w:bCs/>
-          <w:color w:val="000000"/>
-          <w:sz w:val="16"/>
-          <w:szCs w:val="16"/>
-        </w:rPr>
-        <w:t>}</w:t>
-      </w:r>
-      <w:r>
-        <w:rPr>
-          <w:rFonts w:cstheme="minorHAnsi"/>
-          <w:color w:val="000000"/>
-          <w:sz w:val="16"/>
-          <w:szCs w:val="16"/>
-        </w:rPr>
-        <w:t xml:space="preserve">, según facultades inscritas en la </w:t>
-      </w:r>
-      <w:r>
-        <w:rPr>
-          <w:rFonts w:cstheme="minorHAnsi"/>
-          <w:b/>
-          <w:bCs/>
-          <w:color w:val="000000"/>
-          <w:sz w:val="16"/>
-          <w:szCs w:val="16"/>
-        </w:rPr>
-        <w:t xml:space="preserve">Partida Electrónica </w:t>
-      </w:r>
-      <w:proofErr w:type="spellStart"/>
-      <w:r>
-        <w:rPr>
-          <w:rFonts w:cstheme="minorHAnsi"/>
-          <w:color w:val="000000"/>
-          <w:sz w:val="16"/>
-          <w:szCs w:val="16"/>
-        </w:rPr>
-        <w:t>Nº</w:t>
-      </w:r>
-      <w:proofErr w:type="spellEnd"/>
-      <w:r>
-        <w:rPr>
-          <w:rFonts w:cstheme="minorHAnsi"/>
-          <w:b/>
-          <w:bCs/>
-          <w:color w:val="000000"/>
-          <w:sz w:val="16"/>
-          <w:szCs w:val="16"/>
-        </w:rPr>
-        <w:t xml:space="preserve"> </w:t>
-      </w:r>
-      <w:r>
-        <w:rPr>
-          <w:rFonts w:cstheme="minorHAnsi"/>
-          <w:b/>
-          <w:bCs/>
-          <w:color w:val="000000"/>
-          <w:sz w:val="16"/>
-          <w:szCs w:val="16"/>
-        </w:rPr>
-        <w:t>${</w:t>
-      </w:r>
-      <w:r>
-        <w:rPr>
-          <w:rFonts w:cstheme="minorHAnsi"/>
-          <w:b/>
-          <w:bCs/>
-          <w:color w:val="000000"/>
-          <w:sz w:val="16"/>
-          <w:szCs w:val="16"/>
-        </w:rPr>
-        <w:t>PARTIDA_EMPRESA</w:t>
-      </w:r>
-      <w:r>
-        <w:rPr>
-          <w:rFonts w:cstheme="minorHAnsi"/>
-          <w:b/>
-          <w:bCs/>
-          <w:color w:val="000000"/>
-          <w:sz w:val="16"/>
-          <w:szCs w:val="16"/>
-        </w:rPr>
-        <w:t>}</w:t>
-      </w:r>
-      <w:r>
-        <w:rPr>
-          <w:rFonts w:cstheme="minorHAnsi"/>
-          <w:color w:val="000000"/>
-          <w:sz w:val="16"/>
-          <w:szCs w:val="16"/>
-        </w:rPr>
-        <w:t xml:space="preserve"> del Registro de Personas Jurídicas de </w:t>
-      </w:r>
-      <w:r>
-        <w:rPr>
-          <w:rFonts w:cstheme="minorHAnsi"/>
-          <w:b/>
-          <w:bCs/>
-          <w:color w:val="000000"/>
-          <w:sz w:val="16"/>
-          <w:szCs w:val="16"/>
-        </w:rPr>
-        <w:t>${</w:t>
-      </w:r>
-      <w:r>
-        <w:rPr>
-          <w:rFonts w:cstheme="minorHAnsi"/>
-          <w:b/>
-          <w:bCs/>
-          <w:color w:val="000000"/>
-          <w:sz w:val="16"/>
-          <w:szCs w:val="16"/>
-        </w:rPr>
-        <w:t>CIUDAD_REGISTRO</w:t>
-      </w:r>
-      <w:r>
-        <w:rPr>
-          <w:rFonts w:cstheme="minorHAnsi"/>
-          <w:b/>
-          <w:bCs/>
-          <w:color w:val="000000"/>
-          <w:sz w:val="16"/>
-          <w:szCs w:val="16"/>
-        </w:rPr>
-        <w:t>}</w:t>
-      </w:r>
-      <w:r>
-        <w:rPr>
-          <w:rFonts w:cstheme="minorHAnsi"/>
-          <w:color w:val="000000"/>
-          <w:sz w:val="16"/>
-          <w:szCs w:val="16"/>
-        </w:rPr>
-        <w:t>.</w:t>
-      </w:r>
-    </w:p>
-    <w:p>
-      <w:pPr>
-        <w:spacing w:before="10" w:after="10" w:line="240" w:lineRule="auto"/>
-        <w:ind w:right="-1085"/>
-        <w:jc w:val="both"/>
-        <w:rPr>
-          <w:rFonts w:cstheme="minorHAnsi"/>
-          <w:color w:val="000000"/>
-          <w:sz w:val="16"/>
-          <w:szCs w:val="16"/>
-        </w:rPr>
-      </w:pPr>
-      <w:r>
-        <w:rPr>
-          <w:rFonts w:cstheme="minorHAnsi"/>
-          <w:color w:val="000000"/>
-          <w:sz w:val="16"/>
-          <w:szCs w:val="16"/>
-        </w:rPr>
-        <w:t>Ambas partes convienen en los términos y condiciones siguientes:</w:t>
-      </w:r>
-    </w:p>
-    <w:p>
-      <w:pPr>
-        <w:spacing w:before="10" w:after="10" w:line="240" w:lineRule="auto"/>
-        <w:ind w:right="-1085"/>
-        <w:jc w:val="both"/>
-        <w:rPr>
-          <w:rFonts w:cstheme="minorHAnsi"/>
-          <w:color w:val="000000"/>
-          <w:sz w:val="16"/>
-          <w:szCs w:val="16"/>
-        </w:rPr>
-      </w:pPr>
-    </w:p>
-    <w:p>
-      <w:pPr>
-        <w:spacing w:before="10" w:after="10" w:line="240" w:lineRule="auto"/>
-        <w:ind w:right="-1085"/>
-        <w:jc w:val="both"/>
-        <w:rPr>
-          <w:rFonts w:cstheme="minorHAnsi"/>
-          <w:b/>
-          <w:bCs/>
+        <w:t xml:space="preserve">. </w:t>
+      </w:r>
+      <w:r>
+        <w:rPr>
+          <w:rFonts w:cstheme="minorHAnsi"/>
+          <w:b/>
+          <w:bCs/>
+          <w:color w:val="000000"/>
+          <w:sz w:val="16"/>
+          <w:szCs w:val="16"/>
+        </w:rPr>
+        <w:t>CREDIÁGIL</w:t>
+      </w:r>
+      <w:r>
+        <w:rPr>
+          <w:rFonts w:cstheme="minorHAnsi"/>
+          <w:color w:val="000000"/>
+          <w:sz w:val="16"/>
+          <w:szCs w:val="16"/>
+        </w:rPr>
+        <w:t xml:space="preserve"> se obliga a mantener en buen estado de conservación el bien otorgado en garantía mobiliaria.</w:t>
+      </w:r>
+    </w:p>
+    <w:p>
+      <w:pPr>
+        <w:spacing w:before="10" w:after="10" w:line="240" w:lineRule="auto"/>
+        <w:ind w:right="-1085"/>
+        <w:jc w:val="both"/>
+        <w:rPr>
+          <w:rFonts w:cstheme="minorHAnsi"/>
+          <w:color w:val="000000"/>
+          <w:sz w:val="16"/>
+          <w:szCs w:val="16"/>
+        </w:rPr>
+      </w:pPr>
+    </w:p>
+    <w:p>
+      <w:pPr>
+        <w:spacing w:before="10" w:after="10" w:line="240" w:lineRule="auto"/>
+        <w:ind w:right="-1085"/>
+        <w:jc w:val="both"/>
+        <w:rPr>
+          <w:rFonts w:cstheme="minorHAnsi"/>
           <w:color w:val="000000"/>
           <w:sz w:val="16"/>
           <w:szCs w:val="16"/>
           <w:u w:val="single"/>
         </w:rPr>
       </w:pPr>
-      <w:r>
-        <w:rPr>
-          <w:rFonts w:cstheme="minorHAnsi"/>
-          <w:b/>
-          <w:bCs/>
+    </w:p>
+    <w:p>
+      <w:pPr>
+        <w:spacing w:before="10" w:after="10" w:line="240" w:lineRule="auto"/>
+        <w:ind w:right="-1085"/>
+        <w:jc w:val="both"/>
+        <w:rPr>
+          <w:rFonts w:cstheme="minorHAnsi"/>
+          <w:color w:val="000000"/>
+          <w:sz w:val="16"/>
+          <w:szCs w:val="16"/>
+        </w:rPr>
+      </w:pPr>
+    </w:p>
+    <w:p>
+      <w:pPr>
+        <w:spacing w:before="10" w:after="10" w:line="240" w:lineRule="auto"/>
+        <w:ind w:right="-1085"/>
+        <w:jc w:val="both"/>
+        <w:rPr>
+          <w:rFonts w:cstheme="minorHAnsi"/>
+          <w:color w:val="000000"/>
+          <w:sz w:val="16"/>
+          <w:szCs w:val="16"/>
+        </w:rPr>
+      </w:pPr>
+    </w:p>
+    <w:p>
+      <w:pPr>
+        <w:spacing w:before="10" w:after="10" w:line="240" w:lineRule="auto"/>
+        <w:ind w:right="-1085"/>
+        <w:jc w:val="both"/>
+        <w:rPr>
+          <w:rFonts w:cstheme="minorHAnsi"/>
+          <w:b/>
           <w:color w:val="000000"/>
           <w:sz w:val="16"/>
           <w:szCs w:val="16"/>
           <w:u w:val="single"/>
         </w:rPr>
-        <w:t>1.- OBJETO</w:t>
-      </w:r>
-    </w:p>
-    <w:p>
-      <w:pPr>
-        <w:spacing w:before="10" w:after="10" w:line="240" w:lineRule="auto"/>
-        <w:ind w:right="-1085"/>
-        <w:jc w:val="both"/>
-        <w:rPr>
-          <w:rFonts w:cstheme="minorHAnsi"/>
-          <w:color w:val="000000"/>
-          <w:sz w:val="16"/>
-          <w:szCs w:val="16"/>
-        </w:rPr>
-      </w:pPr>
-      <w:r>
-        <w:rPr>
-          <w:rFonts w:cstheme="minorHAnsi"/>
-          <w:b/>
-          <w:bCs/>
-          <w:color w:val="000000"/>
-          <w:sz w:val="16"/>
-          <w:szCs w:val="16"/>
-        </w:rPr>
-        <w:t>CREDIÁGIL</w:t>
-      </w:r>
-      <w:r>
-        <w:rPr>
-          <w:rFonts w:cstheme="minorHAnsi"/>
-          <w:color w:val="000000"/>
-          <w:sz w:val="16"/>
-          <w:szCs w:val="16"/>
-        </w:rPr>
-        <w:t xml:space="preserve"> otorga a </w:t>
-      </w:r>
-      <w:r>
-        <w:rPr>
-          <w:rFonts w:cstheme="minorHAnsi"/>
-          <w:b/>
-          <w:bCs/>
-          <w:color w:val="000000"/>
-          <w:sz w:val="16"/>
-          <w:szCs w:val="16"/>
-        </w:rPr>
-        <w:t>EL CLIENTE</w:t>
-      </w:r>
-      <w:r>
-        <w:rPr>
-          <w:rFonts w:cstheme="minorHAnsi"/>
-          <w:color w:val="000000"/>
-          <w:sz w:val="16"/>
-          <w:szCs w:val="16"/>
-        </w:rPr>
-        <w:t xml:space="preserve"> en calidad de Préstamo la suma de S/ </w:t>
-      </w:r>
-      <w:r>
-        <w:rPr>
-          <w:rFonts w:cstheme="minorHAnsi"/>
-          <w:b/>
-          <w:bCs/>
-          <w:color w:val="000000"/>
-          <w:sz w:val="16"/>
-          <w:szCs w:val="16"/>
-        </w:rPr>
-        <w:t>${</w:t>
-      </w:r>
-      <w:r>
-        <w:rPr>
-          <w:rFonts w:cstheme="minorHAnsi"/>
-          <w:b/>
-          <w:bCs/>
-          <w:color w:val="000000"/>
-          <w:sz w:val="16"/>
-          <w:szCs w:val="16"/>
-        </w:rPr>
-        <w:t>MONTO_PRESTAMO</w:t>
-      </w:r>
-      <w:r>
-        <w:rPr>
-          <w:rFonts w:cstheme="minorHAnsi"/>
-          <w:b/>
-          <w:bCs/>
-          <w:color w:val="000000"/>
-          <w:sz w:val="16"/>
-          <w:szCs w:val="16"/>
-        </w:rPr>
-        <w:t>}</w:t>
-      </w:r>
-      <w:r>
-        <w:rPr>
-          <w:rFonts w:cstheme="minorHAnsi"/>
-          <w:color w:val="000000"/>
-          <w:sz w:val="16"/>
-          <w:szCs w:val="16"/>
-        </w:rPr>
-        <w:t xml:space="preserve"> (</w:t>
-      </w:r>
-      <w:r>
-        <w:rPr>
-          <w:rFonts w:cstheme="minorHAnsi"/>
-          <w:b/>
-          <w:bCs/>
-          <w:color w:val="000000"/>
-          <w:sz w:val="16"/>
-          <w:szCs w:val="16"/>
-        </w:rPr>
-        <w:t>${</w:t>
-      </w:r>
-      <w:r>
-        <w:rPr>
-          <w:rFonts w:cstheme="minorHAnsi"/>
-          <w:b/>
-          <w:bCs/>
-          <w:color w:val="000000"/>
-          <w:sz w:val="16"/>
-          <w:szCs w:val="16"/>
-        </w:rPr>
-        <w:t>LETRAS_PRESTAMO</w:t>
-      </w:r>
-      <w:r>
-        <w:rPr>
-          <w:rFonts w:cstheme="minorHAnsi"/>
-          <w:b/>
-          <w:bCs/>
-          <w:color w:val="000000"/>
-          <w:sz w:val="16"/>
-          <w:szCs w:val="16"/>
-        </w:rPr>
-        <w:t>}</w:t>
-      </w:r>
-      <w:r>
-        <w:rPr>
-          <w:rFonts w:cstheme="minorHAnsi"/>
-          <w:color w:val="000000"/>
-          <w:sz w:val="16"/>
-          <w:szCs w:val="16"/>
-        </w:rPr>
-        <w:t xml:space="preserve"> Y 00/100 SOLES) el mismo que generará los intereses compensatorios, y en caso de incumplimiento las penalidades, así como las comisiones, impuestos y los gastos detallados en la hoja resumen (</w:t>
-      </w:r>
-      <w:r>
-        <w:rPr>
-          <w:rFonts w:cstheme="minorHAnsi"/>
-          <w:b/>
-          <w:bCs/>
-          <w:color w:val="000000"/>
-          <w:sz w:val="16"/>
-          <w:szCs w:val="16"/>
-        </w:rPr>
-        <w:t>ANEXO 02</w:t>
-      </w:r>
-      <w:r>
-        <w:rPr>
-          <w:rFonts w:cstheme="minorHAnsi"/>
-          <w:color w:val="000000"/>
-          <w:sz w:val="16"/>
-          <w:szCs w:val="16"/>
-        </w:rPr>
-        <w:t>), la misma que cuenta con todos los supuestos descritos en el artículo 18 del Reglamento de Transparencia de la Información y Contratación con Usuarios del Sistema Financiero.</w:t>
-      </w:r>
-    </w:p>
-    <w:p>
-      <w:pPr>
-        <w:spacing w:before="10" w:after="10" w:line="240" w:lineRule="auto"/>
-        <w:ind w:right="-1085"/>
-        <w:jc w:val="both"/>
-        <w:rPr>
-          <w:rFonts w:cstheme="minorHAnsi"/>
-          <w:color w:val="000000"/>
-          <w:sz w:val="16"/>
-          <w:szCs w:val="16"/>
-        </w:rPr>
-      </w:pPr>
-    </w:p>
-    <w:p>
-      <w:pPr>
-        <w:spacing w:before="10" w:after="10" w:line="240" w:lineRule="auto"/>
-        <w:ind w:right="-1085"/>
-        <w:jc w:val="both"/>
-        <w:rPr>
-          <w:rFonts w:cstheme="minorHAnsi"/>
-          <w:b/>
-          <w:bCs/>
+      </w:pPr>
+      <w:r>
+        <w:rPr>
+          <w:rFonts w:cstheme="minorHAnsi"/>
+          <w:b/>
           <w:color w:val="000000"/>
           <w:sz w:val="16"/>
           <w:szCs w:val="16"/>
           <w:u w:val="single"/>
         </w:rPr>
-      </w:pPr>
-      <w:r>
-        <w:rPr>
-          <w:rFonts w:cstheme="minorHAnsi"/>
-          <w:b/>
-          <w:bCs/>
-          <w:color w:val="000000"/>
-          <w:sz w:val="16"/>
-          <w:szCs w:val="16"/>
-          <w:u w:val="single"/>
-        </w:rPr>
-        <w:t>2.- PLAZO Y PAGO DEL PRÉSTAMO</w:t>
-      </w:r>
-    </w:p>
-    <w:p>
-      <w:pPr>
-        <w:spacing w:before="10" w:after="10" w:line="240" w:lineRule="auto"/>
-        <w:ind w:right="-1085"/>
-        <w:jc w:val="both"/>
-        <w:rPr>
-          <w:rFonts w:cstheme="minorHAnsi"/>
-          <w:color w:val="000000"/>
-          <w:sz w:val="16"/>
-          <w:szCs w:val="16"/>
-        </w:rPr>
-      </w:pPr>
-      <w:r>
-        <w:rPr>
-          <w:rFonts w:cstheme="minorHAnsi"/>
-          <w:color w:val="000000"/>
-          <w:sz w:val="16"/>
-          <w:szCs w:val="16"/>
-        </w:rPr>
-        <w:t xml:space="preserve">El plazo que otorga </w:t>
-      </w:r>
-      <w:r>
-        <w:rPr>
-          <w:rFonts w:cstheme="minorHAnsi"/>
-          <w:b/>
-          <w:bCs/>
-          <w:color w:val="000000"/>
-          <w:sz w:val="16"/>
-          <w:szCs w:val="16"/>
-        </w:rPr>
-        <w:t>CREDIÁGIL</w:t>
-      </w:r>
-      <w:r>
-        <w:rPr>
-          <w:rFonts w:cstheme="minorHAnsi"/>
-          <w:color w:val="000000"/>
-          <w:sz w:val="16"/>
-          <w:szCs w:val="16"/>
-        </w:rPr>
-        <w:t xml:space="preserve"> a </w:t>
-      </w:r>
-      <w:r>
-        <w:rPr>
-          <w:rFonts w:cstheme="minorHAnsi"/>
-          <w:b/>
-          <w:bCs/>
-          <w:color w:val="000000"/>
-          <w:sz w:val="16"/>
-          <w:szCs w:val="16"/>
-        </w:rPr>
-        <w:t>EL CLIENTE</w:t>
-      </w:r>
-      <w:r>
-        <w:rPr>
-          <w:rFonts w:cstheme="minorHAnsi"/>
-          <w:color w:val="000000"/>
-          <w:sz w:val="16"/>
-          <w:szCs w:val="16"/>
-        </w:rPr>
-        <w:t xml:space="preserve"> para el pago de su préstamo es de </w:t>
-      </w:r>
-      <w:r>
-        <w:rPr>
-          <w:rFonts w:cstheme="minorHAnsi"/>
-          <w:b/>
-          <w:bCs/>
-          <w:color w:val="000000"/>
-          <w:sz w:val="16"/>
-          <w:szCs w:val="16"/>
-        </w:rPr>
-        <w:t>${</w:t>
-      </w:r>
-      <w:r>
-        <w:rPr>
-          <w:rFonts w:cstheme="minorHAnsi"/>
-          <w:b/>
-          <w:bCs/>
-          <w:color w:val="000000"/>
-          <w:sz w:val="16"/>
-          <w:szCs w:val="16"/>
-        </w:rPr>
-        <w:t>PLAZO_DIAS</w:t>
-      </w:r>
-      <w:r>
-        <w:rPr>
-          <w:rFonts w:cstheme="minorHAnsi"/>
-          <w:b/>
-          <w:bCs/>
-          <w:color w:val="000000"/>
-          <w:sz w:val="16"/>
-          <w:szCs w:val="16"/>
-        </w:rPr>
-        <w:t>}</w:t>
-      </w:r>
-      <w:r>
-        <w:rPr>
-          <w:rFonts w:cstheme="minorHAnsi"/>
-          <w:b/>
-          <w:bCs/>
-          <w:color w:val="000000"/>
-          <w:sz w:val="16"/>
-          <w:szCs w:val="16"/>
-        </w:rPr>
-        <w:t xml:space="preserve"> días calendario</w:t>
-      </w:r>
-      <w:r>
-        <w:rPr>
-          <w:rFonts w:cstheme="minorHAnsi"/>
-          <w:color w:val="000000"/>
-          <w:sz w:val="16"/>
-          <w:szCs w:val="16"/>
-        </w:rPr>
-        <w:t xml:space="preserve">, a cuyo vencimiento </w:t>
-      </w:r>
-      <w:r>
-        <w:rPr>
-          <w:rFonts w:cstheme="minorHAnsi"/>
-          <w:b/>
-          <w:bCs/>
-          <w:color w:val="000000"/>
-          <w:sz w:val="16"/>
-          <w:szCs w:val="16"/>
-        </w:rPr>
-        <w:t>EL CLIENTE</w:t>
-      </w:r>
-      <w:r>
-        <w:rPr>
-          <w:rFonts w:cstheme="minorHAnsi"/>
-          <w:color w:val="000000"/>
-          <w:sz w:val="16"/>
-          <w:szCs w:val="16"/>
-        </w:rPr>
-        <w:t xml:space="preserve"> podrá optar por alguna de las siguientes alternativas:</w:t>
-      </w:r>
-    </w:p>
-    <w:p>
-      <w:pPr>
-        <w:spacing w:before="10" w:after="10" w:line="240" w:lineRule="auto"/>
-        <w:ind w:right="-1085"/>
-        <w:jc w:val="both"/>
-        <w:rPr>
-          <w:rFonts w:cstheme="minorHAnsi"/>
-          <w:b/>
-          <w:bCs/>
-          <w:color w:val="000000"/>
-          <w:sz w:val="16"/>
-          <w:szCs w:val="16"/>
-        </w:rPr>
-      </w:pPr>
-    </w:p>
-    <w:p>
-      <w:pPr>
-        <w:spacing w:before="10" w:after="10" w:line="240" w:lineRule="auto"/>
-        <w:ind w:right="-1085"/>
-        <w:jc w:val="both"/>
-        <w:rPr>
-          <w:rFonts w:cstheme="minorHAnsi"/>
-          <w:color w:val="000000"/>
-          <w:sz w:val="16"/>
-          <w:szCs w:val="16"/>
-        </w:rPr>
-      </w:pPr>
-      <w:r>
-        <w:rPr>
-          <w:rFonts w:cstheme="minorHAnsi"/>
-          <w:b/>
-          <w:bCs/>
-          <w:color w:val="000000"/>
-          <w:sz w:val="16"/>
-          <w:szCs w:val="16"/>
-        </w:rPr>
-        <w:t>a.</w:t>
-      </w:r>
-      <w:r>
-        <w:rPr>
-          <w:rFonts w:cstheme="minorHAnsi"/>
-          <w:color w:val="000000"/>
-          <w:sz w:val="16"/>
-          <w:szCs w:val="16"/>
-        </w:rPr>
-        <w:t xml:space="preserve"> Pago total del capital del préstamo, así como el interés compensatorio fijo, penalidades, comisiones, gastos e impuestos.</w:t>
-      </w:r>
-    </w:p>
-    <w:p>
-      <w:pPr>
-        <w:spacing w:before="10" w:after="10" w:line="240" w:lineRule="auto"/>
-        <w:ind w:right="-1085"/>
-        <w:jc w:val="both"/>
-        <w:rPr>
-          <w:rFonts w:cstheme="minorHAnsi"/>
-          <w:b/>
-          <w:bCs/>
-          <w:color w:val="000000"/>
-          <w:sz w:val="16"/>
-          <w:szCs w:val="16"/>
-        </w:rPr>
-      </w:pPr>
-    </w:p>
-    <w:p>
-      <w:pPr>
-        <w:spacing w:before="10" w:after="10" w:line="240" w:lineRule="auto"/>
-        <w:ind w:right="-1085"/>
-        <w:jc w:val="both"/>
-        <w:rPr>
-          <w:rFonts w:cstheme="minorHAnsi"/>
-          <w:color w:val="000000"/>
-          <w:sz w:val="16"/>
-          <w:szCs w:val="16"/>
-        </w:rPr>
-      </w:pPr>
-      <w:r>
-        <w:rPr>
-          <w:rFonts w:cstheme="minorHAnsi"/>
-          <w:b/>
-          <w:bCs/>
-          <w:color w:val="000000"/>
-          <w:sz w:val="16"/>
-          <w:szCs w:val="16"/>
-        </w:rPr>
-        <w:t>b.</w:t>
-      </w:r>
-      <w:r>
-        <w:rPr>
-          <w:rFonts w:cstheme="minorHAnsi"/>
-          <w:color w:val="000000"/>
-          <w:sz w:val="16"/>
-          <w:szCs w:val="16"/>
-        </w:rPr>
-        <w:t xml:space="preserve"> Pago parcial del capital del préstamo y el total del interés compensatorio fijo, penalidades, comisiones, gastos e impuestos.</w:t>
-      </w:r>
-    </w:p>
-    <w:p>
-      <w:pPr>
-        <w:spacing w:before="10" w:after="10" w:line="240" w:lineRule="auto"/>
-        <w:ind w:right="-1085"/>
-        <w:jc w:val="both"/>
-        <w:rPr>
-          <w:rFonts w:cstheme="minorHAnsi"/>
-          <w:b/>
-          <w:bCs/>
-          <w:color w:val="000000"/>
-          <w:sz w:val="16"/>
-          <w:szCs w:val="16"/>
-        </w:rPr>
-      </w:pPr>
-    </w:p>
-    <w:p>
-      <w:pPr>
-        <w:spacing w:before="10" w:after="10" w:line="240" w:lineRule="auto"/>
-        <w:ind w:right="-1085"/>
-        <w:jc w:val="both"/>
-        <w:rPr>
-          <w:rFonts w:cstheme="minorHAnsi"/>
-          <w:color w:val="000000"/>
-          <w:sz w:val="16"/>
-          <w:szCs w:val="16"/>
-        </w:rPr>
-      </w:pPr>
-      <w:r>
-        <w:rPr>
-          <w:rFonts w:cstheme="minorHAnsi"/>
-          <w:b/>
-          <w:bCs/>
-          <w:color w:val="000000"/>
-          <w:sz w:val="16"/>
-          <w:szCs w:val="16"/>
-        </w:rPr>
-        <w:t>c.</w:t>
-      </w:r>
-      <w:r>
-        <w:rPr>
-          <w:rFonts w:cstheme="minorHAnsi"/>
-          <w:color w:val="000000"/>
-          <w:sz w:val="16"/>
-          <w:szCs w:val="16"/>
-        </w:rPr>
-        <w:t xml:space="preserve"> Pago total del interés compensatorio fijo, penalidades, comisiones, gastos e impuestos.</w:t>
-      </w:r>
-    </w:p>
-    <w:p>
-      <w:pPr>
-        <w:spacing w:before="10" w:after="10" w:line="240" w:lineRule="auto"/>
-        <w:ind w:right="-1085"/>
-        <w:jc w:val="both"/>
-        <w:rPr>
-          <w:rFonts w:cstheme="minorHAnsi"/>
-          <w:color w:val="000000"/>
-          <w:sz w:val="16"/>
-          <w:szCs w:val="16"/>
-        </w:rPr>
-      </w:pPr>
-    </w:p>
-    <w:p>
-      <w:pPr>
-        <w:spacing w:before="10" w:after="10" w:line="240" w:lineRule="auto"/>
-        <w:ind w:right="-1085"/>
-        <w:jc w:val="both"/>
-        <w:rPr>
-          <w:rFonts w:cstheme="minorHAnsi"/>
-          <w:b/>
-          <w:bCs/>
-          <w:color w:val="000000"/>
-          <w:sz w:val="16"/>
-          <w:szCs w:val="16"/>
-        </w:rPr>
-      </w:pPr>
-      <w:r>
-        <w:rPr>
-          <w:rFonts w:cstheme="minorHAnsi"/>
-          <w:color w:val="000000"/>
-          <w:sz w:val="16"/>
-          <w:szCs w:val="16"/>
-        </w:rPr>
-        <w:t xml:space="preserve">Los pagos antes señalados serán en efectivo y únicamente en las agencias de </w:t>
-      </w:r>
-      <w:r>
-        <w:rPr>
-          <w:rFonts w:cstheme="minorHAnsi"/>
-          <w:b/>
-          <w:bCs/>
-          <w:color w:val="000000"/>
-          <w:sz w:val="16"/>
-          <w:szCs w:val="16"/>
-        </w:rPr>
-        <w:t>CREDIÁGIL</w:t>
-      </w:r>
-      <w:r>
-        <w:rPr>
-          <w:rFonts w:cstheme="minorHAnsi"/>
-          <w:color w:val="000000"/>
-          <w:sz w:val="16"/>
-          <w:szCs w:val="16"/>
-        </w:rPr>
-        <w:t xml:space="preserve">. </w:t>
-      </w:r>
-    </w:p>
-    <w:p>
-      <w:pPr>
-        <w:spacing w:before="10" w:after="10" w:line="240" w:lineRule="auto"/>
-        <w:ind w:right="-1085"/>
-        <w:jc w:val="both"/>
-        <w:rPr>
-          <w:rFonts w:cstheme="minorHAnsi"/>
-          <w:color w:val="000000"/>
-          <w:sz w:val="16"/>
-          <w:szCs w:val="16"/>
-        </w:rPr>
-      </w:pPr>
-      <w:r>
-        <w:rPr>
-          <w:rFonts w:cstheme="minorHAnsi"/>
-          <w:color w:val="000000"/>
-          <w:sz w:val="16"/>
-          <w:szCs w:val="16"/>
-        </w:rPr>
-        <w:t xml:space="preserve">De optarse por las alternativas b o c, las partes fijarán un nuevo plazo de vencimiento </w:t>
-      </w:r>
-      <w:r>
-        <w:rPr>
-          <w:rFonts w:cstheme="minorHAnsi"/>
-          <w:color w:val="000000"/>
-          <w:sz w:val="16"/>
-          <w:szCs w:val="16"/>
-        </w:rPr>
-        <w:t>y</w:t>
-      </w:r>
-      <w:r>
-        <w:rPr>
-          <w:rFonts w:cstheme="minorHAnsi"/>
-          <w:color w:val="000000"/>
-          <w:sz w:val="16"/>
-          <w:szCs w:val="16"/>
-        </w:rPr>
-        <w:t xml:space="preserve"> </w:t>
-      </w:r>
-      <w:r>
-        <w:rPr>
-          <w:rFonts w:cstheme="minorHAnsi"/>
-          <w:b/>
-          <w:bCs/>
-          <w:color w:val="000000"/>
-          <w:sz w:val="16"/>
-          <w:szCs w:val="16"/>
-        </w:rPr>
-        <w:t>CREDIÁGIL</w:t>
-      </w:r>
-      <w:r>
-        <w:rPr>
-          <w:rFonts w:cstheme="minorHAnsi"/>
-          <w:color w:val="000000"/>
-          <w:sz w:val="16"/>
-          <w:szCs w:val="16"/>
-        </w:rPr>
-        <w:t xml:space="preserve"> determinará el saldo correspondiente del capital adeudado por </w:t>
-      </w:r>
-      <w:r>
-        <w:rPr>
-          <w:rFonts w:cstheme="minorHAnsi"/>
-          <w:b/>
-          <w:bCs/>
-          <w:color w:val="000000"/>
-          <w:sz w:val="16"/>
-          <w:szCs w:val="16"/>
-        </w:rPr>
-        <w:t>EL CLIENTE</w:t>
-      </w:r>
-      <w:r>
-        <w:rPr>
-          <w:rFonts w:cstheme="minorHAnsi"/>
-          <w:color w:val="000000"/>
-          <w:sz w:val="16"/>
-          <w:szCs w:val="16"/>
-        </w:rPr>
-        <w:t xml:space="preserve">, el cual generará un interés compensatorio fijo y en caso de incumplimiento las penalidades de ser el caso, así como las comisiones, impuestos y los gastos por los días transcurridos hasta el siguiente pago que realice </w:t>
-      </w:r>
-      <w:r>
-        <w:rPr>
-          <w:rFonts w:cstheme="minorHAnsi"/>
-          <w:b/>
-          <w:bCs/>
-          <w:color w:val="000000"/>
-          <w:sz w:val="16"/>
-          <w:szCs w:val="16"/>
-        </w:rPr>
-        <w:t>EL CLIENTE</w:t>
-      </w:r>
-      <w:r>
-        <w:rPr>
-          <w:rFonts w:cstheme="minorHAnsi"/>
-          <w:color w:val="000000"/>
-          <w:sz w:val="16"/>
-          <w:szCs w:val="16"/>
-        </w:rPr>
-        <w:t xml:space="preserve">. En ambos casos, se mantendrá vigente para todos sus efectos la Garantía Mobiliaria constituida, manteniendo </w:t>
-      </w:r>
-      <w:r>
-        <w:rPr>
-          <w:rFonts w:cstheme="minorHAnsi"/>
-          <w:b/>
-          <w:bCs/>
-          <w:color w:val="000000"/>
-          <w:sz w:val="16"/>
-          <w:szCs w:val="16"/>
-        </w:rPr>
-        <w:t>CREDIÁGIL</w:t>
-      </w:r>
-      <w:r>
-        <w:rPr>
-          <w:rFonts w:cstheme="minorHAnsi"/>
-          <w:color w:val="000000"/>
-          <w:sz w:val="16"/>
-          <w:szCs w:val="16"/>
-        </w:rPr>
-        <w:t xml:space="preserve"> en su poder los bienes otorgados en garantía por </w:t>
-      </w:r>
-      <w:r>
-        <w:rPr>
-          <w:rFonts w:cstheme="minorHAnsi"/>
-          <w:b/>
-          <w:bCs/>
-          <w:color w:val="000000"/>
-          <w:sz w:val="16"/>
-          <w:szCs w:val="16"/>
-        </w:rPr>
-        <w:t>EL CLIENTE</w:t>
-      </w:r>
-      <w:r>
-        <w:rPr>
-          <w:rFonts w:cstheme="minorHAnsi"/>
-          <w:color w:val="000000"/>
-          <w:sz w:val="16"/>
-          <w:szCs w:val="16"/>
-        </w:rPr>
-        <w:t>.</w:t>
-      </w:r>
-    </w:p>
-    <w:p>
-      <w:pPr>
-        <w:spacing w:before="10" w:after="10" w:line="240" w:lineRule="auto"/>
-        <w:ind w:right="-1085"/>
-        <w:jc w:val="both"/>
-        <w:rPr>
-          <w:rFonts w:cstheme="minorHAnsi"/>
-          <w:color w:val="000000"/>
-          <w:sz w:val="16"/>
-          <w:szCs w:val="16"/>
-        </w:rPr>
-      </w:pPr>
-    </w:p>
-    <w:p>
-      <w:pPr>
-        <w:spacing w:before="10" w:after="10" w:line="240" w:lineRule="auto"/>
-        <w:ind w:right="-1085"/>
-        <w:jc w:val="both"/>
-        <w:rPr>
-          <w:rFonts w:cstheme="minorHAnsi"/>
-          <w:color w:val="000000"/>
-          <w:sz w:val="16"/>
-          <w:szCs w:val="16"/>
-        </w:rPr>
-      </w:pPr>
-      <w:r>
-        <w:rPr>
-          <w:rFonts w:cstheme="minorHAnsi"/>
-          <w:color w:val="000000"/>
-          <w:sz w:val="16"/>
-          <w:szCs w:val="16"/>
-        </w:rPr>
-        <w:t xml:space="preserve">En el caso que </w:t>
-      </w:r>
-      <w:r>
-        <w:rPr>
-          <w:rFonts w:cstheme="minorHAnsi"/>
-          <w:b/>
-          <w:bCs/>
-          <w:color w:val="000000"/>
-          <w:sz w:val="16"/>
-          <w:szCs w:val="16"/>
-        </w:rPr>
-        <w:t>EL CLIENTE</w:t>
-      </w:r>
-      <w:r>
-        <w:rPr>
-          <w:rFonts w:cstheme="minorHAnsi"/>
-          <w:color w:val="000000"/>
-          <w:sz w:val="16"/>
-          <w:szCs w:val="16"/>
-        </w:rPr>
-        <w:t xml:space="preserve">, haya sido beneficiario de una promoción comercial otorgada por </w:t>
-      </w:r>
-      <w:r>
-        <w:rPr>
-          <w:rFonts w:cstheme="minorHAnsi"/>
-          <w:b/>
-          <w:bCs/>
-          <w:color w:val="000000"/>
-          <w:sz w:val="16"/>
-          <w:szCs w:val="16"/>
-        </w:rPr>
-        <w:t>CREDIÁGIL</w:t>
-      </w:r>
-      <w:r>
-        <w:rPr>
-          <w:rFonts w:cstheme="minorHAnsi"/>
-          <w:color w:val="000000"/>
-          <w:sz w:val="16"/>
-          <w:szCs w:val="16"/>
-        </w:rPr>
-        <w:t>, que conlleve variar el plazo de pago y/o las formas de pago indicadas en las alternativas a, b, o c, que se indican en la hoja resumen (</w:t>
-      </w:r>
-      <w:r>
-        <w:rPr>
-          <w:rFonts w:cstheme="minorHAnsi"/>
-          <w:color w:val="000000"/>
-          <w:sz w:val="16"/>
-          <w:szCs w:val="16"/>
-        </w:rPr>
-        <w:t>ANEXO</w:t>
-      </w:r>
-      <w:r>
-        <w:rPr>
-          <w:rFonts w:cstheme="minorHAnsi"/>
-          <w:color w:val="000000"/>
-          <w:sz w:val="16"/>
-          <w:szCs w:val="16"/>
-        </w:rPr>
-        <w:t xml:space="preserve"> 01), éste se obliga a cumplir las condiciones establecidas para la promoción a la que se acogió, caso contrario, perderá los beneficios de dicha promoción. </w:t>
-      </w:r>
-    </w:p>
-    <w:p>
-      <w:pPr>
-        <w:spacing w:before="10" w:after="10" w:line="240" w:lineRule="auto"/>
-        <w:ind w:right="-1085"/>
-        <w:jc w:val="both"/>
-        <w:rPr>
-          <w:rFonts w:cstheme="minorHAnsi"/>
-          <w:color w:val="000000"/>
-          <w:sz w:val="16"/>
-          <w:szCs w:val="16"/>
-        </w:rPr>
-      </w:pPr>
-    </w:p>
-    <w:p>
-      <w:pPr>
-        <w:spacing w:before="10" w:after="10" w:line="240" w:lineRule="auto"/>
-        <w:ind w:right="-1085"/>
-        <w:jc w:val="both"/>
-        <w:rPr>
-          <w:rFonts w:cstheme="minorHAnsi"/>
-          <w:color w:val="000000"/>
-          <w:sz w:val="16"/>
-          <w:szCs w:val="16"/>
-        </w:rPr>
-      </w:pPr>
-      <w:r>
-        <w:rPr>
-          <w:rFonts w:cstheme="minorHAnsi"/>
-          <w:b/>
-          <w:bCs/>
-          <w:color w:val="000000"/>
-          <w:sz w:val="16"/>
-          <w:szCs w:val="16"/>
-        </w:rPr>
-        <w:t>EL CLIENTE</w:t>
-      </w:r>
-      <w:r>
-        <w:rPr>
-          <w:rFonts w:cstheme="minorHAnsi"/>
-          <w:color w:val="000000"/>
-          <w:sz w:val="16"/>
-          <w:szCs w:val="16"/>
-        </w:rPr>
-        <w:t xml:space="preserve"> podrá efectuar pagos anticipados en forma total de su crédito, con la consecuente reducción de los intereses compensatorios, penalidades (de ser el caso), comisiones y gastos a la fecha de pago. </w:t>
-      </w:r>
-    </w:p>
-    <w:p>
-      <w:pPr>
-        <w:spacing w:before="10" w:after="10" w:line="240" w:lineRule="auto"/>
-        <w:ind w:right="-1085"/>
-        <w:jc w:val="both"/>
-        <w:rPr>
-          <w:rFonts w:cstheme="minorHAnsi"/>
-          <w:color w:val="000000"/>
-          <w:sz w:val="16"/>
-          <w:szCs w:val="16"/>
-        </w:rPr>
-      </w:pPr>
-    </w:p>
-    <w:p>
-      <w:pPr>
-        <w:spacing w:before="10" w:after="10" w:line="240" w:lineRule="auto"/>
-        <w:ind w:right="-1085"/>
-        <w:jc w:val="both"/>
-        <w:rPr>
-          <w:rFonts w:cstheme="minorHAnsi"/>
-          <w:color w:val="000000"/>
-          <w:sz w:val="16"/>
-          <w:szCs w:val="16"/>
-          <w:u w:val="single"/>
-        </w:rPr>
-      </w:pPr>
-      <w:r>
-        <w:rPr>
-          <w:rFonts w:cstheme="minorHAnsi"/>
-          <w:b/>
-          <w:bCs/>
-          <w:color w:val="000000"/>
-          <w:sz w:val="16"/>
-          <w:szCs w:val="16"/>
-          <w:u w:val="single"/>
-        </w:rPr>
-        <w:t>3.- GARANTÍA</w:t>
-      </w:r>
-    </w:p>
-    <w:p>
-      <w:pPr>
-        <w:spacing w:before="10" w:after="10" w:line="240" w:lineRule="auto"/>
-        <w:ind w:right="-1085"/>
-        <w:jc w:val="both"/>
-        <w:rPr>
-          <w:rFonts w:cstheme="minorHAnsi"/>
-          <w:color w:val="000000"/>
-          <w:sz w:val="16"/>
-          <w:szCs w:val="16"/>
-        </w:rPr>
-      </w:pPr>
-      <w:r>
-        <w:rPr>
-          <w:rFonts w:cstheme="minorHAnsi"/>
-          <w:color w:val="000000"/>
-          <w:sz w:val="16"/>
-          <w:szCs w:val="16"/>
-        </w:rPr>
-        <w:t xml:space="preserve">En respaldo del cumplimiento del pago del préstamo, interés compensatorio fijo, penalidades de ser el caso, comisiones, gastos e impuestos señalados en la Cláusula Primera, así como de cualquier otra obligación frente a </w:t>
-      </w:r>
-      <w:r>
-        <w:rPr>
-          <w:rFonts w:cstheme="minorHAnsi"/>
-          <w:b/>
-          <w:bCs/>
-          <w:color w:val="000000"/>
-          <w:sz w:val="16"/>
-          <w:szCs w:val="16"/>
-        </w:rPr>
-        <w:t>CREDIÁGIL</w:t>
-      </w:r>
-      <w:r>
-        <w:rPr>
-          <w:rFonts w:cstheme="minorHAnsi"/>
-          <w:color w:val="000000"/>
-          <w:sz w:val="16"/>
-          <w:szCs w:val="16"/>
-        </w:rPr>
-        <w:t xml:space="preserve">, presente o futura, se constituye Primera y Preferente Garantía Mobiliaria Vehicular con entrega de posesión y a plazo indeterminado a favor de </w:t>
-      </w:r>
-      <w:r>
-        <w:rPr>
-          <w:rFonts w:cstheme="minorHAnsi"/>
-          <w:b/>
-          <w:bCs/>
-          <w:color w:val="000000"/>
-          <w:sz w:val="16"/>
-          <w:szCs w:val="16"/>
-        </w:rPr>
-        <w:t>CREDIÁGIL</w:t>
-      </w:r>
-      <w:r>
-        <w:rPr>
-          <w:rFonts w:cstheme="minorHAnsi"/>
-          <w:color w:val="000000"/>
-          <w:sz w:val="16"/>
-          <w:szCs w:val="16"/>
-        </w:rPr>
-        <w:t xml:space="preserve"> hasta por la suma de S/ </w:t>
-      </w:r>
-      <w:r>
-        <w:rPr>
-          <w:rFonts w:cstheme="minorHAnsi"/>
-          <w:color w:val="000000"/>
-          <w:sz w:val="16"/>
-          <w:szCs w:val="16"/>
-        </w:rPr>
-        <w:t>${</w:t>
-      </w:r>
-      <w:r>
-        <w:rPr>
-          <w:rFonts w:cstheme="minorHAnsi"/>
-          <w:color w:val="000000"/>
-          <w:sz w:val="16"/>
-          <w:szCs w:val="16"/>
-        </w:rPr>
-        <w:t>MONTO_TASACION</w:t>
-      </w:r>
-      <w:r>
-        <w:rPr>
-          <w:rFonts w:cstheme="minorHAnsi"/>
-          <w:color w:val="000000"/>
-          <w:sz w:val="16"/>
-          <w:szCs w:val="16"/>
-        </w:rPr>
-        <w:t>}</w:t>
-      </w:r>
-      <w:r>
-        <w:rPr>
-          <w:rFonts w:cstheme="minorHAnsi"/>
-          <w:color w:val="000000"/>
-          <w:sz w:val="16"/>
-          <w:szCs w:val="16"/>
-        </w:rPr>
-        <w:t>, otorgada por:</w:t>
-      </w:r>
-    </w:p>
-    <w:p>
-      <w:pPr>
-        <w:spacing w:before="10" w:after="10" w:line="240" w:lineRule="auto"/>
-        <w:ind w:right="-1085"/>
-        <w:jc w:val="both"/>
-        <w:rPr>
-          <w:rFonts w:cstheme="minorHAnsi"/>
-          <w:color w:val="000000"/>
-          <w:sz w:val="16"/>
-          <w:szCs w:val="16"/>
-        </w:rPr>
-      </w:pPr>
-    </w:p>
-    <w:p>
-      <w:pPr>
-        <w:spacing w:before="10" w:after="10" w:line="240" w:lineRule="auto"/>
-        <w:ind w:right="-1085"/>
-        <w:jc w:val="both"/>
-        <w:rPr>
-          <w:rFonts w:cstheme="minorHAnsi"/>
-          <w:color w:val="000000"/>
-          <w:sz w:val="16"/>
-          <w:szCs w:val="16"/>
-        </w:rPr>
-      </w:pPr>
-      <w:r>
-        <w:rPr>
-          <w:rFonts w:cstheme="minorHAnsi"/>
-          <w:color w:val="000000"/>
-          <w:sz w:val="16"/>
-          <w:szCs w:val="16"/>
-        </w:rPr>
-        <w:t xml:space="preserve">a. </w:t>
-      </w:r>
-      <w:r>
-        <w:rPr>
-          <w:rFonts w:cstheme="minorHAnsi"/>
-          <w:b/>
-          <w:bCs/>
-          <w:color w:val="000000"/>
-          <w:sz w:val="16"/>
-          <w:szCs w:val="16"/>
-        </w:rPr>
-        <w:t>EL CLIENTE</w:t>
-      </w:r>
-      <w:r>
-        <w:rPr>
-          <w:rFonts w:cstheme="minorHAnsi"/>
-          <w:color w:val="000000"/>
-          <w:sz w:val="16"/>
-          <w:szCs w:val="16"/>
-        </w:rPr>
-        <w:t>, en su calidad de propietario y titular registral del vehículo, debidamente representado por su apoderado legal; o en su defecto por,</w:t>
-      </w:r>
-    </w:p>
-    <w:p>
-      <w:pPr>
-        <w:spacing w:before="10" w:after="10" w:line="240" w:lineRule="auto"/>
-        <w:ind w:right="-1085"/>
-        <w:jc w:val="both"/>
-        <w:rPr>
-          <w:rFonts w:cstheme="minorHAnsi"/>
-          <w:color w:val="000000"/>
-          <w:sz w:val="16"/>
-          <w:szCs w:val="16"/>
-        </w:rPr>
-      </w:pPr>
-    </w:p>
-    <w:p>
-      <w:pPr>
-        <w:spacing w:before="10" w:after="10" w:line="240" w:lineRule="auto"/>
-        <w:ind w:right="-1085"/>
-        <w:jc w:val="both"/>
-        <w:rPr>
-          <w:rFonts w:cstheme="minorHAnsi"/>
-          <w:color w:val="000000"/>
-          <w:sz w:val="16"/>
-          <w:szCs w:val="16"/>
-        </w:rPr>
-      </w:pPr>
-      <w:r>
-        <w:rPr>
-          <w:rFonts w:cstheme="minorHAnsi"/>
-          <w:color w:val="000000"/>
-          <w:sz w:val="16"/>
-          <w:szCs w:val="16"/>
-        </w:rPr>
-        <w:t xml:space="preserve">b. </w:t>
-      </w:r>
-      <w:r>
-        <w:rPr>
-          <w:rFonts w:cstheme="minorHAnsi"/>
-          <w:b/>
-          <w:bCs/>
-          <w:color w:val="000000"/>
-          <w:sz w:val="16"/>
-          <w:szCs w:val="16"/>
-        </w:rPr>
-        <w:t>EL GARANTE MOBILIARIO:</w:t>
-      </w:r>
-      <w:r>
-        <w:rPr>
-          <w:rFonts w:cstheme="minorHAnsi"/>
-          <w:color w:val="000000"/>
-          <w:sz w:val="16"/>
-          <w:szCs w:val="16"/>
-        </w:rPr>
-        <w:t xml:space="preserve"> El señor(a) </w:t>
-      </w:r>
-      <w:r>
-        <w:rPr>
-          <w:rFonts w:cstheme="minorHAnsi"/>
-          <w:color w:val="000000"/>
-          <w:sz w:val="16"/>
-          <w:szCs w:val="16"/>
-        </w:rPr>
-        <w:t>${</w:t>
-      </w:r>
-      <w:r>
-        <w:rPr>
-          <w:rFonts w:cstheme="minorHAnsi"/>
-          <w:color w:val="000000"/>
-          <w:sz w:val="16"/>
-          <w:szCs w:val="16"/>
-        </w:rPr>
-        <w:t>NOMBRE_GARANTE</w:t>
-      </w:r>
-      <w:r>
-        <w:rPr>
-          <w:rFonts w:cstheme="minorHAnsi"/>
-          <w:color w:val="000000"/>
-          <w:sz w:val="16"/>
-          <w:szCs w:val="16"/>
-        </w:rPr>
-        <w:t>}</w:t>
-      </w:r>
-      <w:r>
-        <w:rPr>
-          <w:rFonts w:cstheme="minorHAnsi"/>
-          <w:color w:val="000000"/>
-          <w:sz w:val="16"/>
-          <w:szCs w:val="16"/>
-        </w:rPr>
-        <w:t xml:space="preserve"> identificado con DNI </w:t>
-      </w:r>
-      <w:proofErr w:type="spellStart"/>
-      <w:r>
-        <w:rPr>
-          <w:rFonts w:cstheme="minorHAnsi"/>
-          <w:color w:val="000000"/>
-          <w:sz w:val="16"/>
-          <w:szCs w:val="16"/>
-        </w:rPr>
-        <w:t>Nº</w:t>
-      </w:r>
-      <w:proofErr w:type="spellEnd"/>
-      <w:r>
-        <w:rPr>
-          <w:rFonts w:cstheme="minorHAnsi"/>
-          <w:color w:val="000000"/>
-          <w:sz w:val="16"/>
-          <w:szCs w:val="16"/>
-        </w:rPr>
-        <w:t xml:space="preserve"> </w:t>
-      </w:r>
-      <w:r>
-        <w:rPr>
-          <w:rFonts w:cstheme="minorHAnsi"/>
-          <w:color w:val="000000"/>
-          <w:sz w:val="16"/>
-          <w:szCs w:val="16"/>
-        </w:rPr>
-        <w:t>${</w:t>
-      </w:r>
-      <w:r>
-        <w:rPr>
-          <w:rFonts w:cstheme="minorHAnsi"/>
-          <w:color w:val="000000"/>
-          <w:sz w:val="16"/>
-          <w:szCs w:val="16"/>
-        </w:rPr>
-        <w:t>DNI_GARANTE</w:t>
-      </w:r>
-      <w:r>
-        <w:rPr>
-          <w:rFonts w:cstheme="minorHAnsi"/>
-          <w:color w:val="000000"/>
-          <w:sz w:val="16"/>
-          <w:szCs w:val="16"/>
-        </w:rPr>
-        <w:t>}</w:t>
-      </w:r>
-      <w:r>
-        <w:rPr>
-          <w:rFonts w:cstheme="minorHAnsi"/>
-          <w:color w:val="000000"/>
-          <w:sz w:val="16"/>
-          <w:szCs w:val="16"/>
-        </w:rPr>
-        <w:t xml:space="preserve">, y su cónyuge </w:t>
-      </w:r>
-      <w:r>
-        <w:rPr>
-          <w:rFonts w:cstheme="minorHAnsi"/>
-          <w:color w:val="000000"/>
-          <w:sz w:val="16"/>
-          <w:szCs w:val="16"/>
-        </w:rPr>
-        <w:t>${</w:t>
-      </w:r>
-      <w:r>
-        <w:rPr>
-          <w:rFonts w:cstheme="minorHAnsi"/>
-          <w:color w:val="000000"/>
-          <w:sz w:val="16"/>
-          <w:szCs w:val="16"/>
-        </w:rPr>
-        <w:t>CONYUGE_GARANTE</w:t>
-      </w:r>
-      <w:r>
-        <w:rPr>
-          <w:rFonts w:cstheme="minorHAnsi"/>
-          <w:color w:val="000000"/>
-          <w:sz w:val="16"/>
-          <w:szCs w:val="16"/>
-        </w:rPr>
-        <w:t>}</w:t>
-      </w:r>
-      <w:r>
-        <w:rPr>
-          <w:rFonts w:cstheme="minorHAnsi"/>
-          <w:color w:val="000000"/>
-          <w:sz w:val="16"/>
-          <w:szCs w:val="16"/>
-        </w:rPr>
-        <w:t xml:space="preserve"> con DNI </w:t>
-      </w:r>
-      <w:proofErr w:type="spellStart"/>
-      <w:r>
-        <w:rPr>
-          <w:rFonts w:cstheme="minorHAnsi"/>
-          <w:color w:val="000000"/>
-          <w:sz w:val="16"/>
-          <w:szCs w:val="16"/>
-        </w:rPr>
-        <w:t>Nº</w:t>
-      </w:r>
-      <w:proofErr w:type="spellEnd"/>
-      <w:r>
-        <w:rPr>
-          <w:rFonts w:cstheme="minorHAnsi"/>
-          <w:color w:val="000000"/>
-          <w:sz w:val="16"/>
-          <w:szCs w:val="16"/>
-        </w:rPr>
-        <w:t xml:space="preserve"> </w:t>
-      </w:r>
-      <w:r>
-        <w:rPr>
-          <w:rFonts w:cstheme="minorHAnsi"/>
-          <w:color w:val="000000"/>
-          <w:sz w:val="16"/>
-          <w:szCs w:val="16"/>
-        </w:rPr>
-        <w:t>${</w:t>
-      </w:r>
-      <w:r>
-        <w:rPr>
-          <w:rFonts w:cstheme="minorHAnsi"/>
-          <w:color w:val="000000"/>
-          <w:sz w:val="16"/>
-          <w:szCs w:val="16"/>
-        </w:rPr>
-        <w:t>DNI_CONYUGE_GARANTE</w:t>
-      </w:r>
-      <w:r>
-        <w:rPr>
-          <w:rFonts w:cstheme="minorHAnsi"/>
-          <w:color w:val="000000"/>
-          <w:sz w:val="16"/>
-          <w:szCs w:val="16"/>
-        </w:rPr>
-        <w:t>}</w:t>
-      </w:r>
-      <w:r>
-        <w:rPr>
-          <w:rFonts w:cstheme="minorHAnsi"/>
-          <w:color w:val="000000"/>
-          <w:sz w:val="16"/>
-          <w:szCs w:val="16"/>
-        </w:rPr>
-        <w:t xml:space="preserve">, con domicilio en </w:t>
-      </w:r>
-      <w:r>
-        <w:rPr>
-          <w:rFonts w:cstheme="minorHAnsi"/>
-          <w:color w:val="000000"/>
-          <w:sz w:val="16"/>
-          <w:szCs w:val="16"/>
-        </w:rPr>
-        <w:t>${</w:t>
-      </w:r>
-      <w:r>
-        <w:rPr>
-          <w:rFonts w:cstheme="minorHAnsi"/>
-          <w:color w:val="000000"/>
-          <w:sz w:val="16"/>
-          <w:szCs w:val="16"/>
-        </w:rPr>
-        <w:t>DOMICILIO_GARANTE</w:t>
-      </w:r>
-      <w:r>
-        <w:rPr>
-          <w:rFonts w:cstheme="minorHAnsi"/>
-          <w:color w:val="000000"/>
-          <w:sz w:val="16"/>
-          <w:szCs w:val="16"/>
-        </w:rPr>
-        <w:t>}</w:t>
-      </w:r>
-      <w:r>
-        <w:rPr>
-          <w:rFonts w:cstheme="minorHAnsi"/>
-          <w:color w:val="000000"/>
-          <w:sz w:val="16"/>
-          <w:szCs w:val="16"/>
-        </w:rPr>
-        <w:t xml:space="preserve">, adquiriendo en consecuencia la calidad de DEUDOR SOLIDARIO de la presente obligación asumida por </w:t>
-      </w:r>
-      <w:r>
-        <w:rPr>
-          <w:rFonts w:cstheme="minorHAnsi"/>
-          <w:b/>
-          <w:bCs/>
-          <w:color w:val="000000"/>
-          <w:sz w:val="16"/>
-          <w:szCs w:val="16"/>
-        </w:rPr>
-        <w:t>EL CLIENTE</w:t>
-      </w:r>
-      <w:r>
-        <w:rPr>
-          <w:rFonts w:cstheme="minorHAnsi"/>
-          <w:color w:val="000000"/>
-          <w:sz w:val="16"/>
-          <w:szCs w:val="16"/>
-        </w:rPr>
-        <w:t>.</w:t>
-      </w:r>
-    </w:p>
-    <w:p>
-      <w:pPr>
-        <w:spacing w:before="10" w:after="10" w:line="240" w:lineRule="auto"/>
-        <w:ind w:right="-1085"/>
-        <w:jc w:val="both"/>
-        <w:rPr>
-          <w:rFonts w:cstheme="minorHAnsi"/>
-          <w:color w:val="000000"/>
-          <w:sz w:val="16"/>
-          <w:szCs w:val="16"/>
-        </w:rPr>
-      </w:pPr>
-    </w:p>
-    <w:p>
-      <w:pPr>
-        <w:spacing w:before="10" w:after="10" w:line="240" w:lineRule="auto"/>
-        <w:ind w:right="-1085"/>
-        <w:jc w:val="both"/>
-        <w:rPr>
-          <w:rFonts w:cstheme="minorHAnsi"/>
-          <w:color w:val="000000"/>
-          <w:sz w:val="16"/>
-          <w:szCs w:val="16"/>
-        </w:rPr>
-      </w:pPr>
-      <w:r>
-        <w:rPr>
-          <w:rFonts w:cstheme="minorHAnsi"/>
-          <w:color w:val="000000"/>
-          <w:sz w:val="16"/>
-          <w:szCs w:val="16"/>
-        </w:rPr>
-        <w:t xml:space="preserve">Sobre el vehículo cuyas características técnicas (Marca, Modelo, Placa, Motor, Serie) se detallan minuciosamente en el ANEXO 01 del presente contrato. El vehículo se encuentra inscrito en la Partida Electrónica </w:t>
-      </w:r>
-      <w:proofErr w:type="spellStart"/>
-      <w:r>
-        <w:rPr>
-          <w:rFonts w:cstheme="minorHAnsi"/>
-          <w:color w:val="000000"/>
-          <w:sz w:val="16"/>
-          <w:szCs w:val="16"/>
-        </w:rPr>
-        <w:t>Nº</w:t>
-      </w:r>
-      <w:proofErr w:type="spellEnd"/>
-      <w:r>
-        <w:rPr>
-          <w:rFonts w:cstheme="minorHAnsi"/>
-          <w:color w:val="000000"/>
-          <w:sz w:val="16"/>
-          <w:szCs w:val="16"/>
-        </w:rPr>
-        <w:t xml:space="preserve"> </w:t>
-      </w:r>
-      <w:r>
-        <w:rPr>
-          <w:rFonts w:cstheme="minorHAnsi"/>
-          <w:color w:val="000000"/>
-          <w:sz w:val="16"/>
-          <w:szCs w:val="16"/>
-        </w:rPr>
-        <w:t>${</w:t>
-      </w:r>
-      <w:r>
-        <w:rPr>
-          <w:rFonts w:cstheme="minorHAnsi"/>
-          <w:color w:val="000000"/>
-          <w:sz w:val="16"/>
-          <w:szCs w:val="16"/>
-        </w:rPr>
-        <w:t>AUTO_PARTIDA</w:t>
-      </w:r>
-      <w:r>
-        <w:rPr>
-          <w:rFonts w:cstheme="minorHAnsi"/>
-          <w:color w:val="000000"/>
-          <w:sz w:val="16"/>
-          <w:szCs w:val="16"/>
-        </w:rPr>
-        <w:t>}</w:t>
-      </w:r>
-      <w:r>
-        <w:rPr>
-          <w:rFonts w:cstheme="minorHAnsi"/>
-          <w:color w:val="000000"/>
-          <w:sz w:val="16"/>
-          <w:szCs w:val="16"/>
-        </w:rPr>
-        <w:t xml:space="preserve"> del Registro de Propiedad Vehicular de la Oficina Registral de </w:t>
-      </w:r>
-      <w:r>
-        <w:rPr>
-          <w:rFonts w:cstheme="minorHAnsi"/>
-          <w:color w:val="000000"/>
-          <w:sz w:val="16"/>
-          <w:szCs w:val="16"/>
-        </w:rPr>
-        <w:t>${</w:t>
-      </w:r>
-      <w:r>
-        <w:rPr>
-          <w:rFonts w:cstheme="minorHAnsi"/>
-          <w:color w:val="000000"/>
-          <w:sz w:val="16"/>
-          <w:szCs w:val="16"/>
-        </w:rPr>
-        <w:t>AUTO_OFICINA_REGISTRAL</w:t>
-      </w:r>
-      <w:r>
-        <w:rPr>
-          <w:rFonts w:cstheme="minorHAnsi"/>
-          <w:color w:val="000000"/>
-          <w:sz w:val="16"/>
-          <w:szCs w:val="16"/>
-        </w:rPr>
-        <w:t>}</w:t>
-      </w:r>
-      <w:r>
-        <w:rPr>
-          <w:rFonts w:cstheme="minorHAnsi"/>
-          <w:color w:val="000000"/>
-          <w:sz w:val="16"/>
-          <w:szCs w:val="16"/>
-        </w:rPr>
-        <w:t xml:space="preserve">. </w:t>
-      </w:r>
-      <w:r>
-        <w:rPr>
-          <w:rFonts w:cstheme="minorHAnsi"/>
-          <w:b/>
-          <w:bCs/>
-          <w:color w:val="000000"/>
-          <w:sz w:val="16"/>
-          <w:szCs w:val="16"/>
-        </w:rPr>
-        <w:t>CREDIÁGIL</w:t>
-      </w:r>
-      <w:r>
-        <w:rPr>
-          <w:rFonts w:cstheme="minorHAnsi"/>
-          <w:color w:val="000000"/>
-          <w:sz w:val="16"/>
-          <w:szCs w:val="16"/>
-        </w:rPr>
-        <w:t xml:space="preserve"> se obliga a mantener en buen estado de conservación el bien otorgado en garantía mobiliaria.</w:t>
-      </w:r>
-    </w:p>
-    <w:p>
-      <w:pPr>
-        <w:spacing w:before="10" w:after="10" w:line="240" w:lineRule="auto"/>
-        <w:ind w:right="-1085"/>
-        <w:jc w:val="both"/>
-        <w:rPr>
-          <w:rFonts w:cstheme="minorHAnsi"/>
-          <w:color w:val="000000"/>
-          <w:sz w:val="16"/>
-          <w:szCs w:val="16"/>
-        </w:rPr>
-      </w:pPr>
-    </w:p>
-    <w:p>
-      <w:pPr>
-        <w:spacing w:before="10" w:after="10" w:line="240" w:lineRule="auto"/>
-        <w:ind w:right="-1085"/>
-        <w:jc w:val="both"/>
-        <w:rPr>
-          <w:rFonts w:cstheme="minorHAnsi"/>
-          <w:color w:val="000000"/>
-          <w:sz w:val="16"/>
-          <w:szCs w:val="16"/>
-          <w:u w:val="single"/>
-        </w:rPr>
-      </w:pPr>
-    </w:p>
-    <w:p>
-      <w:pPr>
-        <w:spacing w:before="10" w:after="10" w:line="240" w:lineRule="auto"/>
-        <w:ind w:right="-1085"/>
-        <w:jc w:val="both"/>
-        <w:rPr>
-          <w:rFonts w:cstheme="minorHAnsi"/>
-          <w:color w:val="000000"/>
-          <w:sz w:val="16"/>
-          <w:szCs w:val="16"/>
-        </w:rPr>
-      </w:pPr>
-    </w:p>
-    <w:p>
-      <w:pPr>
-        <w:spacing w:before="10" w:after="10" w:line="240" w:lineRule="auto"/>
-        <w:ind w:right="-1085"/>
-        <w:jc w:val="both"/>
-        <w:rPr>
-          <w:rFonts w:cstheme="minorHAnsi"/>
-          <w:color w:val="000000"/>
-          <w:sz w:val="16"/>
-          <w:szCs w:val="16"/>
-        </w:rPr>
-      </w:pPr>
-    </w:p>
-    <w:p>
-      <w:pPr>
-        <w:spacing w:before="10" w:after="10" w:line="240" w:lineRule="auto"/>
-        <w:ind w:right="-1085"/>
-        <w:jc w:val="both"/>
-        <w:rPr>
-          <w:rFonts w:cstheme="minorHAnsi"/>
-          <w:b/>
-          <w:color w:val="000000"/>
-          <w:sz w:val="16"/>
-          <w:szCs w:val="16"/>
-          <w:u w:val="single"/>
-        </w:rPr>
-      </w:pPr>
-      <w:r>
-        <w:rPr>
-          <w:rFonts w:cstheme="minorHAnsi"/>
-          <w:b/>
-          <w:color w:val="000000"/>
-          <w:sz w:val="16"/>
-          <w:szCs w:val="16"/>
-          <w:u w:val="single"/>
-        </w:rPr>
-        <w:lastRenderedPageBreak/>
         <w:t>4.- VALORIZACIÓN</w:t>
       </w:r>
     </w:p>
@@ -8751,81 +8588,14 @@
           <w:szCs w:val="16"/>
         </w:rPr>
       </w:pPr>
-    </w:p>
-    <w:p>
-      <w:pPr>
-        <w:spacing w:before="10" w:after="10" w:line="240" w:lineRule="auto"/>
-        <w:ind w:right="-1085"/>
-        <w:jc w:val="both"/>
-        <w:rPr>
-          <w:rFonts w:cstheme="minorHAnsi"/>
-          <w:color w:val="000000"/>
-          <w:sz w:val="16"/>
-          <w:szCs w:val="16"/>
-        </w:rPr>
-      </w:pPr>
-      <w:r>
-        <w:rPr>
-          <w:rFonts w:cstheme="minorHAnsi"/>
-          <w:color w:val="000000"/>
-          <w:sz w:val="16"/>
-          <w:szCs w:val="16"/>
-        </w:rPr>
-        <w:t>_______________________________________________________</w:t>
-      </w:r>
-      <w:r>
-        <w:rPr>
-          <w:rFonts w:cstheme="minorHAnsi"/>
-          <w:color w:val="000000"/>
-          <w:sz w:val="16"/>
-          <w:szCs w:val="16"/>
-        </w:rPr>
-        <w:t>_</w:t>
-      </w:r>
-      <w:r>
-        <w:rPr>
-          <w:rFonts w:cstheme="minorHAnsi"/>
-          <w:color w:val="000000"/>
-          <w:sz w:val="16"/>
-          <w:szCs w:val="16"/>
-        </w:rPr>
-        <w:t>_</w:t>
-      </w:r>
-      <w:r>
-        <w:rPr>
-          <w:rFonts w:cstheme="minorHAnsi"/>
-          <w:color w:val="000000"/>
-          <w:sz w:val="16"/>
-          <w:szCs w:val="16"/>
-        </w:rPr>
-        <w:t>______</w:t>
-      </w:r>
-      <w:r>
-        <w:rPr>
-          <w:rFonts w:cstheme="minorHAnsi"/>
-          <w:color w:val="000000"/>
-          <w:sz w:val="16"/>
-          <w:szCs w:val="16"/>
-        </w:rPr>
-        <w:t xml:space="preserve">            </w:t>
-      </w:r>
-      <w:r>
-        <w:rPr>
-          <w:rFonts w:cstheme="minorHAnsi"/>
-          <w:color w:val="000000"/>
-          <w:sz w:val="16"/>
-          <w:szCs w:val="16"/>
-        </w:rPr>
-        <w:t xml:space="preserve">   </w:t>
-      </w:r>
-      <w:r>
-        <w:rPr>
-          <w:rFonts w:cstheme="minorHAnsi"/>
-          <w:color w:val="000000"/>
-          <w:sz w:val="16"/>
-          <w:szCs w:val="16"/>
-        </w:rPr>
-        <w:t>________________________________________________________________</w:t>
+      <w:r>
+        <w:rPr>
+          <w:rFonts w:cstheme="minorHAnsi"/>
+          <w:color w:val="000000"/>
+          <w:sz w:val="16"/>
+          <w:szCs w:val="16"/>
+        </w:rPr>
+        <w:t>_______________________________________________________________               ________________________________________________________________</w:t>
       </w:r>
     </w:p>
     <w:p>
@@ -9020,16 +8790,7 @@
           <w:sz w:val="18"/>
           <w:szCs w:val="20"/>
         </w:rPr>
-        <w:t xml:space="preserve">    CREDIÁGIL                                                                                                      </w:t>
-      </w:r>
-      <w:r>
-        <w:rPr>
-          <w:rFonts w:cstheme="minorHAnsi"/>
-          <w:color w:val="000000"/>
-          <w:sz w:val="18"/>
-          <w:szCs w:val="20"/>
-        </w:rPr>
-        <w:t xml:space="preserve">                </w:t>
+        <w:t xml:space="preserve">    CREDIÁGIL                                                                                                                      </w:t>
       </w:r>
       <w:r>
         <w:rPr>
@@ -9153,7 +8914,7 @@
           <w:sz w:val="18"/>
           <w:szCs w:val="20"/>
         </w:rPr>
-        <w:t xml:space="preserve">                                              </w:t>
+        <w:t xml:space="preserve">                                                    </w:t>
       </w:r>
       <w:r>
         <w:rPr>
@@ -9162,7 +8923,7 @@
           <w:sz w:val="18"/>
           <w:szCs w:val="20"/>
         </w:rPr>
-        <w:t xml:space="preserve">      </w:t>
+        <w:t xml:space="preserve">NOMBRE: </w:t>
       </w:r>
       <w:r>
         <w:rPr>
@@ -9171,7 +8932,7 @@
           <w:sz w:val="18"/>
           <w:szCs w:val="20"/>
         </w:rPr>
-        <w:t xml:space="preserve">NOMBRE: </w:t>
+        <w:t>${</w:t>
       </w:r>
       <w:r>
         <w:rPr>
@@ -9180,7 +8941,7 @@
           <w:sz w:val="18"/>
           <w:szCs w:val="20"/>
         </w:rPr>
-        <w:t>${</w:t>
+        <w:t>NOMBRE_CLIENTE</w:t>
       </w:r>
       <w:r>
         <w:rPr>
@@ -9189,8 +8950,20 @@
           <w:sz w:val="18"/>
           <w:szCs w:val="20"/>
         </w:rPr>
-        <w:t>NOMBRE_CLIENTE</w:t>
-      </w:r>
+        <w:t>}</w:t>
+      </w:r>
+    </w:p>
+    <w:p>
+      <w:pPr>
+        <w:spacing w:before="10" w:after="10" w:line="240" w:lineRule="auto"/>
+        <w:ind w:left="-142" w:right="-1085"/>
+        <w:jc w:val="both"/>
+        <w:rPr>
+          <w:rFonts w:cstheme="minorHAnsi"/>
+          <w:sz w:val="20"/>
+          <w:szCs w:val="19"/>
+        </w:rPr>
+      </w:pPr>
       <w:r>
         <w:rPr>
           <w:rFonts w:cstheme="minorHAnsi"/>
@@ -9198,20 +8971,8 @@
           <w:sz w:val="18"/>
           <w:szCs w:val="20"/>
         </w:rPr>
-        <w:t>}</w:t>
-      </w:r>
-    </w:p>
-    <w:p>
-      <w:pPr>
-        <w:spacing w:before="10" w:after="10" w:line="240" w:lineRule="auto"/>
-        <w:ind w:left="-142" w:right="-1085"/>
-        <w:jc w:val="both"/>
-        <w:rPr>
-          <w:rFonts w:cstheme="minorHAnsi"/>
-          <w:sz w:val="20"/>
-          <w:szCs w:val="19"/>
-        </w:rPr>
-      </w:pPr>
+        <w:t xml:space="preserve">    </w:t>
+      </w:r>
       <w:r>
         <w:rPr>
           <w:rFonts w:cstheme="minorHAnsi"/>
@@ -9219,7 +8980,7 @@
           <w:sz w:val="18"/>
           <w:szCs w:val="20"/>
         </w:rPr>
-        <w:t xml:space="preserve">    </w:t>
+        <w:t>DNI:</w:t>
       </w:r>
       <w:r>
         <w:rPr>
@@ -9228,7 +8989,7 @@
           <w:sz w:val="18"/>
           <w:szCs w:val="20"/>
         </w:rPr>
-        <w:t>DNI:</w:t>
+        <w:t xml:space="preserve"> ${</w:t>
       </w:r>
       <w:r>
         <w:rPr>
@@ -9237,8 +8998,9 @@
           <w:sz w:val="18"/>
           <w:szCs w:val="20"/>
         </w:rPr>
-        <w:t xml:space="preserve"> ${</w:t>
-      </w:r>
+        <w:t>DNI_APODERADO_</w:t>
+      </w:r>
+      <w:proofErr w:type="gramStart"/>
       <w:r>
         <w:rPr>
           <w:rFonts w:cstheme="minorHAnsi"/>
@@ -9246,9 +9008,8 @@
           <w:sz w:val="18"/>
           <w:szCs w:val="20"/>
         </w:rPr>
-        <w:t>DNI_APODERADO_</w:t>
-      </w:r>
-      <w:proofErr w:type="gramStart"/>
+        <w:t>CA</w:t>
+      </w:r>
       <w:r>
         <w:rPr>
           <w:rFonts w:cstheme="minorHAnsi"/>
@@ -9256,7 +9017,7 @@
           <w:sz w:val="18"/>
           <w:szCs w:val="20"/>
         </w:rPr>
-        <w:t>CA</w:t>
+        <w:t>}</w:t>
       </w:r>
       <w:r>
         <w:rPr>
@@ -9265,7 +9026,7 @@
           <w:sz w:val="18"/>
           <w:szCs w:val="20"/>
         </w:rPr>
-        <w:t>}</w:t>
+        <w:t xml:space="preserve">  </w:t>
       </w:r>
       <w:r>
         <w:rPr>
@@ -9274,8 +9035,9 @@
           <w:sz w:val="18"/>
           <w:szCs w:val="20"/>
         </w:rPr>
-        <w:t xml:space="preserve">  </w:t>
-      </w:r>
+        <w:t xml:space="preserve"> </w:t>
+      </w:r>
+      <w:proofErr w:type="gramEnd"/>
       <w:r>
         <w:rPr>
           <w:rFonts w:cstheme="minorHAnsi"/>
@@ -9283,44 +9045,7 @@
           <w:sz w:val="18"/>
           <w:szCs w:val="20"/>
         </w:rPr>
-        <w:t xml:space="preserve"> </w:t>
-      </w:r>
-      <w:proofErr w:type="gramEnd"/>
-      <w:r>
-        <w:rPr>
-          <w:rFonts w:cstheme="minorHAnsi"/>
-          <w:color w:val="000000"/>
-          <w:sz w:val="18"/>
-          <w:szCs w:val="20"/>
-        </w:rPr>
-        <w:t xml:space="preserve">                                                                </w:t>
-      </w:r>
-      <w:r>
-        <w:rPr>
-          <w:rFonts w:cstheme="minorHAnsi"/>
-          <w:color w:val="000000"/>
-          <w:sz w:val="18"/>
-          <w:szCs w:val="20"/>
-        </w:rPr>
-        <w:t xml:space="preserve">     </w:t>
-      </w:r>
-      <w:r>
-        <w:rPr>
-          <w:rFonts w:cstheme="minorHAnsi"/>
-          <w:color w:val="000000"/>
-          <w:sz w:val="18"/>
-          <w:szCs w:val="20"/>
-        </w:rPr>
-        <w:t xml:space="preserve">  </w:t>
-      </w:r>
-      <w:r>
-        <w:rPr>
-          <w:rFonts w:cstheme="minorHAnsi"/>
-          <w:color w:val="000000"/>
-          <w:sz w:val="18"/>
-          <w:szCs w:val="20"/>
-        </w:rPr>
-        <w:t xml:space="preserve">    </w:t>
+        <w:t xml:space="preserve">                                                                           </w:t>
       </w:r>
       <w:r>
         <w:rPr>
@@ -9827,7 +9552,7 @@
               <wp:extent cx="298450" cy="298450"/>
               <wp:effectExtent l="0" t="0" r="0" b="0"/>
               <wp:wrapNone/>
-              <wp:docPr id="2" name="Group 2"/>
+              <wp:docPr id="3" name="Group 2"/>
               <wp:cNvGraphicFramePr>
                 <a:graphicFrameLocks xmlns:a="http://schemas.openxmlformats.org/drawingml/2006/main"/>
               </wp:cNvGraphicFramePr>
@@ -9846,7 +9571,7 @@
                       </a:xfrm>
                     </wpg:grpSpPr>
                     <wps:wsp>
-                      <wps:cNvPr id="3" name="Graphic 3"/>
+                      <wps:cNvPr id="4" name="Graphic 3"/>
                       <wps:cNvSpPr/>
                       <wps:spPr>
                         <a:xfrm>
@@ -9941,7 +9666,7 @@
                     </wps:wsp>
                     <pic:pic xmlns:pic="http://schemas.openxmlformats.org/drawingml/2006/picture">
                       <pic:nvPicPr>
-                        <pic:cNvPr id="4" name="Image 4"/>
+                        <pic:cNvPr id="11" name="Image 4"/>
                         <pic:cNvPicPr/>
                       </pic:nvPicPr>
                       <pic:blipFill>
@@ -10107,7 +9832,7 @@
               <wp:extent cx="1506855" cy="139700"/>
               <wp:effectExtent l="0" t="0" r="0" b="0"/>
               <wp:wrapNone/>
-              <wp:docPr id="11" name="Textbox 11"/>
+              <wp:docPr id="13" name="Textbox 11"/>
               <wp:cNvGraphicFramePr>
                 <a:graphicFrameLocks xmlns:a="http://schemas.openxmlformats.org/drawingml/2006/main"/>
               </wp:cNvGraphicFramePr>
@@ -10203,7 +9928,7 @@
               <wp:extent cx="806450" cy="139700"/>
               <wp:effectExtent l="0" t="0" r="0" b="0"/>
               <wp:wrapNone/>
-              <wp:docPr id="13" name="Textbox 13"/>
+              <wp:docPr id="26" name="Textbox 13"/>
               <wp:cNvGraphicFramePr>
                 <a:graphicFrameLocks xmlns:a="http://schemas.openxmlformats.org/drawingml/2006/main"/>
               </wp:cNvGraphicFramePr>
@@ -10387,7 +10112,7 @@
               <wp:extent cx="7772400" cy="226337"/>
               <wp:effectExtent l="0" t="0" r="0" b="2540"/>
               <wp:wrapNone/>
-              <wp:docPr id="1" name="Graphic 1"/>
+              <wp:docPr id="29" name="Graphic 1"/>
               <wp:cNvGraphicFramePr>
                 <a:graphicFrameLocks xmlns:a="http://schemas.openxmlformats.org/drawingml/2006/main"/>
               </wp:cNvGraphicFramePr>
@@ -10562,7 +10287,7 @@
                             </a:xfrm>
                           </wpg:grpSpPr>
                           <wps:wsp>
-                            <wps:cNvPr id="15" name="Graphic 15"/>
+                            <wps:cNvPr id="1" name="Graphic 15"/>
                             <wps:cNvSpPr/>
                             <wps:spPr>
                               <a:xfrm>
@@ -11296,7 +11021,7 @@
                       </wps:wsp>
                     </wpg:grpSp>
                     <wps:wsp>
-                      <wps:cNvPr id="14" name="Cuadro de texto 14"/>
+                      <wps:cNvPr id="2" name="Cuadro de texto 14"/>
                       <wps:cNvSpPr txBox="1"/>
                       <wps:spPr>
                         <a:xfrm>
@@ -11396,11 +11121,11 @@
         </mc:Choice>
         <mc:Fallback>
           <w:pict>
-            <v:group w14:anchorId="6E0C7674" id="Grupo 23" o:spid="_x0000_s1026" style="position:absolute;margin-left:544.05pt;margin-top:-99.2pt;width:595.25pt;height:107.65pt;z-index:251671552;mso-position-horizontal:right;mso-position-horizontal-relative:page;mso-width-relative:margin;mso-height-relative:margin" coordsize="75497,13754" o:gfxdata="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">
+            <v:group w14:anchorId="6E0C7674" id="Grupo 23" o:spid="_x0000_s1026" style="position:absolute;margin-left:544.05pt;margin-top:-99.2pt;width:595.25pt;height:107.65pt;z-index:251671552;mso-position-horizontal:right;mso-position-horizontal-relative:page;mso-width-relative:margin;mso-height-relative:margin" coordsize="75497,13754" o:gfxdata="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">
               <v:group id="Grupo 28" o:spid="_x0000_s1027" style="position:absolute;width:75497;height:13754" coordsize="75603,13353" o:gfxdata="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">
                 <v:group id="Grupo 25" o:spid="_x0000_s1028" style="position:absolute;width:75603;height:13353" coordsize="75603,13353" o:gfxdata="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">
                   <v:group id="Grupo 22" o:spid="_x0000_s1029" style="position:absolute;width:75603;height:13353" coordsize="75603,13353" o:gfxdata="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">
-                    <v:shape id="Graphic 15" o:spid="_x0000_s1030" style="position:absolute;width:75603;height:10287;visibility:visible;mso-wrap-style:square;v-text-anchor:top" coordsize="7560309,1028700" o:gfxdata="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" path="m7560005,l,,,1028496r7560005,l7560005,xe" fillcolor="#f5812a" stroked="f">
+                    <v:shape id="Graphic 15" o:spid="_x0000_s1030" style="position:absolute;width:75603;height:10287;visibility:visible;mso-wrap-style:square;v-text-anchor:top" coordsize="7560309,1028700" o:gfxdata="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" path="m7560005,l,,,1028496r7560005,l7560005,xe" fillcolor="#f5812a" stroked="f">
                       <v:path arrowok="t"/>
                     </v:shape>
                     <v:shapetype id="_x0000_t75" coordsize="21600,21600" o:spt="75" o:preferrelative="t" path="m@4@5l@4@11@9@11@9@5xe" filled="f" stroked="f">
@@ -11687,7 +11412,7 @@
                   </v:textbox>
                 </v:shape>
               </v:group>
-              <v:shape id="Cuadro de texto 14" o:spid="_x0000_s1039" type="#_x0000_t202" style="position:absolute;left:6501;top:9685;width:11272;height:2194;visibility:visible;mso-wrap-style:square;v-text-anchor:top" o:gfxdata="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" filled="f" stroked="f" strokeweight=".5pt">
+              <v:shape id="Cuadro de texto 14" o:spid="_x0000_s1039" type="#_x0000_t202" style="position:absolute;left:6501;top:9685;width:11272;height:2194;visibility:visible;mso-wrap-style:square;v-text-anchor:top" o:gfxdata="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" filled="f" stroked="f" strokeweight=".5pt">
                 <v:textbox>
                   <w:txbxContent>
                     <w:p>
@@ -12827,7 +12552,6 @@
   <w:style w:type="character" w:default="1" w:styleId="Fuentedeprrafopredeter">
     <w:name w:val="Default Paragraph Font"/>
     <w:uiPriority w:val="1"/>
-    <w:semiHidden/>
     <w:unhideWhenUsed/>
   </w:style>
   <w:style w:type="table" w:default="1" w:styleId="Tablanormal">

--- a/CrediAgil/Templates/CONTRATO - PRENDA AUTO - EMPRESA.docx
+++ b/CrediAgil/Templates/CONTRATO - PRENDA AUTO - EMPRESA.docx
@@ -392,6 +392,66 @@
           <w:sz w:val="16"/>
           <w:szCs w:val="16"/>
         </w:rPr>
+        <w:t xml:space="preserve">, con teléfono </w:t>
+      </w:r>
+      <w:proofErr w:type="spellStart"/>
+      <w:r>
+        <w:rPr>
+          <w:rFonts w:cstheme="minorHAnsi"/>
+          <w:color w:val="000000"/>
+          <w:sz w:val="16"/>
+          <w:szCs w:val="16"/>
+        </w:rPr>
+        <w:t>N°</w:t>
+      </w:r>
+      <w:proofErr w:type="spellEnd"/>
+      <w:r>
+        <w:rPr>
+          <w:rFonts w:cstheme="minorHAnsi"/>
+          <w:color w:val="000000"/>
+          <w:sz w:val="16"/>
+          <w:szCs w:val="16"/>
+        </w:rPr>
+        <w:t xml:space="preserve"> </w:t>
+      </w:r>
+      <w:r>
+        <w:rPr>
+          <w:rFonts w:cstheme="minorHAnsi"/>
+          <w:b/>
+          <w:bCs/>
+          <w:color w:val="000000"/>
+          <w:sz w:val="16"/>
+          <w:szCs w:val="16"/>
+        </w:rPr>
+        <w:t>${TEL_EMPRESA}</w:t>
+      </w:r>
+      <w:r>
+        <w:rPr>
+          <w:rFonts w:cstheme="minorHAnsi"/>
+          <w:color w:val="000000"/>
+          <w:sz w:val="16"/>
+          <w:szCs w:val="16"/>
+        </w:rPr>
+        <w:t xml:space="preserve"> y correo electrónico </w:t>
+      </w:r>
+      <w:r>
+        <w:rPr>
+          <w:rFonts w:cstheme="minorHAnsi"/>
+          <w:b/>
+          <w:bCs/>
+          <w:color w:val="000000"/>
+          <w:sz w:val="16"/>
+          <w:szCs w:val="16"/>
+        </w:rPr>
+        <w:t>${EMAIL_EMPRESA}</w:t>
+      </w:r>
+      <w:r>
+        <w:rPr>
+          <w:rFonts w:cstheme="minorHAnsi"/>
+          <w:color w:val="000000"/>
+          <w:sz w:val="16"/>
+          <w:szCs w:val="16"/>
+        </w:rPr>
         <w:t xml:space="preserve">, debidamente representada por el (la) señor(a) </w:t>
       </w:r>
       <w:r>
@@ -504,6 +564,66 @@
           <w:szCs w:val="16"/>
         </w:rPr>
         <w:t>${DEPARTAMENTO_REP_LEGAL}</w:t>
+      </w:r>
+      <w:r>
+        <w:rPr>
+          <w:rFonts w:cstheme="minorHAnsi"/>
+          <w:color w:val="000000"/>
+          <w:sz w:val="16"/>
+          <w:szCs w:val="16"/>
+        </w:rPr>
+        <w:t xml:space="preserve">, con teléfono </w:t>
+      </w:r>
+      <w:proofErr w:type="spellStart"/>
+      <w:r>
+        <w:rPr>
+          <w:rFonts w:cstheme="minorHAnsi"/>
+          <w:color w:val="000000"/>
+          <w:sz w:val="16"/>
+          <w:szCs w:val="16"/>
+        </w:rPr>
+        <w:t>N°</w:t>
+      </w:r>
+      <w:proofErr w:type="spellEnd"/>
+      <w:r>
+        <w:rPr>
+          <w:rFonts w:cstheme="minorHAnsi"/>
+          <w:color w:val="000000"/>
+          <w:sz w:val="16"/>
+          <w:szCs w:val="16"/>
+        </w:rPr>
+        <w:t xml:space="preserve"> </w:t>
+      </w:r>
+      <w:r>
+        <w:rPr>
+          <w:rFonts w:cstheme="minorHAnsi"/>
+          <w:b/>
+          <w:bCs/>
+          <w:color w:val="000000"/>
+          <w:sz w:val="16"/>
+          <w:szCs w:val="16"/>
+        </w:rPr>
+        <w:t>${TEL_REP_LEGAL}</w:t>
+      </w:r>
+      <w:r>
+        <w:rPr>
+          <w:rFonts w:cstheme="minorHAnsi"/>
+          <w:color w:val="000000"/>
+          <w:sz w:val="16"/>
+          <w:szCs w:val="16"/>
+        </w:rPr>
+        <w:t xml:space="preserve"> y correo electrónico </w:t>
+      </w:r>
+      <w:r>
+        <w:rPr>
+          <w:rFonts w:cstheme="minorHAnsi"/>
+          <w:b/>
+          <w:bCs/>
+          <w:color w:val="000000"/>
+          <w:sz w:val="16"/>
+          <w:szCs w:val="16"/>
+        </w:rPr>
+        <w:t>${EMAIL_REP_LEGAL}</w:t>
       </w:r>
       <w:r>
         <w:rPr>
